--- a/4-质量管理/运行记录类文件/HFSJ-ITSS-0409-2025年度内审计划.docx
+++ b/4-质量管理/运行记录类文件/HFSJ-ITSS-0409-2025年度内审计划.docx
@@ -1,11 +1,10 @@
 
 <file path=word/document.xml><?xml version="1.0" encoding="utf-8"?>
-<w:document xmlns:wpc="http://schemas.microsoft.com/office/word/2010/wordprocessingCanvas" xmlns:mc="http://schemas.openxmlformats.org/markup-compatibility/2006" xmlns:o="urn:schemas-microsoft-com:office:office" xmlns:r="http://schemas.openxmlformats.org/officeDocument/2006/relationships" xmlns:m="http://schemas.openxmlformats.org/officeDocument/2006/math" xmlns:v="urn:schemas-microsoft-com:vml" xmlns:wp14="http://schemas.microsoft.com/office/word/2010/wordprocessingDrawing" xmlns:wp="http://schemas.openxmlformats.org/drawingml/2006/wordprocessingDrawing" xmlns:w10="urn:schemas-microsoft-com:office:word" xmlns:w="http://schemas.openxmlformats.org/wordprocessingml/2006/main" xmlns:w14="http://schemas.microsoft.com/office/word/2010/wordml" xmlns:w15="http://schemas.microsoft.com/office/word/2012/wordml" xmlns:wne="http://schemas.microsoft.com/office/word/2006/wordml" xmlns:wpg="http://schemas.microsoft.com/office/word/2010/wordprocessingGroup" xmlns:wpi="http://schemas.microsoft.com/office/word/2010/wordprocessingInk" xmlns:wps="http://schemas.microsoft.com/office/word/2010/wordprocessingShape" mc:Ignorable="w14 w15 wp14">
-  <!-- Generated by Aspose.Words for .NET 13.3.0.1 -->
+<w:document xmlns:wpc="http://schemas.microsoft.com/office/word/2010/wordprocessingCanvas" xmlns:mc="http://schemas.openxmlformats.org/markup-compatibility/2006" xmlns:o="urn:schemas-microsoft-com:office:office" xmlns:r="http://schemas.openxmlformats.org/officeDocument/2006/relationships" xmlns:m="http://schemas.openxmlformats.org/officeDocument/2006/math" xmlns:v="urn:schemas-microsoft-com:vml" xmlns:wp14="http://schemas.microsoft.com/office/word/2010/wordprocessingDrawing" xmlns:wp="http://schemas.openxmlformats.org/drawingml/2006/wordprocessingDrawing" xmlns:w="http://schemas.openxmlformats.org/wordprocessingml/2006/main" xmlns:w14="http://schemas.microsoft.com/office/word/2010/wordml" xmlns:w10="urn:schemas-microsoft-com:office:word" xmlns:w15="http://schemas.microsoft.com/office/word/2012/wordml" xmlns:wpg="http://schemas.microsoft.com/office/word/2010/wordprocessingGroup" xmlns:wpi="http://schemas.microsoft.com/office/word/2010/wordprocessingInk" xmlns:wne="http://schemas.microsoft.com/office/word/2006/wordml" xmlns:wps="http://schemas.microsoft.com/office/word/2010/wordprocessingShape" xmlns:wpsCustomData="http://www.wps.cn/officeDocument/2013/wpsCustomData" mc:Ignorable="w14 w15 wp14">
   <w:body>
     <w:p>
       <w:pPr>
-        <w:pStyle w:val="a"/>
+        <w:pStyle w:val="26"/>
         <w:keepLines w:val="0"/>
         <w:pageBreakBefore w:val="0"/>
         <w:widowControl w:val="0"/>
@@ -37,7 +36,7 @@
     </w:p>
     <w:p>
       <w:pPr>
-        <w:pStyle w:val="a0"/>
+        <w:pStyle w:val="27"/>
         <w:keepLines w:val="0"/>
         <w:pageBreakBefore w:val="0"/>
         <w:widowControl w:val="0"/>
@@ -67,17 +66,18 @@
     </w:p>
     <w:tbl>
       <w:tblPr>
-        <w:tblStyle w:val="TableGrid"/>
+        <w:tblStyle w:val="23"/>
         <w:tblW w:w="8522" w:type="dxa"/>
         <w:jc w:val="center"/>
         <w:tblBorders>
-          <w:top w:val="nil"/>
-          <w:left w:val="nil"/>
-          <w:bottom w:val="nil"/>
-          <w:right w:val="nil"/>
-          <w:insideH w:val="nil"/>
-          <w:insideV w:val="nil"/>
+          <w:top w:val="none" w:color="auto" w:sz="0" w:space="0"/>
+          <w:left w:val="none" w:color="auto" w:sz="0" w:space="0"/>
+          <w:bottom w:val="none" w:color="auto" w:sz="0" w:space="0"/>
+          <w:right w:val="none" w:color="auto" w:sz="0" w:space="0"/>
+          <w:insideH w:val="none" w:color="auto" w:sz="0" w:space="0"/>
+          <w:insideV w:val="none" w:color="auto" w:sz="0" w:space="0"/>
         </w:tblBorders>
+        <w:tblLayout w:type="autofit"/>
         <w:tblCellMar>
           <w:top w:w="0" w:type="dxa"/>
           <w:left w:w="108" w:type="dxa"/>
@@ -93,15 +93,13 @@
       </w:tblGrid>
       <w:tr>
         <w:tblPrEx>
-          <w:tblW w:w="8522" w:type="dxa"/>
-          <w:jc w:val="center"/>
           <w:tblBorders>
-            <w:top w:val="nil"/>
-            <w:left w:val="nil"/>
-            <w:bottom w:val="nil"/>
-            <w:right w:val="nil"/>
-            <w:insideH w:val="nil"/>
-            <w:insideV w:val="nil"/>
+            <w:top w:val="none" w:color="auto" w:sz="0" w:space="0"/>
+            <w:left w:val="none" w:color="auto" w:sz="0" w:space="0"/>
+            <w:bottom w:val="none" w:color="auto" w:sz="0" w:space="0"/>
+            <w:right w:val="none" w:color="auto" w:sz="0" w:space="0"/>
+            <w:insideH w:val="none" w:color="auto" w:sz="0" w:space="0"/>
+            <w:insideV w:val="none" w:color="auto" w:sz="0" w:space="0"/>
           </w:tblBorders>
           <w:tblCellMar>
             <w:top w:w="0" w:type="dxa"/>
@@ -111,7 +109,7 @@
           </w:tblCellMar>
         </w:tblPrEx>
         <w:trPr>
-          <w:trHeight w:val="0"/>
+          <w:trHeight w:val="0" w:hRule="atLeast"/>
           <w:tblHeader/>
           <w:jc w:val="center"/>
         </w:trPr>
@@ -119,8 +117,8 @@
           <w:tcPr>
             <w:tcW w:w="1824" w:type="dxa"/>
             <w:tcBorders>
-              <w:top w:val="single" w:sz="4" w:space="0" w:color="auto"/>
-              <w:left w:val="single" w:sz="4" w:space="0" w:color="auto"/>
+              <w:top w:val="single" w:color="auto" w:sz="4" w:space="0"/>
+              <w:left w:val="single" w:color="auto" w:sz="4" w:space="0"/>
               <w:bottom w:val="nil"/>
               <w:right w:val="nil"/>
             </w:tcBorders>
@@ -165,8 +163,8 @@
           <w:tcPr>
             <w:tcW w:w="3090" w:type="dxa"/>
             <w:tcBorders>
-              <w:top w:val="single" w:sz="4" w:space="0" w:color="auto"/>
-              <w:left w:val="single" w:sz="4" w:space="0" w:color="auto"/>
+              <w:top w:val="single" w:color="auto" w:sz="4" w:space="0"/>
+              <w:left w:val="single" w:color="auto" w:sz="4" w:space="0"/>
               <w:bottom w:val="nil"/>
               <w:right w:val="nil"/>
             </w:tcBorders>
@@ -210,8 +208,8 @@
           <w:tcPr>
             <w:tcW w:w="1824" w:type="dxa"/>
             <w:tcBorders>
-              <w:top w:val="single" w:sz="4" w:space="0" w:color="auto"/>
-              <w:left w:val="single" w:sz="4" w:space="0" w:color="auto"/>
+              <w:top w:val="single" w:color="auto" w:sz="4" w:space="0"/>
+              <w:left w:val="single" w:color="auto" w:sz="4" w:space="0"/>
               <w:bottom w:val="nil"/>
               <w:right w:val="nil"/>
             </w:tcBorders>
@@ -256,10 +254,10 @@
           <w:tcPr>
             <w:tcW w:w="1784" w:type="dxa"/>
             <w:tcBorders>
-              <w:top w:val="single" w:sz="4" w:space="0" w:color="auto"/>
-              <w:left w:val="single" w:sz="4" w:space="0" w:color="auto"/>
-              <w:bottom w:val="nil"/>
-              <w:right w:val="single" w:sz="4" w:space="0" w:color="auto"/>
+              <w:top w:val="single" w:color="auto" w:sz="4" w:space="0"/>
+              <w:left w:val="single" w:color="auto" w:sz="4" w:space="0"/>
+              <w:bottom w:val="nil"/>
+              <w:right w:val="single" w:color="auto" w:sz="4" w:space="0"/>
             </w:tcBorders>
             <w:tcMar>
               <w:top w:w="-1" w:type="dxa"/>
@@ -300,8 +298,14 @@
       </w:tr>
       <w:tr>
         <w:tblPrEx>
-          <w:tblW w:w="8522" w:type="dxa"/>
-          <w:jc w:val="center"/>
+          <w:tblBorders>
+            <w:top w:val="none" w:color="auto" w:sz="0" w:space="0"/>
+            <w:left w:val="none" w:color="auto" w:sz="0" w:space="0"/>
+            <w:bottom w:val="none" w:color="auto" w:sz="0" w:space="0"/>
+            <w:right w:val="none" w:color="auto" w:sz="0" w:space="0"/>
+            <w:insideH w:val="none" w:color="auto" w:sz="0" w:space="0"/>
+            <w:insideV w:val="none" w:color="auto" w:sz="0" w:space="0"/>
+          </w:tblBorders>
           <w:tblCellMar>
             <w:top w:w="0" w:type="dxa"/>
             <w:left w:w="108" w:type="dxa"/>
@@ -310,7 +314,7 @@
           </w:tblCellMar>
         </w:tblPrEx>
         <w:trPr>
-          <w:trHeight w:val="0"/>
+          <w:trHeight w:val="0" w:hRule="atLeast"/>
           <w:tblHeader/>
           <w:jc w:val="center"/>
         </w:trPr>
@@ -318,8 +322,8 @@
           <w:tcPr>
             <w:tcW w:w="1824" w:type="dxa"/>
             <w:tcBorders>
-              <w:top w:val="single" w:sz="4" w:space="0" w:color="auto"/>
-              <w:left w:val="single" w:sz="4" w:space="0" w:color="auto"/>
+              <w:top w:val="single" w:color="auto" w:sz="4" w:space="0"/>
+              <w:left w:val="single" w:color="auto" w:sz="4" w:space="0"/>
               <w:bottom w:val="nil"/>
               <w:right w:val="nil"/>
             </w:tcBorders>
@@ -364,8 +368,8 @@
           <w:tcPr>
             <w:tcW w:w="3090" w:type="dxa"/>
             <w:tcBorders>
-              <w:top w:val="single" w:sz="4" w:space="0" w:color="auto"/>
-              <w:left w:val="single" w:sz="4" w:space="0" w:color="auto"/>
+              <w:top w:val="single" w:color="auto" w:sz="4" w:space="0"/>
+              <w:left w:val="single" w:color="auto" w:sz="4" w:space="0"/>
               <w:bottom w:val="nil"/>
               <w:right w:val="nil"/>
             </w:tcBorders>
@@ -409,8 +413,8 @@
           <w:tcPr>
             <w:tcW w:w="1824" w:type="dxa"/>
             <w:tcBorders>
-              <w:top w:val="single" w:sz="4" w:space="0" w:color="auto"/>
-              <w:left w:val="single" w:sz="4" w:space="0" w:color="auto"/>
+              <w:top w:val="single" w:color="auto" w:sz="4" w:space="0"/>
+              <w:left w:val="single" w:color="auto" w:sz="4" w:space="0"/>
               <w:bottom w:val="nil"/>
               <w:right w:val="nil"/>
             </w:tcBorders>
@@ -455,10 +459,10 @@
           <w:tcPr>
             <w:tcW w:w="1784" w:type="dxa"/>
             <w:tcBorders>
-              <w:top w:val="single" w:sz="4" w:space="0" w:color="auto"/>
-              <w:left w:val="single" w:sz="4" w:space="0" w:color="auto"/>
-              <w:bottom w:val="nil"/>
-              <w:right w:val="single" w:sz="4" w:space="0" w:color="auto"/>
+              <w:top w:val="single" w:color="auto" w:sz="4" w:space="0"/>
+              <w:left w:val="single" w:color="auto" w:sz="4" w:space="0"/>
+              <w:bottom w:val="nil"/>
+              <w:right w:val="single" w:color="auto" w:sz="4" w:space="0"/>
             </w:tcBorders>
             <w:tcMar>
               <w:top w:w="-1" w:type="dxa"/>
@@ -499,8 +503,14 @@
       </w:tr>
       <w:tr>
         <w:tblPrEx>
-          <w:tblW w:w="8522" w:type="dxa"/>
-          <w:jc w:val="center"/>
+          <w:tblBorders>
+            <w:top w:val="none" w:color="auto" w:sz="0" w:space="0"/>
+            <w:left w:val="none" w:color="auto" w:sz="0" w:space="0"/>
+            <w:bottom w:val="none" w:color="auto" w:sz="0" w:space="0"/>
+            <w:right w:val="none" w:color="auto" w:sz="0" w:space="0"/>
+            <w:insideH w:val="none" w:color="auto" w:sz="0" w:space="0"/>
+            <w:insideV w:val="none" w:color="auto" w:sz="0" w:space="0"/>
+          </w:tblBorders>
           <w:tblCellMar>
             <w:top w:w="0" w:type="dxa"/>
             <w:left w:w="108" w:type="dxa"/>
@@ -509,7 +519,7 @@
           </w:tblCellMar>
         </w:tblPrEx>
         <w:trPr>
-          <w:trHeight w:val="0"/>
+          <w:trHeight w:val="0" w:hRule="atLeast"/>
           <w:tblHeader/>
           <w:jc w:val="center"/>
         </w:trPr>
@@ -517,8 +527,8 @@
           <w:tcPr>
             <w:tcW w:w="1824" w:type="dxa"/>
             <w:tcBorders>
-              <w:top w:val="single" w:sz="4" w:space="0" w:color="auto"/>
-              <w:left w:val="single" w:sz="4" w:space="0" w:color="auto"/>
+              <w:top w:val="single" w:color="auto" w:sz="4" w:space="0"/>
+              <w:left w:val="single" w:color="auto" w:sz="4" w:space="0"/>
               <w:bottom w:val="nil"/>
               <w:right w:val="nil"/>
             </w:tcBorders>
@@ -563,8 +573,8 @@
           <w:tcPr>
             <w:tcW w:w="3090" w:type="dxa"/>
             <w:tcBorders>
-              <w:top w:val="single" w:sz="4" w:space="0" w:color="auto"/>
-              <w:left w:val="single" w:sz="4" w:space="0" w:color="auto"/>
+              <w:top w:val="single" w:color="auto" w:sz="4" w:space="0"/>
+              <w:left w:val="single" w:color="auto" w:sz="4" w:space="0"/>
               <w:bottom w:val="nil"/>
               <w:right w:val="nil"/>
             </w:tcBorders>
@@ -608,8 +618,8 @@
           <w:tcPr>
             <w:tcW w:w="1824" w:type="dxa"/>
             <w:tcBorders>
-              <w:top w:val="single" w:sz="4" w:space="0" w:color="auto"/>
-              <w:left w:val="single" w:sz="4" w:space="0" w:color="auto"/>
+              <w:top w:val="single" w:color="auto" w:sz="4" w:space="0"/>
+              <w:left w:val="single" w:color="auto" w:sz="4" w:space="0"/>
               <w:bottom w:val="nil"/>
               <w:right w:val="nil"/>
             </w:tcBorders>
@@ -654,10 +664,10 @@
           <w:tcPr>
             <w:tcW w:w="1784" w:type="dxa"/>
             <w:tcBorders>
-              <w:top w:val="single" w:sz="4" w:space="0" w:color="auto"/>
-              <w:left w:val="single" w:sz="4" w:space="0" w:color="auto"/>
-              <w:bottom w:val="nil"/>
-              <w:right w:val="single" w:sz="4" w:space="0" w:color="auto"/>
+              <w:top w:val="single" w:color="auto" w:sz="4" w:space="0"/>
+              <w:left w:val="single" w:color="auto" w:sz="4" w:space="0"/>
+              <w:bottom w:val="nil"/>
+              <w:right w:val="single" w:color="auto" w:sz="4" w:space="0"/>
             </w:tcBorders>
             <w:tcMar>
               <w:top w:w="-1" w:type="dxa"/>
@@ -698,8 +708,14 @@
       </w:tr>
       <w:tr>
         <w:tblPrEx>
-          <w:tblW w:w="8522" w:type="dxa"/>
-          <w:jc w:val="center"/>
+          <w:tblBorders>
+            <w:top w:val="none" w:color="auto" w:sz="0" w:space="0"/>
+            <w:left w:val="none" w:color="auto" w:sz="0" w:space="0"/>
+            <w:bottom w:val="none" w:color="auto" w:sz="0" w:space="0"/>
+            <w:right w:val="none" w:color="auto" w:sz="0" w:space="0"/>
+            <w:insideH w:val="none" w:color="auto" w:sz="0" w:space="0"/>
+            <w:insideV w:val="none" w:color="auto" w:sz="0" w:space="0"/>
+          </w:tblBorders>
           <w:tblCellMar>
             <w:top w:w="0" w:type="dxa"/>
             <w:left w:w="108" w:type="dxa"/>
@@ -708,7 +724,7 @@
           </w:tblCellMar>
         </w:tblPrEx>
         <w:trPr>
-          <w:trHeight w:val="0"/>
+          <w:trHeight w:val="0" w:hRule="atLeast"/>
           <w:tblHeader/>
           <w:jc w:val="center"/>
         </w:trPr>
@@ -716,8 +732,8 @@
           <w:tcPr>
             <w:tcW w:w="1824" w:type="dxa"/>
             <w:tcBorders>
-              <w:top w:val="single" w:sz="4" w:space="0" w:color="auto"/>
-              <w:left w:val="single" w:sz="4" w:space="0" w:color="auto"/>
+              <w:top w:val="single" w:color="auto" w:sz="4" w:space="0"/>
+              <w:left w:val="single" w:color="auto" w:sz="4" w:space="0"/>
               <w:bottom w:val="nil"/>
               <w:right w:val="nil"/>
             </w:tcBorders>
@@ -762,8 +778,8 @@
           <w:tcPr>
             <w:tcW w:w="3090" w:type="dxa"/>
             <w:tcBorders>
-              <w:top w:val="single" w:sz="4" w:space="0" w:color="auto"/>
-              <w:left w:val="single" w:sz="4" w:space="0" w:color="auto"/>
+              <w:top w:val="single" w:color="auto" w:sz="4" w:space="0"/>
+              <w:left w:val="single" w:color="auto" w:sz="4" w:space="0"/>
               <w:bottom w:val="nil"/>
               <w:right w:val="nil"/>
             </w:tcBorders>
@@ -807,8 +823,8 @@
           <w:tcPr>
             <w:tcW w:w="1824" w:type="dxa"/>
             <w:tcBorders>
-              <w:top w:val="single" w:sz="4" w:space="0" w:color="auto"/>
-              <w:left w:val="single" w:sz="4" w:space="0" w:color="auto"/>
+              <w:top w:val="single" w:color="auto" w:sz="4" w:space="0"/>
+              <w:left w:val="single" w:color="auto" w:sz="4" w:space="0"/>
               <w:bottom w:val="nil"/>
               <w:right w:val="nil"/>
             </w:tcBorders>
@@ -853,10 +869,10 @@
           <w:tcPr>
             <w:tcW w:w="1784" w:type="dxa"/>
             <w:tcBorders>
-              <w:top w:val="single" w:sz="4" w:space="0" w:color="auto"/>
-              <w:left w:val="single" w:sz="4" w:space="0" w:color="auto"/>
-              <w:bottom w:val="nil"/>
-              <w:right w:val="single" w:sz="4" w:space="0" w:color="auto"/>
+              <w:top w:val="single" w:color="auto" w:sz="4" w:space="0"/>
+              <w:left w:val="single" w:color="auto" w:sz="4" w:space="0"/>
+              <w:bottom w:val="nil"/>
+              <w:right w:val="single" w:color="auto" w:sz="4" w:space="0"/>
             </w:tcBorders>
             <w:tcMar>
               <w:top w:w="-1" w:type="dxa"/>
@@ -897,8 +913,14 @@
       </w:tr>
       <w:tr>
         <w:tblPrEx>
-          <w:tblW w:w="8522" w:type="dxa"/>
-          <w:jc w:val="center"/>
+          <w:tblBorders>
+            <w:top w:val="none" w:color="auto" w:sz="0" w:space="0"/>
+            <w:left w:val="none" w:color="auto" w:sz="0" w:space="0"/>
+            <w:bottom w:val="none" w:color="auto" w:sz="0" w:space="0"/>
+            <w:right w:val="none" w:color="auto" w:sz="0" w:space="0"/>
+            <w:insideH w:val="none" w:color="auto" w:sz="0" w:space="0"/>
+            <w:insideV w:val="none" w:color="auto" w:sz="0" w:space="0"/>
+          </w:tblBorders>
           <w:tblCellMar>
             <w:top w:w="0" w:type="dxa"/>
             <w:left w:w="108" w:type="dxa"/>
@@ -907,7 +929,7 @@
           </w:tblCellMar>
         </w:tblPrEx>
         <w:trPr>
-          <w:trHeight w:val="0"/>
+          <w:trHeight w:val="0" w:hRule="atLeast"/>
           <w:tblHeader/>
           <w:jc w:val="center"/>
         </w:trPr>
@@ -915,9 +937,9 @@
           <w:tcPr>
             <w:tcW w:w="1824" w:type="dxa"/>
             <w:tcBorders>
-              <w:top w:val="single" w:sz="4" w:space="0" w:color="auto"/>
-              <w:left w:val="single" w:sz="4" w:space="0" w:color="auto"/>
-              <w:bottom w:val="single" w:sz="4" w:space="0" w:color="auto"/>
+              <w:top w:val="single" w:color="auto" w:sz="4" w:space="0"/>
+              <w:left w:val="single" w:color="auto" w:sz="4" w:space="0"/>
+              <w:bottom w:val="single" w:color="auto" w:sz="4" w:space="0"/>
               <w:right w:val="nil"/>
             </w:tcBorders>
             <w:shd w:val="clear" w:color="auto" w:fill="AEAAAA" w:themeFill="background2" w:themeFillShade="BF"/>
@@ -961,9 +983,9 @@
           <w:tcPr>
             <w:tcW w:w="3090" w:type="dxa"/>
             <w:tcBorders>
-              <w:top w:val="single" w:sz="4" w:space="0" w:color="auto"/>
-              <w:left w:val="single" w:sz="4" w:space="0" w:color="auto"/>
-              <w:bottom w:val="single" w:sz="4" w:space="0" w:color="auto"/>
+              <w:top w:val="single" w:color="auto" w:sz="4" w:space="0"/>
+              <w:left w:val="single" w:color="auto" w:sz="4" w:space="0"/>
+              <w:bottom w:val="single" w:color="auto" w:sz="4" w:space="0"/>
               <w:right w:val="nil"/>
             </w:tcBorders>
             <w:tcMar>
@@ -1006,9 +1028,9 @@
           <w:tcPr>
             <w:tcW w:w="1824" w:type="dxa"/>
             <w:tcBorders>
-              <w:top w:val="single" w:sz="4" w:space="0" w:color="auto"/>
-              <w:left w:val="single" w:sz="4" w:space="0" w:color="auto"/>
-              <w:bottom w:val="single" w:sz="4" w:space="0" w:color="auto"/>
+              <w:top w:val="single" w:color="auto" w:sz="4" w:space="0"/>
+              <w:left w:val="single" w:color="auto" w:sz="4" w:space="0"/>
+              <w:bottom w:val="single" w:color="auto" w:sz="4" w:space="0"/>
               <w:right w:val="nil"/>
             </w:tcBorders>
             <w:shd w:val="clear" w:color="auto" w:fill="AEAAAA" w:themeFill="background2" w:themeFillShade="BF"/>
@@ -1052,10 +1074,10 @@
           <w:tcPr>
             <w:tcW w:w="1784" w:type="dxa"/>
             <w:tcBorders>
-              <w:top w:val="single" w:sz="4" w:space="0" w:color="auto"/>
-              <w:left w:val="single" w:sz="4" w:space="0" w:color="auto"/>
-              <w:bottom w:val="single" w:sz="4" w:space="0" w:color="auto"/>
-              <w:right w:val="single" w:sz="4" w:space="0" w:color="auto"/>
+              <w:top w:val="single" w:color="auto" w:sz="4" w:space="0"/>
+              <w:left w:val="single" w:color="auto" w:sz="4" w:space="0"/>
+              <w:bottom w:val="single" w:color="auto" w:sz="4" w:space="0"/>
+              <w:right w:val="single" w:color="auto" w:sz="4" w:space="0"/>
             </w:tcBorders>
             <w:tcMar>
               <w:top w:w="-1" w:type="dxa"/>
@@ -1125,7 +1147,7 @@
     </w:p>
     <w:p>
       <w:pPr>
-        <w:pStyle w:val="a1"/>
+        <w:pStyle w:val="31"/>
         <w:keepLines w:val="0"/>
         <w:pageBreakBefore w:val="0"/>
         <w:widowControl w:val="0"/>
@@ -1159,17 +1181,18 @@
     </w:p>
     <w:tbl>
       <w:tblPr>
-        <w:tblStyle w:val="TableGrid"/>
+        <w:tblStyle w:val="23"/>
         <w:tblW w:w="8519" w:type="dxa"/>
         <w:jc w:val="center"/>
         <w:tblBorders>
-          <w:top w:val="nil"/>
-          <w:left w:val="nil"/>
-          <w:bottom w:val="nil"/>
-          <w:right w:val="nil"/>
-          <w:insideH w:val="nil"/>
-          <w:insideV w:val="nil"/>
+          <w:top w:val="none" w:color="auto" w:sz="0" w:space="0"/>
+          <w:left w:val="none" w:color="auto" w:sz="0" w:space="0"/>
+          <w:bottom w:val="none" w:color="auto" w:sz="0" w:space="0"/>
+          <w:right w:val="none" w:color="auto" w:sz="0" w:space="0"/>
+          <w:insideH w:val="none" w:color="auto" w:sz="0" w:space="0"/>
+          <w:insideV w:val="none" w:color="auto" w:sz="0" w:space="0"/>
         </w:tblBorders>
+        <w:tblLayout w:type="autofit"/>
         <w:tblCellMar>
           <w:top w:w="0" w:type="dxa"/>
           <w:left w:w="108" w:type="dxa"/>
@@ -1186,15 +1209,13 @@
       </w:tblGrid>
       <w:tr>
         <w:tblPrEx>
-          <w:tblW w:w="8519" w:type="dxa"/>
-          <w:jc w:val="center"/>
           <w:tblBorders>
-            <w:top w:val="nil"/>
-            <w:left w:val="nil"/>
-            <w:bottom w:val="nil"/>
-            <w:right w:val="nil"/>
-            <w:insideH w:val="nil"/>
-            <w:insideV w:val="nil"/>
+            <w:top w:val="none" w:color="auto" w:sz="0" w:space="0"/>
+            <w:left w:val="none" w:color="auto" w:sz="0" w:space="0"/>
+            <w:bottom w:val="none" w:color="auto" w:sz="0" w:space="0"/>
+            <w:right w:val="none" w:color="auto" w:sz="0" w:space="0"/>
+            <w:insideH w:val="none" w:color="auto" w:sz="0" w:space="0"/>
+            <w:insideV w:val="none" w:color="auto" w:sz="0" w:space="0"/>
           </w:tblBorders>
           <w:tblCellMar>
             <w:top w:w="0" w:type="dxa"/>
@@ -1204,7 +1225,7 @@
           </w:tblCellMar>
         </w:tblPrEx>
         <w:trPr>
-          <w:trHeight w:val="0"/>
+          <w:trHeight w:val="0" w:hRule="atLeast"/>
           <w:tblHeader/>
           <w:jc w:val="center"/>
         </w:trPr>
@@ -1212,8 +1233,8 @@
           <w:tcPr>
             <w:tcW w:w="0" w:type="auto"/>
             <w:tcBorders>
-              <w:top w:val="single" w:sz="12" w:space="0" w:color="auto"/>
-              <w:left w:val="single" w:sz="12" w:space="0" w:color="auto"/>
+              <w:top w:val="single" w:color="auto" w:sz="12" w:space="0"/>
+              <w:left w:val="single" w:color="auto" w:sz="12" w:space="0"/>
               <w:bottom w:val="nil"/>
               <w:right w:val="nil"/>
             </w:tcBorders>
@@ -1240,12 +1261,12 @@
               <w:adjustRightInd w:val="0"/>
               <w:snapToGrid w:val="0"/>
               <w:spacing w:line="240" w:lineRule="auto"/>
-              <w:ind w:left="0" w:right="0" w:firstLine="0" w:leftChars="0" w:rightChars="0" w:firstLineChars="0"/>
+              <w:ind w:left="0" w:leftChars="0" w:right="0" w:rightChars="0" w:firstLine="0" w:firstLineChars="0"/>
               <w:jc w:val="center"/>
               <w:textAlignment w:val="baseline"/>
               <w:rPr>
-                <w:rStyle w:val="Strong"/>
-                <w:rFonts w:ascii="微软雅黑" w:eastAsia="微软雅黑" w:hAnsi="微软雅黑" w:cs="微软雅黑" w:hint="default"/>
+                <w:rStyle w:val="25"/>
+                <w:rFonts w:hint="default" w:ascii="微软雅黑" w:hAnsi="微软雅黑" w:eastAsia="微软雅黑" w:cs="微软雅黑"/>
                 <w:b/>
                 <w:bCs/>
                 <w:i w:val="0"/>
@@ -1263,8 +1284,8 @@
             </w:pPr>
             <w:r>
               <w:rPr>
-                <w:rStyle w:val="Strong"/>
-                <w:rFonts w:ascii="微软雅黑" w:eastAsia="微软雅黑" w:hAnsi="微软雅黑" w:cs="微软雅黑" w:hint="eastAsia"/>
+                <w:rStyle w:val="25"/>
+                <w:rFonts w:hint="eastAsia" w:ascii="微软雅黑" w:hAnsi="微软雅黑" w:eastAsia="微软雅黑" w:cs="微软雅黑"/>
                 <w:b/>
                 <w:bCs/>
                 <w:i w:val="0"/>
@@ -1287,8 +1308,8 @@
           <w:tcPr>
             <w:tcW w:w="0" w:type="auto"/>
             <w:tcBorders>
-              <w:top w:val="single" w:sz="12" w:space="0" w:color="auto"/>
-              <w:left w:val="single" w:sz="4" w:space="0" w:color="auto"/>
+              <w:top w:val="single" w:color="auto" w:sz="12" w:space="0"/>
+              <w:left w:val="single" w:color="auto" w:sz="4" w:space="0"/>
               <w:bottom w:val="nil"/>
               <w:right w:val="nil"/>
             </w:tcBorders>
@@ -1315,12 +1336,12 @@
               <w:adjustRightInd w:val="0"/>
               <w:snapToGrid w:val="0"/>
               <w:spacing w:line="240" w:lineRule="auto"/>
-              <w:ind w:left="0" w:right="0" w:firstLine="0" w:leftChars="0" w:rightChars="0" w:firstLineChars="0"/>
+              <w:ind w:left="0" w:leftChars="0" w:right="0" w:rightChars="0" w:firstLine="0" w:firstLineChars="0"/>
               <w:jc w:val="center"/>
               <w:textAlignment w:val="baseline"/>
               <w:rPr>
-                <w:rStyle w:val="Strong"/>
-                <w:rFonts w:ascii="微软雅黑" w:eastAsia="微软雅黑" w:hAnsi="微软雅黑" w:cs="微软雅黑" w:hint="default"/>
+                <w:rStyle w:val="25"/>
+                <w:rFonts w:hint="default" w:ascii="微软雅黑" w:hAnsi="微软雅黑" w:eastAsia="微软雅黑" w:cs="微软雅黑"/>
                 <w:b/>
                 <w:bCs/>
                 <w:i w:val="0"/>
@@ -1338,8 +1359,8 @@
             </w:pPr>
             <w:r>
               <w:rPr>
-                <w:rStyle w:val="Strong"/>
-                <w:rFonts w:ascii="微软雅黑" w:eastAsia="微软雅黑" w:hAnsi="微软雅黑" w:cs="微软雅黑" w:hint="eastAsia"/>
+                <w:rStyle w:val="25"/>
+                <w:rFonts w:hint="eastAsia" w:ascii="微软雅黑" w:hAnsi="微软雅黑" w:eastAsia="微软雅黑" w:cs="微软雅黑"/>
                 <w:b/>
                 <w:bCs/>
                 <w:i w:val="0"/>
@@ -1362,8 +1383,8 @@
           <w:tcPr>
             <w:tcW w:w="0" w:type="auto"/>
             <w:tcBorders>
-              <w:top w:val="single" w:sz="12" w:space="0" w:color="auto"/>
-              <w:left w:val="single" w:sz="4" w:space="0" w:color="auto"/>
+              <w:top w:val="single" w:color="auto" w:sz="12" w:space="0"/>
+              <w:left w:val="single" w:color="auto" w:sz="4" w:space="0"/>
               <w:bottom w:val="nil"/>
               <w:right w:val="nil"/>
             </w:tcBorders>
@@ -1390,12 +1411,12 @@
               <w:adjustRightInd w:val="0"/>
               <w:snapToGrid w:val="0"/>
               <w:spacing w:line="240" w:lineRule="auto"/>
-              <w:ind w:left="0" w:right="0" w:firstLine="0" w:leftChars="0" w:rightChars="0" w:firstLineChars="0"/>
+              <w:ind w:left="0" w:leftChars="0" w:right="0" w:rightChars="0" w:firstLine="0" w:firstLineChars="0"/>
               <w:jc w:val="center"/>
               <w:textAlignment w:val="baseline"/>
               <w:rPr>
-                <w:rStyle w:val="Strong"/>
-                <w:rFonts w:ascii="微软雅黑" w:eastAsia="微软雅黑" w:hAnsi="微软雅黑" w:cs="微软雅黑" w:hint="default"/>
+                <w:rStyle w:val="25"/>
+                <w:rFonts w:hint="default" w:ascii="微软雅黑" w:hAnsi="微软雅黑" w:eastAsia="微软雅黑" w:cs="微软雅黑"/>
                 <w:b/>
                 <w:bCs/>
                 <w:i w:val="0"/>
@@ -1413,8 +1434,8 @@
             </w:pPr>
             <w:r>
               <w:rPr>
-                <w:rStyle w:val="Strong"/>
-                <w:rFonts w:ascii="微软雅黑" w:eastAsia="微软雅黑" w:hAnsi="微软雅黑" w:cs="微软雅黑" w:hint="eastAsia"/>
+                <w:rStyle w:val="25"/>
+                <w:rFonts w:hint="eastAsia" w:ascii="微软雅黑" w:hAnsi="微软雅黑" w:eastAsia="微软雅黑" w:cs="微软雅黑"/>
                 <w:b/>
                 <w:bCs/>
                 <w:i w:val="0"/>
@@ -1437,8 +1458,8 @@
           <w:tcPr>
             <w:tcW w:w="0" w:type="auto"/>
             <w:tcBorders>
-              <w:top w:val="single" w:sz="12" w:space="0" w:color="auto"/>
-              <w:left w:val="single" w:sz="4" w:space="0" w:color="auto"/>
+              <w:top w:val="single" w:color="auto" w:sz="12" w:space="0"/>
+              <w:left w:val="single" w:color="auto" w:sz="4" w:space="0"/>
               <w:bottom w:val="nil"/>
               <w:right w:val="nil"/>
             </w:tcBorders>
@@ -1465,12 +1486,12 @@
               <w:adjustRightInd w:val="0"/>
               <w:snapToGrid w:val="0"/>
               <w:spacing w:line="240" w:lineRule="auto"/>
-              <w:ind w:left="0" w:right="0" w:firstLine="0" w:leftChars="0" w:rightChars="0" w:firstLineChars="0"/>
+              <w:ind w:left="0" w:leftChars="0" w:right="0" w:rightChars="0" w:firstLine="0" w:firstLineChars="0"/>
               <w:jc w:val="center"/>
               <w:textAlignment w:val="baseline"/>
               <w:rPr>
-                <w:rStyle w:val="Strong"/>
-                <w:rFonts w:ascii="微软雅黑" w:eastAsia="微软雅黑" w:hAnsi="微软雅黑" w:cs="微软雅黑" w:hint="default"/>
+                <w:rStyle w:val="25"/>
+                <w:rFonts w:hint="default" w:ascii="微软雅黑" w:hAnsi="微软雅黑" w:eastAsia="微软雅黑" w:cs="微软雅黑"/>
                 <w:b/>
                 <w:bCs/>
                 <w:i w:val="0"/>
@@ -1488,8 +1509,8 @@
             </w:pPr>
             <w:r>
               <w:rPr>
-                <w:rStyle w:val="Strong"/>
-                <w:rFonts w:ascii="微软雅黑" w:eastAsia="微软雅黑" w:hAnsi="微软雅黑" w:cs="微软雅黑" w:hint="eastAsia"/>
+                <w:rStyle w:val="25"/>
+                <w:rFonts w:hint="eastAsia" w:ascii="微软雅黑" w:hAnsi="微软雅黑" w:eastAsia="微软雅黑" w:cs="微软雅黑"/>
                 <w:b/>
                 <w:bCs/>
                 <w:i w:val="0"/>
@@ -1512,10 +1533,10 @@
           <w:tcPr>
             <w:tcW w:w="1205" w:type="dxa"/>
             <w:tcBorders>
-              <w:top w:val="single" w:sz="12" w:space="0" w:color="auto"/>
-              <w:left w:val="single" w:sz="4" w:space="0" w:color="auto"/>
-              <w:bottom w:val="nil"/>
-              <w:right w:val="single" w:sz="12" w:space="0" w:color="auto"/>
+              <w:top w:val="single" w:color="auto" w:sz="12" w:space="0"/>
+              <w:left w:val="single" w:color="auto" w:sz="4" w:space="0"/>
+              <w:bottom w:val="nil"/>
+              <w:right w:val="single" w:color="auto" w:sz="12" w:space="0"/>
             </w:tcBorders>
             <w:tcMar>
               <w:top w:w="-1" w:type="dxa"/>
@@ -1540,12 +1561,12 @@
               <w:adjustRightInd w:val="0"/>
               <w:snapToGrid w:val="0"/>
               <w:spacing w:line="240" w:lineRule="auto"/>
-              <w:ind w:left="0" w:right="0" w:firstLine="0" w:leftChars="0" w:rightChars="0" w:firstLineChars="0"/>
+              <w:ind w:left="0" w:leftChars="0" w:right="0" w:rightChars="0" w:firstLine="0" w:firstLineChars="0"/>
               <w:jc w:val="center"/>
               <w:textAlignment w:val="baseline"/>
               <w:rPr>
-                <w:rStyle w:val="Strong"/>
-                <w:rFonts w:ascii="微软雅黑" w:eastAsia="微软雅黑" w:hAnsi="微软雅黑" w:cs="微软雅黑" w:hint="default"/>
+                <w:rStyle w:val="25"/>
+                <w:rFonts w:hint="default" w:ascii="微软雅黑" w:hAnsi="微软雅黑" w:eastAsia="微软雅黑" w:cs="微软雅黑"/>
                 <w:b/>
                 <w:bCs/>
                 <w:i w:val="0"/>
@@ -1563,8 +1584,8 @@
             </w:pPr>
             <w:r>
               <w:rPr>
-                <w:rStyle w:val="Strong"/>
-                <w:rFonts w:ascii="微软雅黑" w:eastAsia="微软雅黑" w:hAnsi="微软雅黑" w:cs="微软雅黑" w:hint="eastAsia"/>
+                <w:rStyle w:val="25"/>
+                <w:rFonts w:hint="eastAsia" w:ascii="微软雅黑" w:hAnsi="微软雅黑" w:eastAsia="微软雅黑" w:cs="微软雅黑"/>
                 <w:b/>
                 <w:bCs/>
                 <w:i w:val="0"/>
@@ -1586,8 +1607,14 @@
       </w:tr>
       <w:tr>
         <w:tblPrEx>
-          <w:tblW w:w="8519" w:type="dxa"/>
-          <w:jc w:val="center"/>
+          <w:tblBorders>
+            <w:top w:val="none" w:color="auto" w:sz="0" w:space="0"/>
+            <w:left w:val="none" w:color="auto" w:sz="0" w:space="0"/>
+            <w:bottom w:val="none" w:color="auto" w:sz="0" w:space="0"/>
+            <w:right w:val="none" w:color="auto" w:sz="0" w:space="0"/>
+            <w:insideH w:val="none" w:color="auto" w:sz="0" w:space="0"/>
+            <w:insideV w:val="none" w:color="auto" w:sz="0" w:space="0"/>
+          </w:tblBorders>
           <w:tblCellMar>
             <w:top w:w="0" w:type="dxa"/>
             <w:left w:w="108" w:type="dxa"/>
@@ -1596,15 +1623,15 @@
           </w:tblCellMar>
         </w:tblPrEx>
         <w:trPr>
-          <w:trHeight w:val="0"/>
+          <w:trHeight w:val="0" w:hRule="atLeast"/>
           <w:jc w:val="center"/>
         </w:trPr>
         <w:tc>
           <w:tcPr>
             <w:tcW w:w="0" w:type="auto"/>
             <w:tcBorders>
-              <w:top w:val="single" w:sz="4" w:space="0" w:color="auto"/>
-              <w:left w:val="single" w:sz="12" w:space="0" w:color="auto"/>
+              <w:top w:val="single" w:color="auto" w:sz="4" w:space="0"/>
+              <w:left w:val="single" w:color="auto" w:sz="12" w:space="0"/>
               <w:bottom w:val="nil"/>
               <w:right w:val="nil"/>
             </w:tcBorders>
@@ -1631,12 +1658,12 @@
               <w:adjustRightInd w:val="0"/>
               <w:snapToGrid w:val="0"/>
               <w:spacing w:line="240" w:lineRule="auto"/>
-              <w:ind w:left="0" w:right="0" w:firstLine="0" w:leftChars="0" w:rightChars="0" w:firstLineChars="0"/>
+              <w:ind w:left="0" w:leftChars="0" w:right="0" w:rightChars="0" w:firstLine="0" w:firstLineChars="0"/>
               <w:jc w:val="center"/>
               <w:textAlignment w:val="baseline"/>
               <w:rPr>
-                <w:rStyle w:val="Strong"/>
-                <w:rFonts w:ascii="微软雅黑" w:eastAsia="微软雅黑" w:hAnsi="微软雅黑" w:cs="微软雅黑" w:hint="default"/>
+                <w:rStyle w:val="25"/>
+                <w:rFonts w:hint="default" w:ascii="微软雅黑" w:hAnsi="微软雅黑" w:eastAsia="微软雅黑" w:cs="微软雅黑"/>
                 <w:b w:val="0"/>
                 <w:bCs/>
                 <w:i w:val="0"/>
@@ -1654,8 +1681,8 @@
             </w:pPr>
             <w:r>
               <w:rPr>
-                <w:rStyle w:val="Strong"/>
-                <w:rFonts w:ascii="微软雅黑" w:eastAsia="微软雅黑" w:hAnsi="微软雅黑" w:cs="微软雅黑" w:hint="eastAsia"/>
+                <w:rStyle w:val="25"/>
+                <w:rFonts w:hint="eastAsia" w:ascii="微软雅黑" w:hAnsi="微软雅黑" w:eastAsia="微软雅黑" w:cs="微软雅黑"/>
                 <w:b w:val="0"/>
                 <w:bCs/>
                 <w:i w:val="0"/>
@@ -1673,8 +1700,8 @@
             </w:r>
             <w:r>
               <w:rPr>
-                <w:rStyle w:val="Strong"/>
-                <w:rFonts w:ascii="微软雅黑" w:eastAsia="微软雅黑" w:hAnsi="微软雅黑" w:cs="微软雅黑" w:hint="eastAsia"/>
+                <w:rStyle w:val="25"/>
+                <w:rFonts w:hint="eastAsia" w:ascii="微软雅黑" w:hAnsi="微软雅黑" w:eastAsia="微软雅黑" w:cs="微软雅黑"/>
                 <w:b w:val="0"/>
                 <w:bCs/>
                 <w:i w:val="0"/>
@@ -1697,8 +1724,8 @@
           <w:tcPr>
             <w:tcW w:w="0" w:type="auto"/>
             <w:tcBorders>
-              <w:top w:val="single" w:sz="4" w:space="0" w:color="auto"/>
-              <w:left w:val="single" w:sz="4" w:space="0" w:color="auto"/>
+              <w:top w:val="single" w:color="auto" w:sz="4" w:space="0"/>
+              <w:left w:val="single" w:color="auto" w:sz="4" w:space="0"/>
               <w:bottom w:val="nil"/>
               <w:right w:val="nil"/>
             </w:tcBorders>
@@ -1725,12 +1752,12 @@
               <w:adjustRightInd w:val="0"/>
               <w:snapToGrid w:val="0"/>
               <w:spacing w:line="240" w:lineRule="auto"/>
-              <w:ind w:left="0" w:right="0" w:firstLine="0" w:leftChars="0" w:rightChars="0" w:firstLineChars="0"/>
+              <w:ind w:left="0" w:leftChars="0" w:right="0" w:rightChars="0" w:firstLine="0" w:firstLineChars="0"/>
               <w:jc w:val="center"/>
               <w:textAlignment w:val="baseline"/>
               <w:rPr>
-                <w:rStyle w:val="Strong"/>
-                <w:rFonts w:ascii="微软雅黑" w:eastAsia="微软雅黑" w:hAnsi="微软雅黑" w:cs="微软雅黑" w:hint="default"/>
+                <w:rStyle w:val="25"/>
+                <w:rFonts w:hint="default" w:ascii="微软雅黑" w:hAnsi="微软雅黑" w:eastAsia="微软雅黑" w:cs="微软雅黑"/>
                 <w:b w:val="0"/>
                 <w:bCs/>
                 <w:i w:val="0"/>
@@ -1748,8 +1775,8 @@
             </w:pPr>
             <w:r>
               <w:rPr>
-                <w:rStyle w:val="Strong"/>
-                <w:rFonts w:ascii="微软雅黑" w:eastAsia="微软雅黑" w:hAnsi="微软雅黑" w:cs="微软雅黑" w:hint="eastAsia"/>
+                <w:rStyle w:val="25"/>
+                <w:rFonts w:hint="eastAsia" w:ascii="微软雅黑" w:hAnsi="微软雅黑" w:eastAsia="微软雅黑" w:cs="微软雅黑"/>
                 <w:b w:val="0"/>
                 <w:bCs/>
                 <w:i w:val="0"/>
@@ -1772,8 +1799,8 @@
           <w:tcPr>
             <w:tcW w:w="0" w:type="auto"/>
             <w:tcBorders>
-              <w:top w:val="single" w:sz="4" w:space="0" w:color="auto"/>
-              <w:left w:val="single" w:sz="4" w:space="0" w:color="auto"/>
+              <w:top w:val="single" w:color="auto" w:sz="4" w:space="0"/>
+              <w:left w:val="single" w:color="auto" w:sz="4" w:space="0"/>
               <w:bottom w:val="nil"/>
               <w:right w:val="nil"/>
             </w:tcBorders>
@@ -1800,12 +1827,12 @@
               <w:adjustRightInd w:val="0"/>
               <w:snapToGrid w:val="0"/>
               <w:spacing w:line="240" w:lineRule="auto"/>
-              <w:ind w:left="0" w:right="0" w:firstLine="0" w:leftChars="0" w:rightChars="0" w:firstLineChars="0"/>
+              <w:ind w:left="0" w:leftChars="0" w:right="0" w:rightChars="0" w:firstLine="0" w:firstLineChars="0"/>
               <w:jc w:val="center"/>
               <w:textAlignment w:val="baseline"/>
               <w:rPr>
-                <w:rStyle w:val="Strong"/>
-                <w:rFonts w:ascii="微软雅黑" w:eastAsia="微软雅黑" w:hAnsi="微软雅黑" w:cs="微软雅黑" w:hint="default"/>
+                <w:rStyle w:val="25"/>
+                <w:rFonts w:hint="default" w:ascii="微软雅黑" w:hAnsi="微软雅黑" w:eastAsia="微软雅黑" w:cs="微软雅黑"/>
                 <w:b w:val="0"/>
                 <w:bCs/>
                 <w:i w:val="0"/>
@@ -1823,8 +1850,8 @@
             </w:pPr>
             <w:r>
               <w:rPr>
-                <w:rStyle w:val="Strong"/>
-                <w:rFonts w:ascii="微软雅黑" w:eastAsia="微软雅黑" w:hAnsi="微软雅黑" w:cs="微软雅黑" w:hint="eastAsia"/>
+                <w:rStyle w:val="25"/>
+                <w:rFonts w:hint="eastAsia" w:ascii="微软雅黑" w:hAnsi="微软雅黑" w:eastAsia="微软雅黑" w:cs="微软雅黑"/>
                 <w:b w:val="0"/>
                 <w:bCs/>
                 <w:i w:val="0"/>
@@ -1847,8 +1874,8 @@
           <w:tcPr>
             <w:tcW w:w="0" w:type="auto"/>
             <w:tcBorders>
-              <w:top w:val="single" w:sz="4" w:space="0" w:color="auto"/>
-              <w:left w:val="single" w:sz="4" w:space="0" w:color="auto"/>
+              <w:top w:val="single" w:color="auto" w:sz="4" w:space="0"/>
+              <w:left w:val="single" w:color="auto" w:sz="4" w:space="0"/>
               <w:bottom w:val="nil"/>
               <w:right w:val="nil"/>
             </w:tcBorders>
@@ -1875,12 +1902,12 @@
               <w:adjustRightInd w:val="0"/>
               <w:snapToGrid w:val="0"/>
               <w:spacing w:line="240" w:lineRule="auto"/>
-              <w:ind w:left="0" w:right="0" w:firstLine="0" w:leftChars="0" w:rightChars="0" w:firstLineChars="0"/>
+              <w:ind w:left="0" w:leftChars="0" w:right="0" w:rightChars="0" w:firstLine="0" w:firstLineChars="0"/>
               <w:jc w:val="center"/>
               <w:textAlignment w:val="baseline"/>
               <w:rPr>
-                <w:rStyle w:val="Strong"/>
-                <w:rFonts w:ascii="微软雅黑" w:eastAsia="微软雅黑" w:hAnsi="微软雅黑" w:cs="微软雅黑" w:hint="default"/>
+                <w:rStyle w:val="25"/>
+                <w:rFonts w:hint="default" w:ascii="微软雅黑" w:hAnsi="微软雅黑" w:eastAsia="微软雅黑" w:cs="微软雅黑"/>
                 <w:b w:val="0"/>
                 <w:bCs/>
                 <w:i w:val="0"/>
@@ -1898,8 +1925,8 @@
             </w:pPr>
             <w:r>
               <w:rPr>
-                <w:rStyle w:val="Strong"/>
-                <w:rFonts w:ascii="微软雅黑" w:eastAsia="微软雅黑" w:hAnsi="微软雅黑" w:cs="微软雅黑" w:hint="eastAsia"/>
+                <w:rStyle w:val="25"/>
+                <w:rFonts w:hint="eastAsia" w:ascii="微软雅黑" w:hAnsi="微软雅黑" w:eastAsia="微软雅黑" w:cs="微软雅黑"/>
                 <w:b w:val="0"/>
                 <w:bCs/>
                 <w:i w:val="0"/>
@@ -1922,10 +1949,10 @@
           <w:tcPr>
             <w:tcW w:w="1205" w:type="dxa"/>
             <w:tcBorders>
-              <w:top w:val="single" w:sz="4" w:space="0" w:color="auto"/>
-              <w:left w:val="single" w:sz="4" w:space="0" w:color="auto"/>
-              <w:bottom w:val="nil"/>
-              <w:right w:val="single" w:sz="12" w:space="0" w:color="auto"/>
+              <w:top w:val="single" w:color="auto" w:sz="4" w:space="0"/>
+              <w:left w:val="single" w:color="auto" w:sz="4" w:space="0"/>
+              <w:bottom w:val="nil"/>
+              <w:right w:val="single" w:color="auto" w:sz="12" w:space="0"/>
             </w:tcBorders>
             <w:tcMar>
               <w:top w:w="-1" w:type="dxa"/>
@@ -1950,12 +1977,12 @@
               <w:adjustRightInd w:val="0"/>
               <w:snapToGrid w:val="0"/>
               <w:spacing w:line="240" w:lineRule="auto"/>
-              <w:ind w:left="0" w:right="0" w:firstLine="0" w:leftChars="0" w:rightChars="0" w:firstLineChars="0"/>
+              <w:ind w:left="0" w:leftChars="0" w:right="0" w:rightChars="0" w:firstLine="0" w:firstLineChars="0"/>
               <w:jc w:val="center"/>
               <w:textAlignment w:val="baseline"/>
               <w:rPr>
-                <w:rStyle w:val="Strong"/>
-                <w:rFonts w:ascii="微软雅黑" w:eastAsia="微软雅黑" w:hAnsi="微软雅黑" w:cs="微软雅黑" w:hint="default"/>
+                <w:rStyle w:val="25"/>
+                <w:rFonts w:hint="default" w:ascii="微软雅黑" w:hAnsi="微软雅黑" w:eastAsia="微软雅黑" w:cs="微软雅黑"/>
                 <w:b w:val="0"/>
                 <w:bCs/>
                 <w:i w:val="0"/>
@@ -1976,8 +2003,14 @@
       </w:tr>
       <w:tr>
         <w:tblPrEx>
-          <w:tblW w:w="8519" w:type="dxa"/>
-          <w:jc w:val="center"/>
+          <w:tblBorders>
+            <w:top w:val="none" w:color="auto" w:sz="0" w:space="0"/>
+            <w:left w:val="none" w:color="auto" w:sz="0" w:space="0"/>
+            <w:bottom w:val="none" w:color="auto" w:sz="0" w:space="0"/>
+            <w:right w:val="none" w:color="auto" w:sz="0" w:space="0"/>
+            <w:insideH w:val="none" w:color="auto" w:sz="0" w:space="0"/>
+            <w:insideV w:val="none" w:color="auto" w:sz="0" w:space="0"/>
+          </w:tblBorders>
           <w:tblCellMar>
             <w:top w:w="0" w:type="dxa"/>
             <w:left w:w="108" w:type="dxa"/>
@@ -1986,15 +2019,15 @@
           </w:tblCellMar>
         </w:tblPrEx>
         <w:trPr>
-          <w:trHeight w:val="0"/>
+          <w:trHeight w:val="0" w:hRule="atLeast"/>
           <w:jc w:val="center"/>
         </w:trPr>
         <w:tc>
           <w:tcPr>
             <w:tcW w:w="0" w:type="auto"/>
             <w:tcBorders>
-              <w:top w:val="single" w:sz="4" w:space="0" w:color="auto"/>
-              <w:left w:val="single" w:sz="12" w:space="0" w:color="auto"/>
+              <w:top w:val="single" w:color="auto" w:sz="4" w:space="0"/>
+              <w:left w:val="single" w:color="auto" w:sz="12" w:space="0"/>
               <w:bottom w:val="nil"/>
               <w:right w:val="nil"/>
             </w:tcBorders>
@@ -2021,12 +2054,12 @@
               <w:adjustRightInd w:val="0"/>
               <w:snapToGrid w:val="0"/>
               <w:spacing w:line="240" w:lineRule="auto"/>
-              <w:ind w:left="0" w:right="0" w:firstLine="0" w:leftChars="0" w:rightChars="0" w:firstLineChars="0"/>
+              <w:ind w:left="0" w:leftChars="0" w:right="0" w:rightChars="0" w:firstLine="0" w:firstLineChars="0"/>
               <w:jc w:val="center"/>
               <w:textAlignment w:val="baseline"/>
               <w:rPr>
-                <w:rStyle w:val="Strong"/>
-                <w:rFonts w:ascii="微软雅黑" w:eastAsia="微软雅黑" w:hAnsi="微软雅黑" w:cs="微软雅黑" w:hint="default"/>
+                <w:rStyle w:val="25"/>
+                <w:rFonts w:hint="default" w:ascii="微软雅黑" w:hAnsi="微软雅黑" w:eastAsia="微软雅黑" w:cs="微软雅黑"/>
                 <w:b w:val="0"/>
                 <w:bCs/>
                 <w:i w:val="0"/>
@@ -2048,8 +2081,8 @@
           <w:tcPr>
             <w:tcW w:w="0" w:type="auto"/>
             <w:tcBorders>
-              <w:top w:val="single" w:sz="4" w:space="0" w:color="auto"/>
-              <w:left w:val="single" w:sz="4" w:space="0" w:color="auto"/>
+              <w:top w:val="single" w:color="auto" w:sz="4" w:space="0"/>
+              <w:left w:val="single" w:color="auto" w:sz="4" w:space="0"/>
               <w:bottom w:val="nil"/>
               <w:right w:val="nil"/>
             </w:tcBorders>
@@ -2076,12 +2109,12 @@
               <w:adjustRightInd w:val="0"/>
               <w:snapToGrid w:val="0"/>
               <w:spacing w:line="240" w:lineRule="auto"/>
-              <w:ind w:left="0" w:right="0" w:firstLine="0" w:leftChars="0" w:rightChars="0" w:firstLineChars="0"/>
+              <w:ind w:left="0" w:leftChars="0" w:right="0" w:rightChars="0" w:firstLine="0" w:firstLineChars="0"/>
               <w:jc w:val="center"/>
               <w:textAlignment w:val="baseline"/>
               <w:rPr>
-                <w:rStyle w:val="Strong"/>
-                <w:rFonts w:ascii="微软雅黑" w:eastAsia="微软雅黑" w:hAnsi="微软雅黑" w:cs="微软雅黑" w:hint="default"/>
+                <w:rStyle w:val="25"/>
+                <w:rFonts w:hint="default" w:ascii="微软雅黑" w:hAnsi="微软雅黑" w:eastAsia="微软雅黑" w:cs="微软雅黑"/>
                 <w:b w:val="0"/>
                 <w:bCs/>
                 <w:i w:val="0"/>
@@ -2103,8 +2136,8 @@
           <w:tcPr>
             <w:tcW w:w="0" w:type="auto"/>
             <w:tcBorders>
-              <w:top w:val="single" w:sz="4" w:space="0" w:color="auto"/>
-              <w:left w:val="single" w:sz="4" w:space="0" w:color="auto"/>
+              <w:top w:val="single" w:color="auto" w:sz="4" w:space="0"/>
+              <w:left w:val="single" w:color="auto" w:sz="4" w:space="0"/>
               <w:bottom w:val="nil"/>
               <w:right w:val="nil"/>
             </w:tcBorders>
@@ -2131,12 +2164,12 @@
               <w:adjustRightInd w:val="0"/>
               <w:snapToGrid w:val="0"/>
               <w:spacing w:line="240" w:lineRule="auto"/>
-              <w:ind w:left="0" w:right="0" w:firstLine="0" w:leftChars="0" w:rightChars="0" w:firstLineChars="0"/>
+              <w:ind w:left="0" w:leftChars="0" w:right="0" w:rightChars="0" w:firstLine="0" w:firstLineChars="0"/>
               <w:jc w:val="center"/>
               <w:textAlignment w:val="baseline"/>
               <w:rPr>
-                <w:rStyle w:val="Strong"/>
-                <w:rFonts w:ascii="微软雅黑" w:eastAsia="微软雅黑" w:hAnsi="微软雅黑" w:cs="微软雅黑" w:hint="default"/>
+                <w:rStyle w:val="25"/>
+                <w:rFonts w:hint="default" w:ascii="微软雅黑" w:hAnsi="微软雅黑" w:eastAsia="微软雅黑" w:cs="微软雅黑"/>
                 <w:b w:val="0"/>
                 <w:bCs/>
                 <w:i w:val="0"/>
@@ -2158,8 +2191,8 @@
           <w:tcPr>
             <w:tcW w:w="0" w:type="auto"/>
             <w:tcBorders>
-              <w:top w:val="single" w:sz="4" w:space="0" w:color="auto"/>
-              <w:left w:val="single" w:sz="4" w:space="0" w:color="auto"/>
+              <w:top w:val="single" w:color="auto" w:sz="4" w:space="0"/>
+              <w:left w:val="single" w:color="auto" w:sz="4" w:space="0"/>
               <w:bottom w:val="nil"/>
               <w:right w:val="nil"/>
             </w:tcBorders>
@@ -2186,12 +2219,12 @@
               <w:adjustRightInd w:val="0"/>
               <w:snapToGrid w:val="0"/>
               <w:spacing w:line="240" w:lineRule="auto"/>
-              <w:ind w:left="0" w:right="0" w:firstLine="0" w:leftChars="0" w:rightChars="0" w:firstLineChars="0"/>
+              <w:ind w:left="0" w:leftChars="0" w:right="0" w:rightChars="0" w:firstLine="0" w:firstLineChars="0"/>
               <w:jc w:val="center"/>
               <w:textAlignment w:val="baseline"/>
               <w:rPr>
-                <w:rStyle w:val="Strong"/>
-                <w:rFonts w:ascii="微软雅黑" w:eastAsia="微软雅黑" w:hAnsi="微软雅黑" w:cs="微软雅黑" w:hint="default"/>
+                <w:rStyle w:val="25"/>
+                <w:rFonts w:hint="default" w:ascii="微软雅黑" w:hAnsi="微软雅黑" w:eastAsia="微软雅黑" w:cs="微软雅黑"/>
                 <w:b w:val="0"/>
                 <w:bCs/>
                 <w:i w:val="0"/>
@@ -2213,10 +2246,10 @@
           <w:tcPr>
             <w:tcW w:w="1205" w:type="dxa"/>
             <w:tcBorders>
-              <w:top w:val="single" w:sz="4" w:space="0" w:color="auto"/>
-              <w:left w:val="single" w:sz="4" w:space="0" w:color="auto"/>
-              <w:bottom w:val="nil"/>
-              <w:right w:val="single" w:sz="12" w:space="0" w:color="auto"/>
+              <w:top w:val="single" w:color="auto" w:sz="4" w:space="0"/>
+              <w:left w:val="single" w:color="auto" w:sz="4" w:space="0"/>
+              <w:bottom w:val="nil"/>
+              <w:right w:val="single" w:color="auto" w:sz="12" w:space="0"/>
             </w:tcBorders>
             <w:tcMar>
               <w:top w:w="-1" w:type="dxa"/>
@@ -2241,12 +2274,12 @@
               <w:adjustRightInd w:val="0"/>
               <w:snapToGrid w:val="0"/>
               <w:spacing w:line="240" w:lineRule="auto"/>
-              <w:ind w:left="0" w:right="0" w:firstLine="0" w:leftChars="0" w:rightChars="0" w:firstLineChars="0"/>
+              <w:ind w:left="0" w:leftChars="0" w:right="0" w:rightChars="0" w:firstLine="0" w:firstLineChars="0"/>
               <w:jc w:val="center"/>
               <w:textAlignment w:val="baseline"/>
               <w:rPr>
-                <w:rStyle w:val="Strong"/>
-                <w:rFonts w:ascii="微软雅黑" w:eastAsia="微软雅黑" w:hAnsi="微软雅黑" w:cs="微软雅黑" w:hint="default"/>
+                <w:rStyle w:val="25"/>
+                <w:rFonts w:hint="default" w:ascii="微软雅黑" w:hAnsi="微软雅黑" w:eastAsia="微软雅黑" w:cs="微软雅黑"/>
                 <w:b w:val="0"/>
                 <w:bCs/>
                 <w:i w:val="0"/>
@@ -2267,8 +2300,14 @@
       </w:tr>
       <w:tr>
         <w:tblPrEx>
-          <w:tblW w:w="8519" w:type="dxa"/>
-          <w:jc w:val="center"/>
+          <w:tblBorders>
+            <w:top w:val="none" w:color="auto" w:sz="0" w:space="0"/>
+            <w:left w:val="none" w:color="auto" w:sz="0" w:space="0"/>
+            <w:bottom w:val="none" w:color="auto" w:sz="0" w:space="0"/>
+            <w:right w:val="none" w:color="auto" w:sz="0" w:space="0"/>
+            <w:insideH w:val="none" w:color="auto" w:sz="0" w:space="0"/>
+            <w:insideV w:val="none" w:color="auto" w:sz="0" w:space="0"/>
+          </w:tblBorders>
           <w:tblCellMar>
             <w:top w:w="0" w:type="dxa"/>
             <w:left w:w="108" w:type="dxa"/>
@@ -2277,15 +2316,15 @@
           </w:tblCellMar>
         </w:tblPrEx>
         <w:trPr>
-          <w:trHeight w:val="0"/>
+          <w:trHeight w:val="0" w:hRule="atLeast"/>
           <w:jc w:val="center"/>
         </w:trPr>
         <w:tc>
           <w:tcPr>
             <w:tcW w:w="0" w:type="auto"/>
             <w:tcBorders>
-              <w:top w:val="single" w:sz="4" w:space="0" w:color="auto"/>
-              <w:left w:val="single" w:sz="12" w:space="0" w:color="auto"/>
+              <w:top w:val="single" w:color="auto" w:sz="4" w:space="0"/>
+              <w:left w:val="single" w:color="auto" w:sz="12" w:space="0"/>
               <w:bottom w:val="nil"/>
               <w:right w:val="nil"/>
             </w:tcBorders>
@@ -2312,12 +2351,12 @@
               <w:adjustRightInd w:val="0"/>
               <w:snapToGrid w:val="0"/>
               <w:spacing w:line="240" w:lineRule="auto"/>
-              <w:ind w:left="0" w:right="0" w:firstLine="0" w:leftChars="0" w:rightChars="0" w:firstLineChars="0"/>
+              <w:ind w:left="0" w:leftChars="0" w:right="0" w:rightChars="0" w:firstLine="0" w:firstLineChars="0"/>
               <w:jc w:val="center"/>
               <w:textAlignment w:val="baseline"/>
               <w:rPr>
-                <w:rStyle w:val="Strong"/>
-                <w:rFonts w:ascii="微软雅黑" w:eastAsia="微软雅黑" w:hAnsi="微软雅黑" w:cs="微软雅黑" w:hint="default"/>
+                <w:rStyle w:val="25"/>
+                <w:rFonts w:hint="default" w:ascii="微软雅黑" w:hAnsi="微软雅黑" w:eastAsia="微软雅黑" w:cs="微软雅黑"/>
                 <w:b w:val="0"/>
                 <w:bCs/>
                 <w:i w:val="0"/>
@@ -2339,8 +2378,8 @@
           <w:tcPr>
             <w:tcW w:w="0" w:type="auto"/>
             <w:tcBorders>
-              <w:top w:val="single" w:sz="4" w:space="0" w:color="auto"/>
-              <w:left w:val="single" w:sz="4" w:space="0" w:color="auto"/>
+              <w:top w:val="single" w:color="auto" w:sz="4" w:space="0"/>
+              <w:left w:val="single" w:color="auto" w:sz="4" w:space="0"/>
               <w:bottom w:val="nil"/>
               <w:right w:val="nil"/>
             </w:tcBorders>
@@ -2367,12 +2406,12 @@
               <w:adjustRightInd w:val="0"/>
               <w:snapToGrid w:val="0"/>
               <w:spacing w:line="240" w:lineRule="auto"/>
-              <w:ind w:left="0" w:right="0" w:firstLine="0" w:leftChars="0" w:rightChars="0" w:firstLineChars="0"/>
+              <w:ind w:left="0" w:leftChars="0" w:right="0" w:rightChars="0" w:firstLine="0" w:firstLineChars="0"/>
               <w:jc w:val="center"/>
               <w:textAlignment w:val="baseline"/>
               <w:rPr>
-                <w:rStyle w:val="Strong"/>
-                <w:rFonts w:ascii="微软雅黑" w:eastAsia="微软雅黑" w:hAnsi="微软雅黑" w:cs="微软雅黑" w:hint="default"/>
+                <w:rStyle w:val="25"/>
+                <w:rFonts w:hint="default" w:ascii="微软雅黑" w:hAnsi="微软雅黑" w:eastAsia="微软雅黑" w:cs="微软雅黑"/>
                 <w:b w:val="0"/>
                 <w:bCs/>
                 <w:i w:val="0"/>
@@ -2394,8 +2433,8 @@
           <w:tcPr>
             <w:tcW w:w="0" w:type="auto"/>
             <w:tcBorders>
-              <w:top w:val="single" w:sz="4" w:space="0" w:color="auto"/>
-              <w:left w:val="single" w:sz="4" w:space="0" w:color="auto"/>
+              <w:top w:val="single" w:color="auto" w:sz="4" w:space="0"/>
+              <w:left w:val="single" w:color="auto" w:sz="4" w:space="0"/>
               <w:bottom w:val="nil"/>
               <w:right w:val="nil"/>
             </w:tcBorders>
@@ -2422,12 +2461,12 @@
               <w:adjustRightInd w:val="0"/>
               <w:snapToGrid w:val="0"/>
               <w:spacing w:line="240" w:lineRule="auto"/>
-              <w:ind w:left="0" w:right="0" w:firstLine="0" w:leftChars="0" w:rightChars="0" w:firstLineChars="0"/>
+              <w:ind w:left="0" w:leftChars="0" w:right="0" w:rightChars="0" w:firstLine="0" w:firstLineChars="0"/>
               <w:jc w:val="center"/>
               <w:textAlignment w:val="baseline"/>
               <w:rPr>
-                <w:rStyle w:val="Strong"/>
-                <w:rFonts w:ascii="微软雅黑" w:eastAsia="微软雅黑" w:hAnsi="微软雅黑" w:cs="微软雅黑" w:hint="default"/>
+                <w:rStyle w:val="25"/>
+                <w:rFonts w:hint="default" w:ascii="微软雅黑" w:hAnsi="微软雅黑" w:eastAsia="微软雅黑" w:cs="微软雅黑"/>
                 <w:b w:val="0"/>
                 <w:bCs/>
                 <w:i w:val="0"/>
@@ -2449,8 +2488,8 @@
           <w:tcPr>
             <w:tcW w:w="0" w:type="auto"/>
             <w:tcBorders>
-              <w:top w:val="single" w:sz="4" w:space="0" w:color="auto"/>
-              <w:left w:val="single" w:sz="4" w:space="0" w:color="auto"/>
+              <w:top w:val="single" w:color="auto" w:sz="4" w:space="0"/>
+              <w:left w:val="single" w:color="auto" w:sz="4" w:space="0"/>
               <w:bottom w:val="nil"/>
               <w:right w:val="nil"/>
             </w:tcBorders>
@@ -2477,12 +2516,12 @@
               <w:adjustRightInd w:val="0"/>
               <w:snapToGrid w:val="0"/>
               <w:spacing w:line="240" w:lineRule="auto"/>
-              <w:ind w:left="0" w:right="0" w:firstLine="0" w:leftChars="0" w:rightChars="0" w:firstLineChars="0"/>
+              <w:ind w:left="0" w:leftChars="0" w:right="0" w:rightChars="0" w:firstLine="0" w:firstLineChars="0"/>
               <w:jc w:val="center"/>
               <w:textAlignment w:val="baseline"/>
               <w:rPr>
-                <w:rStyle w:val="Strong"/>
-                <w:rFonts w:ascii="微软雅黑" w:eastAsia="微软雅黑" w:hAnsi="微软雅黑" w:cs="微软雅黑" w:hint="default"/>
+                <w:rStyle w:val="25"/>
+                <w:rFonts w:hint="default" w:ascii="微软雅黑" w:hAnsi="微软雅黑" w:eastAsia="微软雅黑" w:cs="微软雅黑"/>
                 <w:b w:val="0"/>
                 <w:bCs/>
                 <w:i w:val="0"/>
@@ -2504,10 +2543,10 @@
           <w:tcPr>
             <w:tcW w:w="1205" w:type="dxa"/>
             <w:tcBorders>
-              <w:top w:val="single" w:sz="4" w:space="0" w:color="auto"/>
-              <w:left w:val="single" w:sz="4" w:space="0" w:color="auto"/>
-              <w:bottom w:val="nil"/>
-              <w:right w:val="single" w:sz="12" w:space="0" w:color="auto"/>
+              <w:top w:val="single" w:color="auto" w:sz="4" w:space="0"/>
+              <w:left w:val="single" w:color="auto" w:sz="4" w:space="0"/>
+              <w:bottom w:val="nil"/>
+              <w:right w:val="single" w:color="auto" w:sz="12" w:space="0"/>
             </w:tcBorders>
             <w:tcMar>
               <w:top w:w="-1" w:type="dxa"/>
@@ -2532,12 +2571,12 @@
               <w:adjustRightInd w:val="0"/>
               <w:snapToGrid w:val="0"/>
               <w:spacing w:line="240" w:lineRule="auto"/>
-              <w:ind w:left="0" w:right="0" w:firstLine="0" w:leftChars="0" w:rightChars="0" w:firstLineChars="0"/>
+              <w:ind w:left="0" w:leftChars="0" w:right="0" w:rightChars="0" w:firstLine="0" w:firstLineChars="0"/>
               <w:jc w:val="center"/>
               <w:textAlignment w:val="baseline"/>
               <w:rPr>
-                <w:rStyle w:val="Strong"/>
-                <w:rFonts w:ascii="微软雅黑" w:eastAsia="微软雅黑" w:hAnsi="微软雅黑" w:cs="微软雅黑" w:hint="default"/>
+                <w:rStyle w:val="25"/>
+                <w:rFonts w:hint="default" w:ascii="微软雅黑" w:hAnsi="微软雅黑" w:eastAsia="微软雅黑" w:cs="微软雅黑"/>
                 <w:b w:val="0"/>
                 <w:bCs/>
                 <w:i w:val="0"/>
@@ -2558,8 +2597,14 @@
       </w:tr>
       <w:tr>
         <w:tblPrEx>
-          <w:tblW w:w="8519" w:type="dxa"/>
-          <w:jc w:val="center"/>
+          <w:tblBorders>
+            <w:top w:val="none" w:color="auto" w:sz="0" w:space="0"/>
+            <w:left w:val="none" w:color="auto" w:sz="0" w:space="0"/>
+            <w:bottom w:val="none" w:color="auto" w:sz="0" w:space="0"/>
+            <w:right w:val="none" w:color="auto" w:sz="0" w:space="0"/>
+            <w:insideH w:val="none" w:color="auto" w:sz="0" w:space="0"/>
+            <w:insideV w:val="none" w:color="auto" w:sz="0" w:space="0"/>
+          </w:tblBorders>
           <w:tblCellMar>
             <w:top w:w="0" w:type="dxa"/>
             <w:left w:w="108" w:type="dxa"/>
@@ -2568,16 +2613,16 @@
           </w:tblCellMar>
         </w:tblPrEx>
         <w:trPr>
-          <w:trHeight w:val="0"/>
+          <w:trHeight w:val="0" w:hRule="atLeast"/>
           <w:jc w:val="center"/>
         </w:trPr>
         <w:tc>
           <w:tcPr>
             <w:tcW w:w="1621" w:type="dxa"/>
             <w:tcBorders>
-              <w:top w:val="single" w:sz="4" w:space="0" w:color="auto"/>
-              <w:left w:val="single" w:sz="12" w:space="0" w:color="auto"/>
-              <w:bottom w:val="single" w:sz="12" w:space="0" w:color="auto"/>
+              <w:top w:val="single" w:color="auto" w:sz="4" w:space="0"/>
+              <w:left w:val="single" w:color="auto" w:sz="12" w:space="0"/>
+              <w:bottom w:val="single" w:color="auto" w:sz="12" w:space="0"/>
               <w:right w:val="nil"/>
             </w:tcBorders>
             <w:tcMar>
@@ -2603,12 +2648,12 @@
               <w:adjustRightInd w:val="0"/>
               <w:snapToGrid w:val="0"/>
               <w:spacing w:line="240" w:lineRule="auto"/>
-              <w:ind w:left="0" w:right="0" w:firstLine="0" w:leftChars="0" w:rightChars="0" w:firstLineChars="0"/>
+              <w:ind w:left="0" w:leftChars="0" w:right="0" w:rightChars="0" w:firstLine="0" w:firstLineChars="0"/>
               <w:jc w:val="center"/>
               <w:textAlignment w:val="baseline"/>
               <w:rPr>
-                <w:rStyle w:val="Strong"/>
-                <w:rFonts w:ascii="微软雅黑" w:eastAsia="微软雅黑" w:hAnsi="微软雅黑" w:cs="微软雅黑" w:hint="default"/>
+                <w:rStyle w:val="25"/>
+                <w:rFonts w:hint="default" w:ascii="微软雅黑" w:hAnsi="微软雅黑" w:eastAsia="微软雅黑" w:cs="微软雅黑"/>
                 <w:b w:val="0"/>
                 <w:bCs/>
                 <w:i w:val="0"/>
@@ -2630,9 +2675,9 @@
           <w:tcPr>
             <w:tcW w:w="2036" w:type="dxa"/>
             <w:tcBorders>
-              <w:top w:val="single" w:sz="4" w:space="0" w:color="auto"/>
-              <w:left w:val="single" w:sz="4" w:space="0" w:color="auto"/>
-              <w:bottom w:val="single" w:sz="12" w:space="0" w:color="auto"/>
+              <w:top w:val="single" w:color="auto" w:sz="4" w:space="0"/>
+              <w:left w:val="single" w:color="auto" w:sz="4" w:space="0"/>
+              <w:bottom w:val="single" w:color="auto" w:sz="12" w:space="0"/>
               <w:right w:val="nil"/>
             </w:tcBorders>
             <w:tcMar>
@@ -2658,12 +2703,12 @@
               <w:adjustRightInd w:val="0"/>
               <w:snapToGrid w:val="0"/>
               <w:spacing w:line="240" w:lineRule="auto"/>
-              <w:ind w:left="0" w:right="0" w:firstLine="0" w:leftChars="0" w:rightChars="0" w:firstLineChars="0"/>
+              <w:ind w:left="0" w:leftChars="0" w:right="0" w:rightChars="0" w:firstLine="0" w:firstLineChars="0"/>
               <w:jc w:val="center"/>
               <w:textAlignment w:val="baseline"/>
               <w:rPr>
-                <w:rStyle w:val="Strong"/>
-                <w:rFonts w:ascii="微软雅黑" w:eastAsia="微软雅黑" w:hAnsi="微软雅黑" w:cs="微软雅黑" w:hint="default"/>
+                <w:rStyle w:val="25"/>
+                <w:rFonts w:hint="default" w:ascii="微软雅黑" w:hAnsi="微软雅黑" w:eastAsia="微软雅黑" w:cs="微软雅黑"/>
                 <w:b w:val="0"/>
                 <w:bCs/>
                 <w:i w:val="0"/>
@@ -2685,9 +2730,9 @@
           <w:tcPr>
             <w:tcW w:w="1621" w:type="dxa"/>
             <w:tcBorders>
-              <w:top w:val="single" w:sz="4" w:space="0" w:color="auto"/>
-              <w:left w:val="single" w:sz="4" w:space="0" w:color="auto"/>
-              <w:bottom w:val="single" w:sz="12" w:space="0" w:color="auto"/>
+              <w:top w:val="single" w:color="auto" w:sz="4" w:space="0"/>
+              <w:left w:val="single" w:color="auto" w:sz="4" w:space="0"/>
+              <w:bottom w:val="single" w:color="auto" w:sz="12" w:space="0"/>
               <w:right w:val="nil"/>
             </w:tcBorders>
             <w:tcMar>
@@ -2713,12 +2758,12 @@
               <w:adjustRightInd w:val="0"/>
               <w:snapToGrid w:val="0"/>
               <w:spacing w:line="240" w:lineRule="auto"/>
-              <w:ind w:left="0" w:right="0" w:firstLine="0" w:leftChars="0" w:rightChars="0" w:firstLineChars="0"/>
+              <w:ind w:left="0" w:leftChars="0" w:right="0" w:rightChars="0" w:firstLine="0" w:firstLineChars="0"/>
               <w:jc w:val="center"/>
               <w:textAlignment w:val="baseline"/>
               <w:rPr>
-                <w:rStyle w:val="Strong"/>
-                <w:rFonts w:ascii="微软雅黑" w:eastAsia="微软雅黑" w:hAnsi="微软雅黑" w:cs="微软雅黑" w:hint="default"/>
+                <w:rStyle w:val="25"/>
+                <w:rFonts w:hint="default" w:ascii="微软雅黑" w:hAnsi="微软雅黑" w:eastAsia="微软雅黑" w:cs="微软雅黑"/>
                 <w:b w:val="0"/>
                 <w:bCs/>
                 <w:i w:val="0"/>
@@ -2740,9 +2785,9 @@
           <w:tcPr>
             <w:tcW w:w="2036" w:type="dxa"/>
             <w:tcBorders>
-              <w:top w:val="single" w:sz="4" w:space="0" w:color="auto"/>
-              <w:left w:val="single" w:sz="4" w:space="0" w:color="auto"/>
-              <w:bottom w:val="single" w:sz="12" w:space="0" w:color="auto"/>
+              <w:top w:val="single" w:color="auto" w:sz="4" w:space="0"/>
+              <w:left w:val="single" w:color="auto" w:sz="4" w:space="0"/>
+              <w:bottom w:val="single" w:color="auto" w:sz="12" w:space="0"/>
               <w:right w:val="nil"/>
             </w:tcBorders>
             <w:tcMar>
@@ -2768,12 +2813,12 @@
               <w:adjustRightInd w:val="0"/>
               <w:snapToGrid w:val="0"/>
               <w:spacing w:line="240" w:lineRule="auto"/>
-              <w:ind w:left="0" w:right="0" w:firstLine="0" w:leftChars="0" w:rightChars="0" w:firstLineChars="0"/>
+              <w:ind w:left="0" w:leftChars="0" w:right="0" w:rightChars="0" w:firstLine="0" w:firstLineChars="0"/>
               <w:jc w:val="center"/>
               <w:textAlignment w:val="baseline"/>
               <w:rPr>
-                <w:rStyle w:val="Strong"/>
-                <w:rFonts w:ascii="微软雅黑" w:eastAsia="微软雅黑" w:hAnsi="微软雅黑" w:cs="微软雅黑" w:hint="default"/>
+                <w:rStyle w:val="25"/>
+                <w:rFonts w:hint="default" w:ascii="微软雅黑" w:hAnsi="微软雅黑" w:eastAsia="微软雅黑" w:cs="微软雅黑"/>
                 <w:b w:val="0"/>
                 <w:bCs/>
                 <w:i w:val="0"/>
@@ -2795,10 +2840,10 @@
           <w:tcPr>
             <w:tcW w:w="1205" w:type="dxa"/>
             <w:tcBorders>
-              <w:top w:val="single" w:sz="4" w:space="0" w:color="auto"/>
-              <w:left w:val="single" w:sz="4" w:space="0" w:color="auto"/>
-              <w:bottom w:val="single" w:sz="12" w:space="0" w:color="auto"/>
-              <w:right w:val="single" w:sz="12" w:space="0" w:color="auto"/>
+              <w:top w:val="single" w:color="auto" w:sz="4" w:space="0"/>
+              <w:left w:val="single" w:color="auto" w:sz="4" w:space="0"/>
+              <w:bottom w:val="single" w:color="auto" w:sz="12" w:space="0"/>
+              <w:right w:val="single" w:color="auto" w:sz="12" w:space="0"/>
             </w:tcBorders>
             <w:tcMar>
               <w:top w:w="-1" w:type="dxa"/>
@@ -2823,12 +2868,12 @@
               <w:adjustRightInd w:val="0"/>
               <w:snapToGrid w:val="0"/>
               <w:spacing w:line="240" w:lineRule="auto"/>
-              <w:ind w:left="0" w:right="0" w:firstLine="0" w:leftChars="0" w:rightChars="0" w:firstLineChars="0"/>
+              <w:ind w:left="0" w:leftChars="0" w:right="0" w:rightChars="0" w:firstLine="0" w:firstLineChars="0"/>
               <w:jc w:val="center"/>
               <w:textAlignment w:val="baseline"/>
               <w:rPr>
-                <w:rStyle w:val="Strong"/>
-                <w:rFonts w:ascii="微软雅黑" w:eastAsia="微软雅黑" w:hAnsi="微软雅黑" w:cs="微软雅黑" w:hint="default"/>
+                <w:rStyle w:val="25"/>
+                <w:rFonts w:hint="default" w:ascii="微软雅黑" w:hAnsi="微软雅黑" w:eastAsia="微软雅黑" w:cs="微软雅黑"/>
                 <w:b w:val="0"/>
                 <w:bCs/>
                 <w:i w:val="0"/>
@@ -2866,8 +2911,8 @@
       </w:pPr>
       <w:r>
         <w:rPr>
-          <w:rStyle w:val="Strong"/>
-          <w:rFonts w:ascii="微软雅黑" w:eastAsia="微软雅黑" w:hAnsi="微软雅黑" w:cs="微软雅黑" w:hint="default"/>
+          <w:rStyle w:val="25"/>
+          <w:rFonts w:hint="default" w:ascii="微软雅黑" w:hAnsi="微软雅黑" w:eastAsia="微软雅黑" w:cs="微软雅黑"/>
           <w:b w:val="0"/>
           <w:bCs/>
           <w:i w:val="0"/>
@@ -2887,7 +2932,7 @@
     <w:sdt>
       <w:sdtPr>
         <w:rPr>
-          <w:rFonts w:ascii="宋体" w:eastAsia="宋体" w:hAnsi="宋体" w:cs="Arial"/>
+          <w:rFonts w:ascii="宋体" w:hAnsi="宋体" w:eastAsia="宋体" w:cs="Arial"/>
           <w:snapToGrid w:val="0"/>
           <w:color w:val="000000"/>
           <w:kern w:val="0"/>
@@ -2903,7 +2948,7 @@
       </w:sdtPr>
       <w:sdtEndPr>
         <w:rPr>
-          <w:rFonts w:ascii="宋体" w:eastAsia="宋体" w:hAnsi="宋体" w:cs="Arial"/>
+          <w:rFonts w:ascii="宋体" w:hAnsi="宋体" w:eastAsia="宋体" w:cs="Arial"/>
           <w:snapToGrid w:val="0"/>
           <w:color w:val="000000"/>
           <w:kern w:val="0"/>
@@ -2916,12 +2961,12 @@
         <w:p>
           <w:pPr>
             <w:spacing w:before="0" w:beforeLines="0" w:after="0" w:afterLines="0" w:line="240" w:lineRule="auto"/>
-            <w:ind w:left="0" w:right="0" w:firstLine="0" w:leftChars="0" w:rightChars="0" w:firstLineChars="0"/>
+            <w:ind w:left="0" w:leftChars="0" w:right="0" w:rightChars="0" w:firstLine="0" w:firstLineChars="0"/>
             <w:jc w:val="center"/>
           </w:pPr>
           <w:r>
             <w:rPr>
-              <w:rFonts w:ascii="宋体" w:eastAsia="宋体" w:hAnsi="宋体"/>
+              <w:rFonts w:ascii="宋体" w:hAnsi="宋体" w:eastAsia="宋体"/>
               <w:sz w:val="21"/>
             </w:rPr>
             <w:t>目录</w:t>
@@ -2929,7 +2974,7 @@
         </w:p>
         <w:p>
           <w:pPr>
-            <w:pStyle w:val="TOC1"/>
+            <w:pStyle w:val="16"/>
             <w:tabs>
               <w:tab w:val="right" w:leader="dot" w:pos="8306"/>
             </w:tabs>
@@ -2985,7 +3030,7 @@
         </w:p>
         <w:p>
           <w:pPr>
-            <w:pStyle w:val="TOC1"/>
+            <w:pStyle w:val="16"/>
             <w:tabs>
               <w:tab w:val="right" w:leader="dot" w:pos="8306"/>
             </w:tabs>
@@ -3032,7 +3077,7 @@
         </w:p>
         <w:p>
           <w:pPr>
-            <w:pStyle w:val="TOC1"/>
+            <w:pStyle w:val="16"/>
             <w:tabs>
               <w:tab w:val="right" w:leader="dot" w:pos="8306"/>
             </w:tabs>
@@ -3079,7 +3124,7 @@
         </w:p>
         <w:p>
           <w:pPr>
-            <w:pStyle w:val="TOC1"/>
+            <w:pStyle w:val="16"/>
             <w:tabs>
               <w:tab w:val="right" w:leader="dot" w:pos="8306"/>
             </w:tabs>
@@ -3126,7 +3171,7 @@
         </w:p>
         <w:p>
           <w:pPr>
-            <w:pStyle w:val="TOC1"/>
+            <w:pStyle w:val="16"/>
             <w:tabs>
               <w:tab w:val="right" w:leader="dot" w:pos="8306"/>
             </w:tabs>
@@ -3182,7 +3227,7 @@
       <w:pPr>
         <w:jc w:val="center"/>
         <w:rPr>
-          <w:rFonts w:eastAsia="宋体" w:hint="eastAsia"/>
+          <w:rFonts w:hint="eastAsia" w:eastAsia="宋体"/>
           <w:lang w:val="en-US" w:eastAsia="zh-CN"/>
         </w:rPr>
       </w:pPr>
@@ -3196,7 +3241,7 @@
     </w:p>
     <w:p>
       <w:pPr>
-        <w:pStyle w:val="TableofFigures"/>
+        <w:pStyle w:val="17"/>
         <w:tabs>
           <w:tab w:val="right" w:leader="dot" w:pos="8306"/>
         </w:tabs>
@@ -3205,7 +3250,7 @@
         <w:fldChar w:fldCharType="begin"/>
       </w:r>
       <w:r>
-        <w:instrText>TOC \h \c "表"</w:instrText>
+        <w:instrText xml:space="preserve">TOC \h \c "表"</w:instrText>
       </w:r>
       <w:r>
         <w:fldChar w:fldCharType="separate"/>
@@ -3277,7 +3322,7 @@
     </w:p>
     <w:p>
       <w:pPr>
-        <w:pStyle w:val="TableofFigures"/>
+        <w:pStyle w:val="17"/>
         <w:tabs>
           <w:tab w:val="right" w:leader="dot" w:pos="8306"/>
         </w:tabs>
@@ -3379,7 +3424,7 @@
     </w:p>
     <w:p>
       <w:pPr>
-        <w:pStyle w:val="1"/>
+        <w:pStyle w:val="30"/>
         <w:bidi w:val="0"/>
       </w:pPr>
       <w:bookmarkStart w:id="1" w:name="heading_1"/>
@@ -3392,7 +3437,7 @@
     </w:p>
     <w:p>
       <w:pPr>
-        <w:pStyle w:val="a1"/>
+        <w:pStyle w:val="31"/>
         <w:bidi w:val="0"/>
       </w:pPr>
       <w:r>
@@ -3401,11 +3446,11 @@
     </w:p>
     <w:p>
       <w:pPr>
-        <w:pStyle w:val="1"/>
+        <w:pStyle w:val="30"/>
         <w:bidi w:val="0"/>
       </w:pPr>
-      <w:bookmarkStart w:id="3" w:name="_Toc2861"/>
-      <w:bookmarkStart w:id="4" w:name="heading_2"/>
+      <w:bookmarkStart w:id="3" w:name="heading_2"/>
+      <w:bookmarkStart w:id="4" w:name="_Toc2861"/>
       <w:r>
         <w:t>审核准则</w:t>
       </w:r>
@@ -3414,13 +3459,13 @@
     </w:p>
     <w:p>
       <w:pPr>
-        <w:pStyle w:val="a3"/>
+        <w:pStyle w:val="41"/>
         <w:numPr>
           <w:ilvl w:val="0"/>
           <w:numId w:val="2"/>
         </w:numPr>
         <w:bidi w:val="0"/>
-        <w:ind w:left="425" w:hanging="425" w:leftChars="0" w:firstLineChars="0"/>
+        <w:ind w:left="425" w:leftChars="0" w:hanging="425" w:firstLineChars="0"/>
       </w:pPr>
       <w:r>
         <w:t>相关法律法规、行业标准和客户服务要求；</w:t>
@@ -3428,13 +3473,13 @@
     </w:p>
     <w:p>
       <w:pPr>
-        <w:pStyle w:val="a3"/>
+        <w:pStyle w:val="41"/>
         <w:numPr>
           <w:ilvl w:val="0"/>
           <w:numId w:val="2"/>
         </w:numPr>
         <w:bidi w:val="0"/>
-        <w:ind w:left="425" w:hanging="425" w:leftChars="0" w:firstLineChars="0"/>
+        <w:ind w:left="425" w:leftChars="0" w:hanging="425" w:firstLineChars="0"/>
       </w:pPr>
       <w:r>
         <w:t>运维服务标准体系文件和关键指标；</w:t>
@@ -3442,13 +3487,13 @@
     </w:p>
     <w:p>
       <w:pPr>
-        <w:pStyle w:val="a3"/>
+        <w:pStyle w:val="41"/>
         <w:numPr>
           <w:ilvl w:val="0"/>
           <w:numId w:val="2"/>
         </w:numPr>
         <w:bidi w:val="0"/>
-        <w:ind w:left="425" w:hanging="425" w:leftChars="0" w:firstLineChars="0"/>
+        <w:ind w:left="425" w:leftChars="0" w:hanging="425" w:firstLineChars="0"/>
       </w:pPr>
       <w:r>
         <w:rPr>
@@ -3460,13 +3505,13 @@
     </w:p>
     <w:p>
       <w:pPr>
-        <w:pStyle w:val="a3"/>
+        <w:pStyle w:val="41"/>
         <w:numPr>
           <w:ilvl w:val="0"/>
           <w:numId w:val="2"/>
         </w:numPr>
         <w:bidi w:val="0"/>
-        <w:ind w:left="425" w:hanging="425" w:leftChars="0" w:firstLineChars="0"/>
+        <w:ind w:left="425" w:leftChars="0" w:hanging="425" w:firstLineChars="0"/>
       </w:pPr>
       <w:r>
         <w:t>GB/T28827.1-2022《信息技术服务运行维护 第1部分：通用要求》。</w:t>
@@ -3474,7 +3519,7 @@
     </w:p>
     <w:p>
       <w:pPr>
-        <w:pStyle w:val="1"/>
+        <w:pStyle w:val="30"/>
         <w:bidi w:val="0"/>
       </w:pPr>
       <w:bookmarkStart w:id="5" w:name="_Toc20755"/>
@@ -3487,7 +3532,7 @@
     </w:p>
     <w:p>
       <w:pPr>
-        <w:pStyle w:val="a1"/>
+        <w:pStyle w:val="31"/>
         <w:bidi w:val="0"/>
       </w:pPr>
       <w:r>
@@ -3523,11 +3568,11 @@
     </w:p>
     <w:p>
       <w:pPr>
-        <w:pStyle w:val="1"/>
+        <w:pStyle w:val="30"/>
         <w:bidi w:val="0"/>
       </w:pPr>
-      <w:bookmarkStart w:id="7" w:name="heading_4"/>
-      <w:bookmarkStart w:id="8" w:name="_Toc14594"/>
+      <w:bookmarkStart w:id="7" w:name="_Toc14594"/>
+      <w:bookmarkStart w:id="8" w:name="heading_4"/>
       <w:r>
         <w:t>审核时间</w:t>
       </w:r>
@@ -3536,7 +3581,7 @@
     </w:p>
     <w:p>
       <w:pPr>
-        <w:pStyle w:val="a1"/>
+        <w:pStyle w:val="31"/>
         <w:bidi w:val="0"/>
       </w:pPr>
       <w:r>
@@ -3565,11 +3610,11 @@
     </w:p>
     <w:p>
       <w:pPr>
-        <w:pStyle w:val="1"/>
+        <w:pStyle w:val="30"/>
         <w:bidi w:val="0"/>
       </w:pPr>
-      <w:bookmarkStart w:id="9" w:name="_Toc10884"/>
-      <w:bookmarkStart w:id="10" w:name="heading_5"/>
+      <w:bookmarkStart w:id="9" w:name="heading_5"/>
+      <w:bookmarkStart w:id="10" w:name="_Toc10884"/>
       <w:r>
         <w:t>审核组成员</w:t>
       </w:r>
@@ -3578,7 +3623,7 @@
     </w:p>
     <w:p>
       <w:pPr>
-        <w:pStyle w:val="a3"/>
+        <w:pStyle w:val="41"/>
         <w:bidi w:val="0"/>
         <w:jc w:val="center"/>
       </w:pPr>
@@ -3611,7 +3656,7 @@
           <w:rFonts w:hint="eastAsia"/>
           <w:lang w:val="en-US" w:eastAsia="zh-CN"/>
         </w:rPr>
-        <w:instrText>"柴_标题1"\n</w:instrText>
+        <w:instrText xml:space="preserve">"柴_标题1"\n</w:instrText>
       </w:r>
       <w:r>
         <w:instrText xml:space="preserve"> \s</w:instrText>
@@ -3628,7 +3673,7 @@
           <w:rFonts w:hint="eastAsia"/>
           <w:lang w:val="en-US" w:eastAsia="zh-CN"/>
         </w:rPr>
-        <w:instrText>* Charformat</w:instrText>
+        <w:instrText xml:space="preserve">* Charformat</w:instrText>
       </w:r>
       <w:r>
         <w:rPr>
@@ -3708,17 +3753,18 @@
     </w:p>
     <w:tbl>
       <w:tblPr>
-        <w:tblStyle w:val="TableNormal"/>
+        <w:tblStyle w:val="22"/>
         <w:tblW w:w="8522" w:type="dxa"/>
         <w:jc w:val="center"/>
         <w:tblBorders>
-          <w:top w:val="nil"/>
-          <w:left w:val="nil"/>
-          <w:bottom w:val="nil"/>
-          <w:right w:val="nil"/>
-          <w:insideH w:val="nil"/>
-          <w:insideV w:val="nil"/>
+          <w:top w:val="none" w:color="auto" w:sz="0" w:space="0"/>
+          <w:left w:val="none" w:color="auto" w:sz="0" w:space="0"/>
+          <w:bottom w:val="none" w:color="auto" w:sz="0" w:space="0"/>
+          <w:right w:val="none" w:color="auto" w:sz="0" w:space="0"/>
+          <w:insideH w:val="none" w:color="auto" w:sz="0" w:space="0"/>
+          <w:insideV w:val="none" w:color="auto" w:sz="0" w:space="0"/>
         </w:tblBorders>
+        <w:tblLayout w:type="autofit"/>
         <w:tblCellMar>
           <w:top w:w="0" w:type="dxa"/>
           <w:left w:w="10" w:type="dxa"/>
@@ -3735,15 +3781,13 @@
       </w:tblGrid>
       <w:tr>
         <w:tblPrEx>
-          <w:tblW w:w="8522" w:type="dxa"/>
-          <w:jc w:val="center"/>
           <w:tblBorders>
-            <w:top w:val="nil"/>
-            <w:left w:val="nil"/>
-            <w:bottom w:val="nil"/>
-            <w:right w:val="nil"/>
-            <w:insideH w:val="nil"/>
-            <w:insideV w:val="nil"/>
+            <w:top w:val="none" w:color="auto" w:sz="0" w:space="0"/>
+            <w:left w:val="none" w:color="auto" w:sz="0" w:space="0"/>
+            <w:bottom w:val="none" w:color="auto" w:sz="0" w:space="0"/>
+            <w:right w:val="none" w:color="auto" w:sz="0" w:space="0"/>
+            <w:insideH w:val="none" w:color="auto" w:sz="0" w:space="0"/>
+            <w:insideV w:val="none" w:color="auto" w:sz="0" w:space="0"/>
           </w:tblBorders>
           <w:tblCellMar>
             <w:top w:w="0" w:type="dxa"/>
@@ -3753,7 +3797,7 @@
           </w:tblCellMar>
         </w:tblPrEx>
         <w:trPr>
-          <w:trHeight w:val="0"/>
+          <w:trHeight w:val="0" w:hRule="atLeast"/>
           <w:tblHeader/>
           <w:jc w:val="center"/>
         </w:trPr>
@@ -3761,8 +3805,8 @@
           <w:tcPr>
             <w:tcW w:w="934" w:type="dxa"/>
             <w:tcBorders>
-              <w:top w:val="single" w:sz="12" w:space="0" w:color="auto"/>
-              <w:left w:val="single" w:sz="12" w:space="0" w:color="auto"/>
+              <w:top w:val="single" w:color="auto" w:sz="12" w:space="0"/>
+              <w:left w:val="single" w:color="auto" w:sz="12" w:space="0"/>
               <w:bottom w:val="nil"/>
               <w:right w:val="nil"/>
             </w:tcBorders>
@@ -3778,7 +3822,7 @@
             <w:pPr>
               <w:snapToGrid w:val="0"/>
               <w:spacing w:before="120" w:after="120" w:line="240" w:lineRule="auto"/>
-              <w:ind w:left="0" w:right="0" w:firstLine="0" w:leftChars="0" w:rightChars="0" w:firstLineChars="0"/>
+              <w:ind w:left="0" w:leftChars="0" w:right="0" w:rightChars="0" w:firstLine="0" w:firstLineChars="0"/>
               <w:jc w:val="center"/>
               <w:rPr>
                 <w:rFonts w:ascii="Arial" w:eastAsia="等线"/>
@@ -3788,7 +3832,7 @@
             </w:pPr>
             <w:r>
               <w:rPr>
-                <w:rFonts w:ascii="Arial" w:eastAsia="等线" w:hAnsi="Arial" w:cs="Arial"/>
+                <w:rFonts w:ascii="Arial" w:hAnsi="Arial" w:eastAsia="等线" w:cs="Arial"/>
                 <w:b/>
                 <w:sz w:val="22"/>
               </w:rPr>
@@ -3800,8 +3844,8 @@
           <w:tcPr>
             <w:tcW w:w="1320" w:type="dxa"/>
             <w:tcBorders>
-              <w:top w:val="single" w:sz="12" w:space="0" w:color="auto"/>
-              <w:left w:val="single" w:sz="4" w:space="0" w:color="auto"/>
+              <w:top w:val="single" w:color="auto" w:sz="12" w:space="0"/>
+              <w:left w:val="single" w:color="auto" w:sz="4" w:space="0"/>
               <w:bottom w:val="nil"/>
               <w:right w:val="nil"/>
             </w:tcBorders>
@@ -3817,7 +3861,7 @@
             <w:pPr>
               <w:snapToGrid w:val="0"/>
               <w:spacing w:before="120" w:after="120" w:line="240" w:lineRule="auto"/>
-              <w:ind w:left="0" w:right="0" w:firstLine="0" w:leftChars="0" w:rightChars="0" w:firstLineChars="0"/>
+              <w:ind w:left="0" w:leftChars="0" w:right="0" w:rightChars="0" w:firstLine="0" w:firstLineChars="0"/>
               <w:jc w:val="center"/>
               <w:rPr>
                 <w:rFonts w:ascii="Arial" w:eastAsia="等线"/>
@@ -3827,7 +3871,7 @@
             </w:pPr>
             <w:r>
               <w:rPr>
-                <w:rFonts w:ascii="Arial" w:eastAsia="等线" w:hAnsi="Arial" w:cs="Arial"/>
+                <w:rFonts w:ascii="Arial" w:hAnsi="Arial" w:eastAsia="等线" w:cs="Arial"/>
                 <w:b/>
                 <w:sz w:val="22"/>
               </w:rPr>
@@ -3839,8 +3883,8 @@
           <w:tcPr>
             <w:tcW w:w="1979" w:type="dxa"/>
             <w:tcBorders>
-              <w:top w:val="single" w:sz="12" w:space="0" w:color="auto"/>
-              <w:left w:val="single" w:sz="4" w:space="0" w:color="auto"/>
+              <w:top w:val="single" w:color="auto" w:sz="12" w:space="0"/>
+              <w:left w:val="single" w:color="auto" w:sz="4" w:space="0"/>
               <w:bottom w:val="nil"/>
               <w:right w:val="nil"/>
             </w:tcBorders>
@@ -3856,7 +3900,7 @@
             <w:pPr>
               <w:snapToGrid w:val="0"/>
               <w:spacing w:before="120" w:after="120" w:line="240" w:lineRule="auto"/>
-              <w:ind w:left="0" w:right="0" w:firstLine="0" w:leftChars="0" w:rightChars="0" w:firstLineChars="0"/>
+              <w:ind w:left="0" w:leftChars="0" w:right="0" w:rightChars="0" w:firstLine="0" w:firstLineChars="0"/>
               <w:jc w:val="center"/>
               <w:rPr>
                 <w:rFonts w:ascii="Arial" w:eastAsia="等线"/>
@@ -3866,7 +3910,7 @@
             </w:pPr>
             <w:r>
               <w:rPr>
-                <w:rFonts w:ascii="Arial" w:eastAsia="等线" w:hAnsi="Arial" w:cs="Arial"/>
+                <w:rFonts w:ascii="Arial" w:hAnsi="Arial" w:eastAsia="等线" w:cs="Arial"/>
                 <w:b/>
                 <w:sz w:val="22"/>
               </w:rPr>
@@ -3878,8 +3922,8 @@
           <w:tcPr>
             <w:tcW w:w="2640" w:type="dxa"/>
             <w:tcBorders>
-              <w:top w:val="single" w:sz="12" w:space="0" w:color="auto"/>
-              <w:left w:val="single" w:sz="4" w:space="0" w:color="auto"/>
+              <w:top w:val="single" w:color="auto" w:sz="12" w:space="0"/>
+              <w:left w:val="single" w:color="auto" w:sz="4" w:space="0"/>
               <w:bottom w:val="nil"/>
               <w:right w:val="nil"/>
             </w:tcBorders>
@@ -3895,7 +3939,7 @@
             <w:pPr>
               <w:snapToGrid w:val="0"/>
               <w:spacing w:before="120" w:after="120" w:line="240" w:lineRule="auto"/>
-              <w:ind w:left="0" w:right="0" w:firstLine="0" w:leftChars="0" w:rightChars="0" w:firstLineChars="0"/>
+              <w:ind w:left="0" w:leftChars="0" w:right="0" w:rightChars="0" w:firstLine="0" w:firstLineChars="0"/>
               <w:jc w:val="center"/>
               <w:rPr>
                 <w:rFonts w:ascii="Arial" w:eastAsia="等线"/>
@@ -3905,7 +3949,7 @@
             </w:pPr>
             <w:r>
               <w:rPr>
-                <w:rFonts w:ascii="Arial" w:eastAsia="等线" w:hAnsi="Arial" w:cs="Arial"/>
+                <w:rFonts w:ascii="Arial" w:hAnsi="Arial" w:eastAsia="等线" w:cs="Arial"/>
                 <w:b/>
                 <w:sz w:val="22"/>
               </w:rPr>
@@ -3917,10 +3961,10 @@
           <w:tcPr>
             <w:tcW w:w="1649" w:type="dxa"/>
             <w:tcBorders>
-              <w:top w:val="single" w:sz="12" w:space="0" w:color="auto"/>
-              <w:left w:val="single" w:sz="4" w:space="0" w:color="auto"/>
-              <w:bottom w:val="nil"/>
-              <w:right w:val="single" w:sz="12" w:space="0" w:color="auto"/>
+              <w:top w:val="single" w:color="auto" w:sz="12" w:space="0"/>
+              <w:left w:val="single" w:color="auto" w:sz="4" w:space="0"/>
+              <w:bottom w:val="nil"/>
+              <w:right w:val="single" w:color="auto" w:sz="12" w:space="0"/>
             </w:tcBorders>
             <w:tcMar>
               <w:top w:w="60" w:type="dxa"/>
@@ -3934,7 +3978,7 @@
             <w:pPr>
               <w:snapToGrid w:val="0"/>
               <w:spacing w:before="120" w:after="120" w:line="240" w:lineRule="auto"/>
-              <w:ind w:left="0" w:right="0" w:firstLine="0" w:leftChars="0" w:rightChars="0" w:firstLineChars="0"/>
+              <w:ind w:left="0" w:leftChars="0" w:right="0" w:rightChars="0" w:firstLine="0" w:firstLineChars="0"/>
               <w:jc w:val="center"/>
               <w:rPr>
                 <w:rFonts w:ascii="Arial" w:eastAsia="等线"/>
@@ -3944,7 +3988,7 @@
             </w:pPr>
             <w:r>
               <w:rPr>
-                <w:rFonts w:ascii="Arial" w:eastAsia="等线" w:hAnsi="Arial" w:cs="Arial"/>
+                <w:rFonts w:ascii="Arial" w:hAnsi="Arial" w:eastAsia="等线" w:cs="Arial"/>
                 <w:b/>
                 <w:sz w:val="22"/>
               </w:rPr>
@@ -3955,8 +3999,14 @@
       </w:tr>
       <w:tr>
         <w:tblPrEx>
-          <w:tblW w:w="8522" w:type="dxa"/>
-          <w:jc w:val="center"/>
+          <w:tblBorders>
+            <w:top w:val="none" w:color="auto" w:sz="0" w:space="0"/>
+            <w:left w:val="none" w:color="auto" w:sz="0" w:space="0"/>
+            <w:bottom w:val="none" w:color="auto" w:sz="0" w:space="0"/>
+            <w:right w:val="none" w:color="auto" w:sz="0" w:space="0"/>
+            <w:insideH w:val="none" w:color="auto" w:sz="0" w:space="0"/>
+            <w:insideV w:val="none" w:color="auto" w:sz="0" w:space="0"/>
+          </w:tblBorders>
           <w:tblCellMar>
             <w:top w:w="0" w:type="dxa"/>
             <w:left w:w="10" w:type="dxa"/>
@@ -3965,15 +4015,15 @@
           </w:tblCellMar>
         </w:tblPrEx>
         <w:trPr>
-          <w:trHeight w:val="0"/>
+          <w:trHeight w:val="0" w:hRule="atLeast"/>
           <w:jc w:val="center"/>
         </w:trPr>
         <w:tc>
           <w:tcPr>
             <w:tcW w:w="934" w:type="dxa"/>
             <w:tcBorders>
-              <w:top w:val="single" w:sz="4" w:space="0" w:color="auto"/>
-              <w:left w:val="single" w:sz="12" w:space="0" w:color="auto"/>
+              <w:top w:val="single" w:color="auto" w:sz="4" w:space="0"/>
+              <w:left w:val="single" w:color="auto" w:sz="12" w:space="0"/>
               <w:bottom w:val="nil"/>
               <w:right w:val="nil"/>
             </w:tcBorders>
@@ -3987,11 +4037,11 @@
           </w:tcPr>
           <w:p>
             <w:pPr>
-              <w:pStyle w:val="a1"/>
+              <w:pStyle w:val="31"/>
               <w:bidi w:val="0"/>
               <w:snapToGrid w:val="0"/>
               <w:spacing w:line="240" w:lineRule="auto"/>
-              <w:ind w:left="0" w:right="0" w:firstLine="0" w:leftChars="0" w:rightChars="0" w:firstLineChars="0"/>
+              <w:ind w:left="0" w:leftChars="0" w:right="0" w:rightChars="0" w:firstLine="0" w:firstLineChars="0"/>
               <w:jc w:val="center"/>
             </w:pPr>
             <w:r>
@@ -4003,8 +4053,8 @@
           <w:tcPr>
             <w:tcW w:w="1320" w:type="dxa"/>
             <w:tcBorders>
-              <w:top w:val="single" w:sz="4" w:space="0" w:color="auto"/>
-              <w:left w:val="single" w:sz="4" w:space="0" w:color="auto"/>
+              <w:top w:val="single" w:color="auto" w:sz="4" w:space="0"/>
+              <w:left w:val="single" w:color="auto" w:sz="4" w:space="0"/>
               <w:bottom w:val="nil"/>
               <w:right w:val="nil"/>
             </w:tcBorders>
@@ -4018,11 +4068,11 @@
           </w:tcPr>
           <w:p>
             <w:pPr>
-              <w:pStyle w:val="a1"/>
+              <w:pStyle w:val="31"/>
               <w:bidi w:val="0"/>
               <w:snapToGrid w:val="0"/>
               <w:spacing w:line="240" w:lineRule="auto"/>
-              <w:ind w:left="0" w:right="0" w:firstLine="0" w:leftChars="0" w:rightChars="0" w:firstLineChars="0"/>
+              <w:ind w:left="0" w:leftChars="0" w:right="0" w:rightChars="0" w:firstLine="0" w:firstLineChars="0"/>
               <w:jc w:val="center"/>
             </w:pPr>
             <w:r>
@@ -4034,8 +4084,8 @@
           <w:tcPr>
             <w:tcW w:w="1979" w:type="dxa"/>
             <w:tcBorders>
-              <w:top w:val="single" w:sz="4" w:space="0" w:color="auto"/>
-              <w:left w:val="single" w:sz="4" w:space="0" w:color="auto"/>
+              <w:top w:val="single" w:color="auto" w:sz="4" w:space="0"/>
+              <w:left w:val="single" w:color="auto" w:sz="4" w:space="0"/>
               <w:bottom w:val="nil"/>
               <w:right w:val="nil"/>
             </w:tcBorders>
@@ -4049,11 +4099,11 @@
           </w:tcPr>
           <w:p>
             <w:pPr>
-              <w:pStyle w:val="a1"/>
+              <w:pStyle w:val="31"/>
               <w:bidi w:val="0"/>
               <w:snapToGrid w:val="0"/>
               <w:spacing w:line="240" w:lineRule="auto"/>
-              <w:ind w:left="0" w:right="0" w:firstLine="0" w:leftChars="0" w:rightChars="0" w:firstLineChars="0"/>
+              <w:ind w:left="0" w:leftChars="0" w:right="0" w:rightChars="0" w:firstLine="0" w:firstLineChars="0"/>
               <w:jc w:val="center"/>
             </w:pPr>
             <w:r>
@@ -4065,8 +4115,8 @@
           <w:tcPr>
             <w:tcW w:w="2640" w:type="dxa"/>
             <w:tcBorders>
-              <w:top w:val="single" w:sz="4" w:space="0" w:color="auto"/>
-              <w:left w:val="single" w:sz="4" w:space="0" w:color="auto"/>
+              <w:top w:val="single" w:color="auto" w:sz="4" w:space="0"/>
+              <w:left w:val="single" w:color="auto" w:sz="4" w:space="0"/>
               <w:bottom w:val="nil"/>
               <w:right w:val="nil"/>
             </w:tcBorders>
@@ -4080,11 +4130,11 @@
           </w:tcPr>
           <w:p>
             <w:pPr>
-              <w:pStyle w:val="a1"/>
+              <w:pStyle w:val="31"/>
               <w:bidi w:val="0"/>
               <w:snapToGrid w:val="0"/>
               <w:spacing w:line="240" w:lineRule="auto"/>
-              <w:ind w:left="0" w:right="0" w:firstLine="0" w:leftChars="0" w:rightChars="0" w:firstLineChars="0"/>
+              <w:ind w:left="0" w:leftChars="0" w:right="0" w:rightChars="0" w:firstLine="0" w:firstLineChars="0"/>
               <w:jc w:val="left"/>
             </w:pPr>
             <w:r>
@@ -4096,10 +4146,10 @@
           <w:tcPr>
             <w:tcW w:w="1649" w:type="dxa"/>
             <w:tcBorders>
-              <w:top w:val="single" w:sz="4" w:space="0" w:color="auto"/>
-              <w:left w:val="single" w:sz="4" w:space="0" w:color="auto"/>
-              <w:bottom w:val="nil"/>
-              <w:right w:val="single" w:sz="12" w:space="0" w:color="auto"/>
+              <w:top w:val="single" w:color="auto" w:sz="4" w:space="0"/>
+              <w:left w:val="single" w:color="auto" w:sz="4" w:space="0"/>
+              <w:bottom w:val="nil"/>
+              <w:right w:val="single" w:color="auto" w:sz="12" w:space="0"/>
             </w:tcBorders>
             <w:tcMar>
               <w:top w:w="60" w:type="dxa"/>
@@ -4111,11 +4161,11 @@
           </w:tcPr>
           <w:p>
             <w:pPr>
-              <w:pStyle w:val="a1"/>
+              <w:pStyle w:val="31"/>
               <w:bidi w:val="0"/>
               <w:snapToGrid w:val="0"/>
               <w:spacing w:line="240" w:lineRule="auto"/>
-              <w:ind w:left="0" w:right="0" w:firstLine="0" w:leftChars="0" w:rightChars="0" w:firstLineChars="0"/>
+              <w:ind w:left="0" w:leftChars="0" w:right="0" w:rightChars="0" w:firstLine="0" w:firstLineChars="0"/>
               <w:jc w:val="left"/>
             </w:pPr>
             <w:r>
@@ -4126,8 +4176,14 @@
       </w:tr>
       <w:tr>
         <w:tblPrEx>
-          <w:tblW w:w="8522" w:type="dxa"/>
-          <w:jc w:val="center"/>
+          <w:tblBorders>
+            <w:top w:val="none" w:color="auto" w:sz="0" w:space="0"/>
+            <w:left w:val="none" w:color="auto" w:sz="0" w:space="0"/>
+            <w:bottom w:val="none" w:color="auto" w:sz="0" w:space="0"/>
+            <w:right w:val="none" w:color="auto" w:sz="0" w:space="0"/>
+            <w:insideH w:val="none" w:color="auto" w:sz="0" w:space="0"/>
+            <w:insideV w:val="none" w:color="auto" w:sz="0" w:space="0"/>
+          </w:tblBorders>
           <w:tblCellMar>
             <w:top w:w="0" w:type="dxa"/>
             <w:left w:w="10" w:type="dxa"/>
@@ -4136,15 +4192,15 @@
           </w:tblCellMar>
         </w:tblPrEx>
         <w:trPr>
-          <w:trHeight w:val="0"/>
+          <w:trHeight w:val="0" w:hRule="atLeast"/>
           <w:jc w:val="center"/>
         </w:trPr>
         <w:tc>
           <w:tcPr>
             <w:tcW w:w="934" w:type="dxa"/>
             <w:tcBorders>
-              <w:top w:val="single" w:sz="4" w:space="0" w:color="auto"/>
-              <w:left w:val="single" w:sz="12" w:space="0" w:color="auto"/>
+              <w:top w:val="single" w:color="auto" w:sz="4" w:space="0"/>
+              <w:left w:val="single" w:color="auto" w:sz="12" w:space="0"/>
               <w:bottom w:val="nil"/>
               <w:right w:val="nil"/>
             </w:tcBorders>
@@ -4158,11 +4214,11 @@
           </w:tcPr>
           <w:p>
             <w:pPr>
-              <w:pStyle w:val="a1"/>
+              <w:pStyle w:val="31"/>
               <w:bidi w:val="0"/>
               <w:snapToGrid w:val="0"/>
               <w:spacing w:line="240" w:lineRule="auto"/>
-              <w:ind w:left="0" w:right="0" w:firstLine="0" w:leftChars="0" w:rightChars="0" w:firstLineChars="0"/>
+              <w:ind w:left="0" w:leftChars="0" w:right="0" w:rightChars="0" w:firstLine="0" w:firstLineChars="0"/>
               <w:jc w:val="center"/>
             </w:pPr>
             <w:r>
@@ -4174,8 +4230,8 @@
           <w:tcPr>
             <w:tcW w:w="1320" w:type="dxa"/>
             <w:tcBorders>
-              <w:top w:val="single" w:sz="4" w:space="0" w:color="auto"/>
-              <w:left w:val="single" w:sz="4" w:space="0" w:color="auto"/>
+              <w:top w:val="single" w:color="auto" w:sz="4" w:space="0"/>
+              <w:left w:val="single" w:color="auto" w:sz="4" w:space="0"/>
               <w:bottom w:val="nil"/>
               <w:right w:val="nil"/>
             </w:tcBorders>
@@ -4189,11 +4245,11 @@
           </w:tcPr>
           <w:p>
             <w:pPr>
-              <w:pStyle w:val="a1"/>
+              <w:pStyle w:val="31"/>
               <w:bidi w:val="0"/>
               <w:snapToGrid w:val="0"/>
               <w:spacing w:line="240" w:lineRule="auto"/>
-              <w:ind w:left="0" w:right="0" w:firstLine="0" w:leftChars="0" w:rightChars="0" w:firstLineChars="0"/>
+              <w:ind w:left="0" w:leftChars="0" w:right="0" w:rightChars="0" w:firstLine="0" w:firstLineChars="0"/>
               <w:jc w:val="center"/>
             </w:pPr>
             <w:r>
@@ -4205,8 +4261,8 @@
           <w:tcPr>
             <w:tcW w:w="1979" w:type="dxa"/>
             <w:tcBorders>
-              <w:top w:val="single" w:sz="4" w:space="0" w:color="auto"/>
-              <w:left w:val="single" w:sz="4" w:space="0" w:color="auto"/>
+              <w:top w:val="single" w:color="auto" w:sz="4" w:space="0"/>
+              <w:left w:val="single" w:color="auto" w:sz="4" w:space="0"/>
               <w:bottom w:val="nil"/>
               <w:right w:val="nil"/>
             </w:tcBorders>
@@ -4220,14 +4276,14 @@
           </w:tcPr>
           <w:p>
             <w:pPr>
-              <w:pStyle w:val="a1"/>
+              <w:pStyle w:val="31"/>
               <w:bidi w:val="0"/>
               <w:snapToGrid w:val="0"/>
               <w:spacing w:line="240" w:lineRule="auto"/>
-              <w:ind w:left="0" w:right="0" w:firstLine="0" w:leftChars="0" w:rightChars="0" w:firstLineChars="0"/>
+              <w:ind w:left="0" w:leftChars="0" w:right="0" w:rightChars="0" w:firstLine="0" w:firstLineChars="0"/>
               <w:jc w:val="center"/>
               <w:rPr>
-                <w:rFonts w:eastAsia="宋体" w:hint="eastAsia"/>
+                <w:rFonts w:hint="eastAsia" w:eastAsia="宋体"/>
                 <w:lang w:val="en-US" w:eastAsia="zh-CN"/>
               </w:rPr>
             </w:pPr>
@@ -4244,8 +4300,8 @@
           <w:tcPr>
             <w:tcW w:w="2640" w:type="dxa"/>
             <w:tcBorders>
-              <w:top w:val="single" w:sz="4" w:space="0" w:color="auto"/>
-              <w:left w:val="single" w:sz="4" w:space="0" w:color="auto"/>
+              <w:top w:val="single" w:color="auto" w:sz="4" w:space="0"/>
+              <w:left w:val="single" w:color="auto" w:sz="4" w:space="0"/>
               <w:bottom w:val="nil"/>
               <w:right w:val="nil"/>
             </w:tcBorders>
@@ -4259,11 +4315,11 @@
           </w:tcPr>
           <w:p>
             <w:pPr>
-              <w:pStyle w:val="a1"/>
+              <w:pStyle w:val="31"/>
               <w:bidi w:val="0"/>
               <w:snapToGrid w:val="0"/>
               <w:spacing w:line="240" w:lineRule="auto"/>
-              <w:ind w:left="0" w:right="0" w:firstLine="0" w:leftChars="0" w:rightChars="0" w:firstLineChars="0"/>
+              <w:ind w:left="0" w:leftChars="0" w:right="0" w:rightChars="0" w:firstLine="0" w:firstLineChars="0"/>
               <w:jc w:val="left"/>
             </w:pPr>
             <w:r>
@@ -4275,10 +4331,10 @@
           <w:tcPr>
             <w:tcW w:w="1649" w:type="dxa"/>
             <w:tcBorders>
-              <w:top w:val="single" w:sz="4" w:space="0" w:color="auto"/>
-              <w:left w:val="single" w:sz="4" w:space="0" w:color="auto"/>
-              <w:bottom w:val="nil"/>
-              <w:right w:val="single" w:sz="12" w:space="0" w:color="auto"/>
+              <w:top w:val="single" w:color="auto" w:sz="4" w:space="0"/>
+              <w:left w:val="single" w:color="auto" w:sz="4" w:space="0"/>
+              <w:bottom w:val="nil"/>
+              <w:right w:val="single" w:color="auto" w:sz="12" w:space="0"/>
             </w:tcBorders>
             <w:tcMar>
               <w:top w:w="60" w:type="dxa"/>
@@ -4290,11 +4346,11 @@
           </w:tcPr>
           <w:p>
             <w:pPr>
-              <w:pStyle w:val="a1"/>
+              <w:pStyle w:val="31"/>
               <w:bidi w:val="0"/>
               <w:snapToGrid w:val="0"/>
               <w:spacing w:line="240" w:lineRule="auto"/>
-              <w:ind w:left="0" w:right="0" w:firstLine="0" w:leftChars="0" w:rightChars="0" w:firstLineChars="0"/>
+              <w:ind w:left="0" w:leftChars="0" w:right="0" w:rightChars="0" w:firstLine="0" w:firstLineChars="0"/>
               <w:jc w:val="left"/>
             </w:pPr>
             <w:r>
@@ -4305,8 +4361,14 @@
       </w:tr>
       <w:tr>
         <w:tblPrEx>
-          <w:tblW w:w="8522" w:type="dxa"/>
-          <w:jc w:val="center"/>
+          <w:tblBorders>
+            <w:top w:val="none" w:color="auto" w:sz="0" w:space="0"/>
+            <w:left w:val="none" w:color="auto" w:sz="0" w:space="0"/>
+            <w:bottom w:val="none" w:color="auto" w:sz="0" w:space="0"/>
+            <w:right w:val="none" w:color="auto" w:sz="0" w:space="0"/>
+            <w:insideH w:val="none" w:color="auto" w:sz="0" w:space="0"/>
+            <w:insideV w:val="none" w:color="auto" w:sz="0" w:space="0"/>
+          </w:tblBorders>
           <w:tblCellMar>
             <w:top w:w="0" w:type="dxa"/>
             <w:left w:w="10" w:type="dxa"/>
@@ -4315,15 +4377,15 @@
           </w:tblCellMar>
         </w:tblPrEx>
         <w:trPr>
-          <w:trHeight w:val="0"/>
+          <w:trHeight w:val="0" w:hRule="atLeast"/>
           <w:jc w:val="center"/>
         </w:trPr>
         <w:tc>
           <w:tcPr>
             <w:tcW w:w="934" w:type="dxa"/>
             <w:tcBorders>
-              <w:top w:val="single" w:sz="4" w:space="0" w:color="auto"/>
-              <w:left w:val="single" w:sz="12" w:space="0" w:color="auto"/>
+              <w:top w:val="single" w:color="auto" w:sz="4" w:space="0"/>
+              <w:left w:val="single" w:color="auto" w:sz="12" w:space="0"/>
               <w:bottom w:val="nil"/>
               <w:right w:val="nil"/>
             </w:tcBorders>
@@ -4337,11 +4399,11 @@
           </w:tcPr>
           <w:p>
             <w:pPr>
-              <w:pStyle w:val="a1"/>
+              <w:pStyle w:val="31"/>
               <w:bidi w:val="0"/>
               <w:snapToGrid w:val="0"/>
               <w:spacing w:line="240" w:lineRule="auto"/>
-              <w:ind w:left="0" w:right="0" w:firstLine="0" w:leftChars="0" w:rightChars="0" w:firstLineChars="0"/>
+              <w:ind w:left="0" w:leftChars="0" w:right="0" w:rightChars="0" w:firstLine="0" w:firstLineChars="0"/>
               <w:jc w:val="center"/>
             </w:pPr>
             <w:r>
@@ -4353,8 +4415,8 @@
           <w:tcPr>
             <w:tcW w:w="1320" w:type="dxa"/>
             <w:tcBorders>
-              <w:top w:val="single" w:sz="4" w:space="0" w:color="auto"/>
-              <w:left w:val="single" w:sz="4" w:space="0" w:color="auto"/>
+              <w:top w:val="single" w:color="auto" w:sz="4" w:space="0"/>
+              <w:left w:val="single" w:color="auto" w:sz="4" w:space="0"/>
               <w:bottom w:val="nil"/>
               <w:right w:val="nil"/>
             </w:tcBorders>
@@ -4368,11 +4430,11 @@
           </w:tcPr>
           <w:p>
             <w:pPr>
-              <w:pStyle w:val="a1"/>
+              <w:pStyle w:val="31"/>
               <w:bidi w:val="0"/>
               <w:snapToGrid w:val="0"/>
               <w:spacing w:line="240" w:lineRule="auto"/>
-              <w:ind w:left="0" w:right="0" w:firstLine="0" w:leftChars="0" w:rightChars="0" w:firstLineChars="0"/>
+              <w:ind w:left="0" w:leftChars="0" w:right="0" w:rightChars="0" w:firstLine="0" w:firstLineChars="0"/>
               <w:jc w:val="center"/>
             </w:pPr>
             <w:r>
@@ -4384,8 +4446,8 @@
           <w:tcPr>
             <w:tcW w:w="1979" w:type="dxa"/>
             <w:tcBorders>
-              <w:top w:val="single" w:sz="4" w:space="0" w:color="auto"/>
-              <w:left w:val="single" w:sz="4" w:space="0" w:color="auto"/>
+              <w:top w:val="single" w:color="auto" w:sz="4" w:space="0"/>
+              <w:left w:val="single" w:color="auto" w:sz="4" w:space="0"/>
               <w:bottom w:val="nil"/>
               <w:right w:val="nil"/>
             </w:tcBorders>
@@ -4399,11 +4461,11 @@
           </w:tcPr>
           <w:p>
             <w:pPr>
-              <w:pStyle w:val="a1"/>
+              <w:pStyle w:val="31"/>
               <w:bidi w:val="0"/>
               <w:snapToGrid w:val="0"/>
               <w:spacing w:line="240" w:lineRule="auto"/>
-              <w:ind w:left="0" w:right="0" w:firstLine="0" w:leftChars="0" w:rightChars="0" w:firstLineChars="0"/>
+              <w:ind w:left="0" w:leftChars="0" w:right="0" w:rightChars="0" w:firstLine="0" w:firstLineChars="0"/>
               <w:jc w:val="center"/>
             </w:pPr>
             <w:r>
@@ -4415,8 +4477,8 @@
           <w:tcPr>
             <w:tcW w:w="2640" w:type="dxa"/>
             <w:tcBorders>
-              <w:top w:val="single" w:sz="4" w:space="0" w:color="auto"/>
-              <w:left w:val="single" w:sz="4" w:space="0" w:color="auto"/>
+              <w:top w:val="single" w:color="auto" w:sz="4" w:space="0"/>
+              <w:left w:val="single" w:color="auto" w:sz="4" w:space="0"/>
               <w:bottom w:val="nil"/>
               <w:right w:val="nil"/>
             </w:tcBorders>
@@ -4430,11 +4492,11 @@
           </w:tcPr>
           <w:p>
             <w:pPr>
-              <w:pStyle w:val="a1"/>
+              <w:pStyle w:val="31"/>
               <w:bidi w:val="0"/>
               <w:snapToGrid w:val="0"/>
               <w:spacing w:line="240" w:lineRule="auto"/>
-              <w:ind w:left="0" w:right="0" w:firstLine="0" w:leftChars="0" w:rightChars="0" w:firstLineChars="0"/>
+              <w:ind w:left="0" w:leftChars="0" w:right="0" w:rightChars="0" w:firstLine="0" w:firstLineChars="0"/>
               <w:jc w:val="left"/>
             </w:pPr>
             <w:r>
@@ -4446,10 +4508,10 @@
           <w:tcPr>
             <w:tcW w:w="1649" w:type="dxa"/>
             <w:tcBorders>
-              <w:top w:val="single" w:sz="4" w:space="0" w:color="auto"/>
-              <w:left w:val="single" w:sz="4" w:space="0" w:color="auto"/>
-              <w:bottom w:val="nil"/>
-              <w:right w:val="single" w:sz="12" w:space="0" w:color="auto"/>
+              <w:top w:val="single" w:color="auto" w:sz="4" w:space="0"/>
+              <w:left w:val="single" w:color="auto" w:sz="4" w:space="0"/>
+              <w:bottom w:val="nil"/>
+              <w:right w:val="single" w:color="auto" w:sz="12" w:space="0"/>
             </w:tcBorders>
             <w:tcMar>
               <w:top w:w="60" w:type="dxa"/>
@@ -4461,11 +4523,11 @@
           </w:tcPr>
           <w:p>
             <w:pPr>
-              <w:pStyle w:val="a1"/>
+              <w:pStyle w:val="31"/>
               <w:bidi w:val="0"/>
               <w:snapToGrid w:val="0"/>
               <w:spacing w:line="240" w:lineRule="auto"/>
-              <w:ind w:left="0" w:right="0" w:firstLine="0" w:leftChars="0" w:rightChars="0" w:firstLineChars="0"/>
+              <w:ind w:left="0" w:leftChars="0" w:right="0" w:rightChars="0" w:firstLine="0" w:firstLineChars="0"/>
               <w:jc w:val="left"/>
             </w:pPr>
             <w:r>
@@ -4476,8 +4538,14 @@
       </w:tr>
       <w:tr>
         <w:tblPrEx>
-          <w:tblW w:w="8522" w:type="dxa"/>
-          <w:jc w:val="center"/>
+          <w:tblBorders>
+            <w:top w:val="none" w:color="auto" w:sz="0" w:space="0"/>
+            <w:left w:val="none" w:color="auto" w:sz="0" w:space="0"/>
+            <w:bottom w:val="none" w:color="auto" w:sz="0" w:space="0"/>
+            <w:right w:val="none" w:color="auto" w:sz="0" w:space="0"/>
+            <w:insideH w:val="none" w:color="auto" w:sz="0" w:space="0"/>
+            <w:insideV w:val="none" w:color="auto" w:sz="0" w:space="0"/>
+          </w:tblBorders>
           <w:tblCellMar>
             <w:top w:w="0" w:type="dxa"/>
             <w:left w:w="10" w:type="dxa"/>
@@ -4486,15 +4554,15 @@
           </w:tblCellMar>
         </w:tblPrEx>
         <w:trPr>
-          <w:trHeight w:val="0"/>
+          <w:trHeight w:val="0" w:hRule="atLeast"/>
           <w:jc w:val="center"/>
         </w:trPr>
         <w:tc>
           <w:tcPr>
             <w:tcW w:w="934" w:type="dxa"/>
             <w:tcBorders>
-              <w:top w:val="single" w:sz="4" w:space="0" w:color="auto"/>
-              <w:left w:val="single" w:sz="12" w:space="0" w:color="auto"/>
+              <w:top w:val="single" w:color="auto" w:sz="4" w:space="0"/>
+              <w:left w:val="single" w:color="auto" w:sz="12" w:space="0"/>
               <w:bottom w:val="nil"/>
               <w:right w:val="nil"/>
             </w:tcBorders>
@@ -4508,11 +4576,11 @@
           </w:tcPr>
           <w:p>
             <w:pPr>
-              <w:pStyle w:val="a1"/>
+              <w:pStyle w:val="31"/>
               <w:bidi w:val="0"/>
               <w:snapToGrid w:val="0"/>
               <w:spacing w:line="240" w:lineRule="auto"/>
-              <w:ind w:left="0" w:right="0" w:firstLine="0" w:leftChars="0" w:rightChars="0" w:firstLineChars="0"/>
+              <w:ind w:left="0" w:leftChars="0" w:right="0" w:rightChars="0" w:firstLine="0" w:firstLineChars="0"/>
               <w:jc w:val="center"/>
             </w:pPr>
             <w:r>
@@ -4524,8 +4592,8 @@
           <w:tcPr>
             <w:tcW w:w="1320" w:type="dxa"/>
             <w:tcBorders>
-              <w:top w:val="single" w:sz="4" w:space="0" w:color="auto"/>
-              <w:left w:val="single" w:sz="4" w:space="0" w:color="auto"/>
+              <w:top w:val="single" w:color="auto" w:sz="4" w:space="0"/>
+              <w:left w:val="single" w:color="auto" w:sz="4" w:space="0"/>
               <w:bottom w:val="nil"/>
               <w:right w:val="nil"/>
             </w:tcBorders>
@@ -4539,15 +4607,18 @@
           </w:tcPr>
           <w:p>
             <w:pPr>
-              <w:pStyle w:val="a1"/>
+              <w:pStyle w:val="31"/>
               <w:bidi w:val="0"/>
               <w:snapToGrid w:val="0"/>
               <w:spacing w:line="240" w:lineRule="auto"/>
-              <w:ind w:left="0" w:right="0" w:firstLine="0" w:leftChars="0" w:rightChars="0" w:firstLineChars="0"/>
+              <w:ind w:left="0" w:leftChars="0" w:right="0" w:rightChars="0" w:firstLine="0" w:firstLineChars="0"/>
               <w:jc w:val="center"/>
             </w:pPr>
             <w:r>
-              <w:t>石宝升</w:t>
+              <w:rPr>
+                <w:rFonts w:hint="eastAsia"/>
+              </w:rPr>
+              <w:t>黄正宇</w:t>
             </w:r>
           </w:p>
         </w:tc>
@@ -4555,8 +4626,8 @@
           <w:tcPr>
             <w:tcW w:w="1979" w:type="dxa"/>
             <w:tcBorders>
-              <w:top w:val="single" w:sz="4" w:space="0" w:color="auto"/>
-              <w:left w:val="single" w:sz="4" w:space="0" w:color="auto"/>
+              <w:top w:val="single" w:color="auto" w:sz="4" w:space="0"/>
+              <w:left w:val="single" w:color="auto" w:sz="4" w:space="0"/>
               <w:bottom w:val="nil"/>
               <w:right w:val="nil"/>
             </w:tcBorders>
@@ -4570,11 +4641,11 @@
           </w:tcPr>
           <w:p>
             <w:pPr>
-              <w:pStyle w:val="a1"/>
+              <w:pStyle w:val="31"/>
               <w:bidi w:val="0"/>
               <w:snapToGrid w:val="0"/>
               <w:spacing w:line="240" w:lineRule="auto"/>
-              <w:ind w:left="0" w:right="0" w:firstLine="0" w:leftChars="0" w:rightChars="0" w:firstLineChars="0"/>
+              <w:ind w:left="0" w:leftChars="0" w:right="0" w:rightChars="0" w:firstLine="0" w:firstLineChars="0"/>
               <w:jc w:val="center"/>
             </w:pPr>
             <w:r>
@@ -4586,8 +4657,8 @@
           <w:tcPr>
             <w:tcW w:w="2640" w:type="dxa"/>
             <w:tcBorders>
-              <w:top w:val="single" w:sz="4" w:space="0" w:color="auto"/>
-              <w:left w:val="single" w:sz="4" w:space="0" w:color="auto"/>
+              <w:top w:val="single" w:color="auto" w:sz="4" w:space="0"/>
+              <w:left w:val="single" w:color="auto" w:sz="4" w:space="0"/>
               <w:bottom w:val="nil"/>
               <w:right w:val="nil"/>
             </w:tcBorders>
@@ -4601,11 +4672,11 @@
           </w:tcPr>
           <w:p>
             <w:pPr>
-              <w:pStyle w:val="a1"/>
+              <w:pStyle w:val="31"/>
               <w:bidi w:val="0"/>
               <w:snapToGrid w:val="0"/>
               <w:spacing w:line="240" w:lineRule="auto"/>
-              <w:ind w:left="0" w:right="0" w:firstLine="0" w:leftChars="0" w:rightChars="0" w:firstLineChars="0"/>
+              <w:ind w:left="0" w:leftChars="0" w:right="0" w:rightChars="0" w:firstLine="0" w:firstLineChars="0"/>
               <w:jc w:val="left"/>
             </w:pPr>
             <w:r>
@@ -4617,10 +4688,10 @@
           <w:tcPr>
             <w:tcW w:w="1649" w:type="dxa"/>
             <w:tcBorders>
-              <w:top w:val="single" w:sz="4" w:space="0" w:color="auto"/>
-              <w:left w:val="single" w:sz="4" w:space="0" w:color="auto"/>
-              <w:bottom w:val="nil"/>
-              <w:right w:val="single" w:sz="12" w:space="0" w:color="auto"/>
+              <w:top w:val="single" w:color="auto" w:sz="4" w:space="0"/>
+              <w:left w:val="single" w:color="auto" w:sz="4" w:space="0"/>
+              <w:bottom w:val="nil"/>
+              <w:right w:val="single" w:color="auto" w:sz="12" w:space="0"/>
             </w:tcBorders>
             <w:tcMar>
               <w:top w:w="60" w:type="dxa"/>
@@ -4632,11 +4703,11 @@
           </w:tcPr>
           <w:p>
             <w:pPr>
-              <w:pStyle w:val="a1"/>
+              <w:pStyle w:val="31"/>
               <w:bidi w:val="0"/>
               <w:snapToGrid w:val="0"/>
               <w:spacing w:line="240" w:lineRule="auto"/>
-              <w:ind w:left="0" w:right="0" w:firstLine="0" w:leftChars="0" w:rightChars="0" w:firstLineChars="0"/>
+              <w:ind w:left="0" w:leftChars="0" w:right="0" w:rightChars="0" w:firstLine="0" w:firstLineChars="0"/>
               <w:jc w:val="left"/>
             </w:pPr>
             <w:r>
@@ -4647,8 +4718,14 @@
       </w:tr>
       <w:tr>
         <w:tblPrEx>
-          <w:tblW w:w="8522" w:type="dxa"/>
-          <w:jc w:val="center"/>
+          <w:tblBorders>
+            <w:top w:val="none" w:color="auto" w:sz="0" w:space="0"/>
+            <w:left w:val="none" w:color="auto" w:sz="0" w:space="0"/>
+            <w:bottom w:val="none" w:color="auto" w:sz="0" w:space="0"/>
+            <w:right w:val="none" w:color="auto" w:sz="0" w:space="0"/>
+            <w:insideH w:val="none" w:color="auto" w:sz="0" w:space="0"/>
+            <w:insideV w:val="none" w:color="auto" w:sz="0" w:space="0"/>
+          </w:tblBorders>
           <w:tblCellMar>
             <w:top w:w="0" w:type="dxa"/>
             <w:left w:w="10" w:type="dxa"/>
@@ -4657,15 +4734,15 @@
           </w:tblCellMar>
         </w:tblPrEx>
         <w:trPr>
-          <w:trHeight w:val="0"/>
+          <w:trHeight w:val="0" w:hRule="atLeast"/>
           <w:jc w:val="center"/>
         </w:trPr>
         <w:tc>
           <w:tcPr>
             <w:tcW w:w="934" w:type="dxa"/>
             <w:tcBorders>
-              <w:top w:val="single" w:sz="4" w:space="0" w:color="auto"/>
-              <w:left w:val="single" w:sz="12" w:space="0" w:color="auto"/>
+              <w:top w:val="single" w:color="auto" w:sz="4" w:space="0"/>
+              <w:left w:val="single" w:color="auto" w:sz="12" w:space="0"/>
               <w:bottom w:val="nil"/>
               <w:right w:val="nil"/>
             </w:tcBorders>
@@ -4679,11 +4756,11 @@
           </w:tcPr>
           <w:p>
             <w:pPr>
-              <w:pStyle w:val="a1"/>
+              <w:pStyle w:val="31"/>
               <w:bidi w:val="0"/>
               <w:snapToGrid w:val="0"/>
               <w:spacing w:line="240" w:lineRule="auto"/>
-              <w:ind w:left="0" w:right="0" w:firstLine="0" w:leftChars="0" w:rightChars="0" w:firstLineChars="0"/>
+              <w:ind w:left="0" w:leftChars="0" w:right="0" w:rightChars="0" w:firstLine="0" w:firstLineChars="0"/>
               <w:jc w:val="center"/>
             </w:pPr>
             <w:r>
@@ -4695,8 +4772,8 @@
           <w:tcPr>
             <w:tcW w:w="1320" w:type="dxa"/>
             <w:tcBorders>
-              <w:top w:val="single" w:sz="4" w:space="0" w:color="auto"/>
-              <w:left w:val="single" w:sz="4" w:space="0" w:color="auto"/>
+              <w:top w:val="single" w:color="auto" w:sz="4" w:space="0"/>
+              <w:left w:val="single" w:color="auto" w:sz="4" w:space="0"/>
               <w:bottom w:val="nil"/>
               <w:right w:val="nil"/>
             </w:tcBorders>
@@ -4710,11 +4787,11 @@
           </w:tcPr>
           <w:p>
             <w:pPr>
-              <w:pStyle w:val="a1"/>
+              <w:pStyle w:val="31"/>
               <w:bidi w:val="0"/>
               <w:snapToGrid w:val="0"/>
               <w:spacing w:line="240" w:lineRule="auto"/>
-              <w:ind w:left="0" w:right="0" w:firstLine="0" w:leftChars="0" w:rightChars="0" w:firstLineChars="0"/>
+              <w:ind w:left="0" w:leftChars="0" w:right="0" w:rightChars="0" w:firstLine="0" w:firstLineChars="0"/>
               <w:jc w:val="center"/>
             </w:pPr>
             <w:r>
@@ -4726,8 +4803,8 @@
           <w:tcPr>
             <w:tcW w:w="1979" w:type="dxa"/>
             <w:tcBorders>
-              <w:top w:val="single" w:sz="4" w:space="0" w:color="auto"/>
-              <w:left w:val="single" w:sz="4" w:space="0" w:color="auto"/>
+              <w:top w:val="single" w:color="auto" w:sz="4" w:space="0"/>
+              <w:left w:val="single" w:color="auto" w:sz="4" w:space="0"/>
               <w:bottom w:val="nil"/>
               <w:right w:val="nil"/>
             </w:tcBorders>
@@ -4741,15 +4818,15 @@
           </w:tcPr>
           <w:p>
             <w:pPr>
-              <w:pStyle w:val="a1"/>
+              <w:pStyle w:val="31"/>
               <w:bidi w:val="0"/>
               <w:snapToGrid w:val="0"/>
               <w:spacing w:line="240" w:lineRule="auto"/>
-              <w:ind w:left="0" w:right="0" w:firstLine="0" w:leftChars="0" w:rightChars="0" w:firstLineChars="0"/>
+              <w:ind w:left="0" w:leftChars="0" w:right="0" w:rightChars="0" w:firstLine="0" w:firstLineChars="0"/>
               <w:jc w:val="center"/>
             </w:pPr>
             <w:r>
-              <w:t>产品产品质量部</w:t>
+              <w:t>产品质量部</w:t>
             </w:r>
           </w:p>
         </w:tc>
@@ -4757,8 +4834,8 @@
           <w:tcPr>
             <w:tcW w:w="2640" w:type="dxa"/>
             <w:tcBorders>
-              <w:top w:val="single" w:sz="4" w:space="0" w:color="auto"/>
-              <w:left w:val="single" w:sz="4" w:space="0" w:color="auto"/>
+              <w:top w:val="single" w:color="auto" w:sz="4" w:space="0"/>
+              <w:left w:val="single" w:color="auto" w:sz="4" w:space="0"/>
               <w:bottom w:val="nil"/>
               <w:right w:val="nil"/>
             </w:tcBorders>
@@ -4772,15 +4849,15 @@
           </w:tcPr>
           <w:p>
             <w:pPr>
-              <w:pStyle w:val="a1"/>
+              <w:pStyle w:val="31"/>
               <w:bidi w:val="0"/>
               <w:snapToGrid w:val="0"/>
               <w:spacing w:line="240" w:lineRule="auto"/>
-              <w:ind w:left="0" w:right="0" w:firstLine="0" w:leftChars="0" w:rightChars="0" w:firstLineChars="0"/>
+              <w:ind w:left="0" w:leftChars="0" w:right="0" w:rightChars="0" w:firstLine="0" w:firstLineChars="0"/>
               <w:jc w:val="left"/>
             </w:pPr>
             <w:r>
-              <w:t>产品产品质量部经理</w:t>
+              <w:t>产品质量部经理</w:t>
             </w:r>
           </w:p>
         </w:tc>
@@ -4788,10 +4865,10 @@
           <w:tcPr>
             <w:tcW w:w="1649" w:type="dxa"/>
             <w:tcBorders>
-              <w:top w:val="single" w:sz="4" w:space="0" w:color="auto"/>
-              <w:left w:val="single" w:sz="4" w:space="0" w:color="auto"/>
-              <w:bottom w:val="nil"/>
-              <w:right w:val="single" w:sz="12" w:space="0" w:color="auto"/>
+              <w:top w:val="single" w:color="auto" w:sz="4" w:space="0"/>
+              <w:left w:val="single" w:color="auto" w:sz="4" w:space="0"/>
+              <w:bottom w:val="nil"/>
+              <w:right w:val="single" w:color="auto" w:sz="12" w:space="0"/>
             </w:tcBorders>
             <w:tcMar>
               <w:top w:w="60" w:type="dxa"/>
@@ -4803,11 +4880,11 @@
           </w:tcPr>
           <w:p>
             <w:pPr>
-              <w:pStyle w:val="a1"/>
+              <w:pStyle w:val="31"/>
               <w:bidi w:val="0"/>
               <w:snapToGrid w:val="0"/>
               <w:spacing w:line="240" w:lineRule="auto"/>
-              <w:ind w:left="0" w:right="0" w:firstLine="0" w:leftChars="0" w:rightChars="0" w:firstLineChars="0"/>
+              <w:ind w:left="0" w:leftChars="0" w:right="0" w:rightChars="0" w:firstLine="0" w:firstLineChars="0"/>
               <w:jc w:val="left"/>
             </w:pPr>
             <w:r>
@@ -4818,8 +4895,14 @@
       </w:tr>
       <w:tr>
         <w:tblPrEx>
-          <w:tblW w:w="8522" w:type="dxa"/>
-          <w:jc w:val="center"/>
+          <w:tblBorders>
+            <w:top w:val="none" w:color="auto" w:sz="0" w:space="0"/>
+            <w:left w:val="none" w:color="auto" w:sz="0" w:space="0"/>
+            <w:bottom w:val="none" w:color="auto" w:sz="0" w:space="0"/>
+            <w:right w:val="none" w:color="auto" w:sz="0" w:space="0"/>
+            <w:insideH w:val="none" w:color="auto" w:sz="0" w:space="0"/>
+            <w:insideV w:val="none" w:color="auto" w:sz="0" w:space="0"/>
+          </w:tblBorders>
           <w:tblCellMar>
             <w:top w:w="0" w:type="dxa"/>
             <w:left w:w="10" w:type="dxa"/>
@@ -4828,16 +4911,16 @@
           </w:tblCellMar>
         </w:tblPrEx>
         <w:trPr>
-          <w:trHeight w:val="0"/>
+          <w:trHeight w:val="0" w:hRule="atLeast"/>
           <w:jc w:val="center"/>
         </w:trPr>
         <w:tc>
           <w:tcPr>
             <w:tcW w:w="934" w:type="dxa"/>
             <w:tcBorders>
-              <w:top w:val="single" w:sz="4" w:space="0" w:color="auto"/>
-              <w:left w:val="single" w:sz="12" w:space="0" w:color="auto"/>
-              <w:bottom w:val="single" w:sz="12" w:space="0" w:color="auto"/>
+              <w:top w:val="single" w:color="auto" w:sz="4" w:space="0"/>
+              <w:left w:val="single" w:color="auto" w:sz="12" w:space="0"/>
+              <w:bottom w:val="single" w:color="auto" w:sz="12" w:space="0"/>
               <w:right w:val="nil"/>
             </w:tcBorders>
             <w:tcMar>
@@ -4850,11 +4933,11 @@
           </w:tcPr>
           <w:p>
             <w:pPr>
-              <w:pStyle w:val="a1"/>
+              <w:pStyle w:val="31"/>
               <w:bidi w:val="0"/>
               <w:snapToGrid w:val="0"/>
               <w:spacing w:line="240" w:lineRule="auto"/>
-              <w:ind w:left="0" w:right="0" w:firstLine="0" w:leftChars="0" w:rightChars="0" w:firstLineChars="0"/>
+              <w:ind w:left="0" w:leftChars="0" w:right="0" w:rightChars="0" w:firstLine="0" w:firstLineChars="0"/>
               <w:jc w:val="center"/>
             </w:pPr>
             <w:r>
@@ -4866,9 +4949,9 @@
           <w:tcPr>
             <w:tcW w:w="1320" w:type="dxa"/>
             <w:tcBorders>
-              <w:top w:val="single" w:sz="4" w:space="0" w:color="auto"/>
-              <w:left w:val="single" w:sz="4" w:space="0" w:color="auto"/>
-              <w:bottom w:val="single" w:sz="12" w:space="0" w:color="auto"/>
+              <w:top w:val="single" w:color="auto" w:sz="4" w:space="0"/>
+              <w:left w:val="single" w:color="auto" w:sz="4" w:space="0"/>
+              <w:bottom w:val="single" w:color="auto" w:sz="12" w:space="0"/>
               <w:right w:val="nil"/>
             </w:tcBorders>
             <w:tcMar>
@@ -4881,11 +4964,11 @@
           </w:tcPr>
           <w:p>
             <w:pPr>
-              <w:pStyle w:val="a1"/>
+              <w:pStyle w:val="31"/>
               <w:bidi w:val="0"/>
               <w:snapToGrid w:val="0"/>
               <w:spacing w:line="240" w:lineRule="auto"/>
-              <w:ind w:left="0" w:right="0" w:firstLine="0" w:leftChars="0" w:rightChars="0" w:firstLineChars="0"/>
+              <w:ind w:left="0" w:leftChars="0" w:right="0" w:rightChars="0" w:firstLine="0" w:firstLineChars="0"/>
               <w:jc w:val="center"/>
             </w:pPr>
             <w:r>
@@ -4897,9 +4980,9 @@
           <w:tcPr>
             <w:tcW w:w="1979" w:type="dxa"/>
             <w:tcBorders>
-              <w:top w:val="single" w:sz="4" w:space="0" w:color="auto"/>
-              <w:left w:val="single" w:sz="4" w:space="0" w:color="auto"/>
-              <w:bottom w:val="single" w:sz="12" w:space="0" w:color="auto"/>
+              <w:top w:val="single" w:color="auto" w:sz="4" w:space="0"/>
+              <w:left w:val="single" w:color="auto" w:sz="4" w:space="0"/>
+              <w:bottom w:val="single" w:color="auto" w:sz="12" w:space="0"/>
               <w:right w:val="nil"/>
             </w:tcBorders>
             <w:tcMar>
@@ -4912,11 +4995,11 @@
           </w:tcPr>
           <w:p>
             <w:pPr>
-              <w:pStyle w:val="a1"/>
+              <w:pStyle w:val="31"/>
               <w:bidi w:val="0"/>
               <w:snapToGrid w:val="0"/>
               <w:spacing w:line="240" w:lineRule="auto"/>
-              <w:ind w:left="0" w:right="0" w:firstLine="0" w:leftChars="0" w:rightChars="0" w:firstLineChars="0"/>
+              <w:ind w:left="0" w:leftChars="0" w:right="0" w:rightChars="0" w:firstLine="0" w:firstLineChars="0"/>
               <w:jc w:val="center"/>
             </w:pPr>
             <w:r>
@@ -4928,9 +5011,9 @@
           <w:tcPr>
             <w:tcW w:w="2640" w:type="dxa"/>
             <w:tcBorders>
-              <w:top w:val="single" w:sz="4" w:space="0" w:color="auto"/>
-              <w:left w:val="single" w:sz="4" w:space="0" w:color="auto"/>
-              <w:bottom w:val="single" w:sz="12" w:space="0" w:color="auto"/>
+              <w:top w:val="single" w:color="auto" w:sz="4" w:space="0"/>
+              <w:left w:val="single" w:color="auto" w:sz="4" w:space="0"/>
+              <w:bottom w:val="single" w:color="auto" w:sz="12" w:space="0"/>
               <w:right w:val="nil"/>
             </w:tcBorders>
             <w:tcMar>
@@ -4943,11 +5026,11 @@
           </w:tcPr>
           <w:p>
             <w:pPr>
-              <w:pStyle w:val="a1"/>
+              <w:pStyle w:val="31"/>
               <w:bidi w:val="0"/>
               <w:snapToGrid w:val="0"/>
               <w:spacing w:line="240" w:lineRule="auto"/>
-              <w:ind w:left="0" w:right="0" w:firstLine="0" w:leftChars="0" w:rightChars="0" w:firstLineChars="0"/>
+              <w:ind w:left="0" w:leftChars="0" w:right="0" w:rightChars="0" w:firstLine="0" w:firstLineChars="0"/>
               <w:jc w:val="left"/>
             </w:pPr>
             <w:r>
@@ -4959,10 +5042,10 @@
           <w:tcPr>
             <w:tcW w:w="1649" w:type="dxa"/>
             <w:tcBorders>
-              <w:top w:val="single" w:sz="4" w:space="0" w:color="auto"/>
-              <w:left w:val="single" w:sz="4" w:space="0" w:color="auto"/>
-              <w:bottom w:val="single" w:sz="12" w:space="0" w:color="auto"/>
-              <w:right w:val="single" w:sz="12" w:space="0" w:color="auto"/>
+              <w:top w:val="single" w:color="auto" w:sz="4" w:space="0"/>
+              <w:left w:val="single" w:color="auto" w:sz="4" w:space="0"/>
+              <w:bottom w:val="single" w:color="auto" w:sz="12" w:space="0"/>
+              <w:right w:val="single" w:color="auto" w:sz="12" w:space="0"/>
             </w:tcBorders>
             <w:tcMar>
               <w:top w:w="60" w:type="dxa"/>
@@ -4974,11 +5057,11 @@
           </w:tcPr>
           <w:p>
             <w:pPr>
-              <w:pStyle w:val="a1"/>
+              <w:pStyle w:val="31"/>
               <w:bidi w:val="0"/>
               <w:snapToGrid w:val="0"/>
               <w:spacing w:line="240" w:lineRule="auto"/>
-              <w:ind w:left="0" w:right="0" w:firstLine="0" w:leftChars="0" w:rightChars="0" w:firstLineChars="0"/>
+              <w:ind w:left="0" w:leftChars="0" w:right="0" w:rightChars="0" w:firstLine="0" w:firstLineChars="0"/>
               <w:jc w:val="left"/>
             </w:pPr>
             <w:r>
@@ -4990,7 +5073,7 @@
     </w:tbl>
     <w:p>
       <w:pPr>
-        <w:pStyle w:val="a1"/>
+        <w:pStyle w:val="31"/>
         <w:keepNext/>
         <w:keepLines w:val="0"/>
         <w:pageBreakBefore w:val="0"/>
@@ -5045,7 +5128,7 @@
           <w:rFonts w:hint="eastAsia"/>
           <w:lang w:val="en-US" w:eastAsia="zh-CN"/>
         </w:rPr>
-        <w:instrText>"柴_标题1"\n</w:instrText>
+        <w:instrText xml:space="preserve">"柴_标题1"\n</w:instrText>
       </w:r>
       <w:r>
         <w:instrText xml:space="preserve"> \s</w:instrText>
@@ -5062,7 +5145,7 @@
           <w:rFonts w:hint="eastAsia"/>
           <w:lang w:val="en-US" w:eastAsia="zh-CN"/>
         </w:rPr>
-        <w:instrText>* Charformat</w:instrText>
+        <w:instrText xml:space="preserve">* Charformat</w:instrText>
       </w:r>
       <w:r>
         <w:rPr>
@@ -5139,17 +5222,18 @@
     </w:p>
     <w:tbl>
       <w:tblPr>
-        <w:tblStyle w:val="TableNormal0"/>
+        <w:tblStyle w:val="28"/>
         <w:tblW w:w="9452" w:type="dxa"/>
         <w:jc w:val="center"/>
         <w:tblBorders>
-          <w:top w:val="nil"/>
-          <w:left w:val="nil"/>
-          <w:bottom w:val="nil"/>
-          <w:right w:val="nil"/>
-          <w:insideH w:val="nil"/>
-          <w:insideV w:val="nil"/>
+          <w:top w:val="none" w:color="auto" w:sz="0" w:space="0"/>
+          <w:left w:val="none" w:color="auto" w:sz="0" w:space="0"/>
+          <w:bottom w:val="none" w:color="auto" w:sz="0" w:space="0"/>
+          <w:right w:val="none" w:color="auto" w:sz="0" w:space="0"/>
+          <w:insideH w:val="none" w:color="auto" w:sz="0" w:space="0"/>
+          <w:insideV w:val="none" w:color="auto" w:sz="0" w:space="0"/>
         </w:tblBorders>
+        <w:tblLayout w:type="autofit"/>
         <w:tblCellMar>
           <w:top w:w="0" w:type="dxa"/>
           <w:left w:w="0" w:type="dxa"/>
@@ -5166,15 +5250,13 @@
       </w:tblGrid>
       <w:tr>
         <w:tblPrEx>
-          <w:tblW w:w="9452" w:type="dxa"/>
-          <w:jc w:val="center"/>
           <w:tblBorders>
-            <w:top w:val="nil"/>
-            <w:left w:val="nil"/>
-            <w:bottom w:val="nil"/>
-            <w:right w:val="nil"/>
-            <w:insideH w:val="nil"/>
-            <w:insideV w:val="nil"/>
+            <w:top w:val="none" w:color="auto" w:sz="0" w:space="0"/>
+            <w:left w:val="none" w:color="auto" w:sz="0" w:space="0"/>
+            <w:bottom w:val="none" w:color="auto" w:sz="0" w:space="0"/>
+            <w:right w:val="none" w:color="auto" w:sz="0" w:space="0"/>
+            <w:insideH w:val="none" w:color="auto" w:sz="0" w:space="0"/>
+            <w:insideV w:val="none" w:color="auto" w:sz="0" w:space="0"/>
           </w:tblBorders>
           <w:tblCellMar>
             <w:top w:w="0" w:type="dxa"/>
@@ -5184,7 +5266,7 @@
           </w:tblCellMar>
         </w:tblPrEx>
         <w:trPr>
-          <w:trHeight w:val="0"/>
+          <w:trHeight w:val="0" w:hRule="atLeast"/>
           <w:tblHeader/>
           <w:jc w:val="center"/>
         </w:trPr>
@@ -5192,8 +5274,8 @@
           <w:tcPr>
             <w:tcW w:w="784" w:type="dxa"/>
             <w:tcBorders>
-              <w:top w:val="single" w:sz="12" w:space="0" w:color="auto"/>
-              <w:left w:val="single" w:sz="12" w:space="0" w:color="auto"/>
+              <w:top w:val="single" w:color="auto" w:sz="12" w:space="0"/>
+              <w:left w:val="single" w:color="auto" w:sz="12" w:space="0"/>
               <w:bottom w:val="nil"/>
               <w:right w:val="nil"/>
             </w:tcBorders>
@@ -5207,11 +5289,11 @@
           </w:tcPr>
           <w:p>
             <w:pPr>
-              <w:pStyle w:val="TableText"/>
+              <w:pStyle w:val="29"/>
               <w:keepNext/>
               <w:snapToGrid w:val="0"/>
               <w:spacing w:before="209" w:line="240" w:lineRule="auto"/>
-              <w:ind w:left="0" w:right="0" w:firstLine="0" w:leftChars="0" w:rightChars="0" w:firstLineChars="0"/>
+              <w:ind w:left="0" w:leftChars="0" w:right="0" w:rightChars="0" w:firstLine="0" w:firstLineChars="0"/>
               <w:jc w:val="center"/>
               <w:rPr>
                 <w:b/>
@@ -5230,8 +5312,8 @@
           <w:tcPr>
             <w:tcW w:w="1427" w:type="dxa"/>
             <w:tcBorders>
-              <w:top w:val="single" w:sz="12" w:space="0" w:color="auto"/>
-              <w:left w:val="single" w:sz="4" w:space="0" w:color="auto"/>
+              <w:top w:val="single" w:color="auto" w:sz="12" w:space="0"/>
+              <w:left w:val="single" w:color="auto" w:sz="4" w:space="0"/>
               <w:bottom w:val="nil"/>
               <w:right w:val="nil"/>
             </w:tcBorders>
@@ -5245,11 +5327,11 @@
           </w:tcPr>
           <w:p>
             <w:pPr>
-              <w:pStyle w:val="TableText"/>
+              <w:pStyle w:val="29"/>
               <w:keepNext/>
               <w:snapToGrid w:val="0"/>
               <w:spacing w:before="208" w:line="240" w:lineRule="auto"/>
-              <w:ind w:left="0" w:right="0" w:firstLine="0" w:leftChars="0" w:rightChars="0" w:firstLineChars="0"/>
+              <w:ind w:left="0" w:leftChars="0" w:right="0" w:rightChars="0" w:firstLine="0" w:firstLineChars="0"/>
               <w:jc w:val="center"/>
               <w:rPr>
                 <w:b/>
@@ -5269,8 +5351,8 @@
             <w:tcW w:w="6129" w:type="dxa"/>
             <w:gridSpan w:val="2"/>
             <w:tcBorders>
-              <w:top w:val="single" w:sz="12" w:space="0" w:color="auto"/>
-              <w:left w:val="single" w:sz="4" w:space="0" w:color="auto"/>
+              <w:top w:val="single" w:color="auto" w:sz="12" w:space="0"/>
+              <w:left w:val="single" w:color="auto" w:sz="4" w:space="0"/>
               <w:bottom w:val="nil"/>
               <w:right w:val="nil"/>
             </w:tcBorders>
@@ -5284,11 +5366,11 @@
           </w:tcPr>
           <w:p>
             <w:pPr>
-              <w:pStyle w:val="TableText"/>
+              <w:pStyle w:val="29"/>
               <w:keepNext/>
               <w:snapToGrid w:val="0"/>
               <w:spacing w:before="208" w:line="240" w:lineRule="auto"/>
-              <w:ind w:left="0" w:right="0" w:firstLine="0" w:leftChars="0" w:rightChars="0" w:firstLineChars="0"/>
+              <w:ind w:left="0" w:leftChars="0" w:right="0" w:rightChars="0" w:firstLine="0" w:firstLineChars="0"/>
               <w:jc w:val="center"/>
               <w:rPr>
                 <w:b/>
@@ -5307,10 +5389,10 @@
           <w:tcPr>
             <w:tcW w:w="1112" w:type="dxa"/>
             <w:tcBorders>
-              <w:top w:val="single" w:sz="12" w:space="0" w:color="auto"/>
-              <w:left w:val="single" w:sz="4" w:space="0" w:color="auto"/>
-              <w:bottom w:val="nil"/>
-              <w:right w:val="single" w:sz="12" w:space="0" w:color="auto"/>
+              <w:top w:val="single" w:color="auto" w:sz="12" w:space="0"/>
+              <w:left w:val="single" w:color="auto" w:sz="4" w:space="0"/>
+              <w:bottom w:val="nil"/>
+              <w:right w:val="single" w:color="auto" w:sz="12" w:space="0"/>
             </w:tcBorders>
             <w:tcMar>
               <w:top w:w="-1" w:type="dxa"/>
@@ -5322,11 +5404,11 @@
           </w:tcPr>
           <w:p>
             <w:pPr>
-              <w:pStyle w:val="TableText"/>
+              <w:pStyle w:val="29"/>
               <w:keepNext/>
               <w:snapToGrid w:val="0"/>
               <w:spacing w:before="53" w:line="240" w:lineRule="auto"/>
-              <w:ind w:left="0" w:right="0" w:firstLine="0" w:leftChars="0" w:rightChars="0" w:firstLineChars="0"/>
+              <w:ind w:left="0" w:leftChars="0" w:right="0" w:rightChars="0" w:firstLine="0" w:firstLineChars="0"/>
               <w:jc w:val="center"/>
               <w:rPr>
                 <w:b/>
@@ -5344,8 +5426,14 @@
       </w:tr>
       <w:tr>
         <w:tblPrEx>
-          <w:tblW w:w="9452" w:type="dxa"/>
-          <w:jc w:val="center"/>
+          <w:tblBorders>
+            <w:top w:val="none" w:color="auto" w:sz="0" w:space="0"/>
+            <w:left w:val="none" w:color="auto" w:sz="0" w:space="0"/>
+            <w:bottom w:val="none" w:color="auto" w:sz="0" w:space="0"/>
+            <w:right w:val="none" w:color="auto" w:sz="0" w:space="0"/>
+            <w:insideH w:val="none" w:color="auto" w:sz="0" w:space="0"/>
+            <w:insideV w:val="none" w:color="auto" w:sz="0" w:space="0"/>
+          </w:tblBorders>
           <w:tblCellMar>
             <w:top w:w="0" w:type="dxa"/>
             <w:left w:w="0" w:type="dxa"/>
@@ -5354,7 +5442,7 @@
           </w:tblCellMar>
         </w:tblPrEx>
         <w:trPr>
-          <w:trHeight w:val="0"/>
+          <w:trHeight w:val="0" w:hRule="atLeast"/>
           <w:jc w:val="center"/>
         </w:trPr>
         <w:tc>
@@ -5362,8 +5450,8 @@
             <w:tcW w:w="784" w:type="dxa"/>
             <w:vMerge w:val="restart"/>
             <w:tcBorders>
-              <w:top w:val="single" w:sz="4" w:space="0" w:color="auto"/>
-              <w:left w:val="single" w:sz="12" w:space="0" w:color="auto"/>
+              <w:top w:val="single" w:color="auto" w:sz="4" w:space="0"/>
+              <w:left w:val="single" w:color="auto" w:sz="12" w:space="0"/>
               <w:bottom w:val="nil"/>
               <w:right w:val="nil"/>
             </w:tcBorders>
@@ -5377,11 +5465,11 @@
           </w:tcPr>
           <w:p>
             <w:pPr>
-              <w:pStyle w:val="TableText"/>
+              <w:pStyle w:val="29"/>
               <w:keepNext/>
               <w:snapToGrid w:val="0"/>
               <w:spacing w:before="65" w:line="240" w:lineRule="auto"/>
-              <w:ind w:left="0" w:right="0" w:firstLine="0" w:leftChars="0" w:rightChars="0" w:firstLineChars="0"/>
+              <w:ind w:left="0" w:leftChars="0" w:right="0" w:rightChars="0" w:firstLine="0" w:firstLineChars="0"/>
               <w:jc w:val="center"/>
               <w:rPr>
                 <w:rFonts w:ascii="宋体" w:eastAsia="宋体"/>
@@ -5390,7 +5478,7 @@
             </w:pPr>
             <w:r>
               <w:rPr>
-                <w:rFonts w:ascii="宋体" w:eastAsia="宋体" w:hint="eastAsia"/>
+                <w:rFonts w:hint="eastAsia" w:ascii="宋体" w:eastAsia="宋体"/>
                 <w:spacing w:val="-5"/>
                 <w:sz w:val="21"/>
                 <w:lang w:val="en-US" w:eastAsia="zh-CN"/>
@@ -5407,7 +5495,7 @@
             </w:r>
             <w:r>
               <w:rPr>
-                <w:rFonts w:ascii="宋体" w:eastAsia="宋体" w:hint="eastAsia"/>
+                <w:rFonts w:hint="eastAsia" w:ascii="宋体" w:eastAsia="宋体"/>
                 <w:spacing w:val="-5"/>
                 <w:sz w:val="21"/>
                 <w:lang w:val="en-US" w:eastAsia="zh-CN"/>
@@ -5428,8 +5516,8 @@
           <w:tcPr>
             <w:tcW w:w="1427" w:type="dxa"/>
             <w:tcBorders>
-              <w:top w:val="single" w:sz="4" w:space="0" w:color="auto"/>
-              <w:left w:val="single" w:sz="4" w:space="0" w:color="auto"/>
+              <w:top w:val="single" w:color="auto" w:sz="4" w:space="0"/>
+              <w:left w:val="single" w:color="auto" w:sz="4" w:space="0"/>
               <w:bottom w:val="nil"/>
               <w:right w:val="nil"/>
             </w:tcBorders>
@@ -5443,11 +5531,11 @@
           </w:tcPr>
           <w:p>
             <w:pPr>
-              <w:pStyle w:val="TableText"/>
+              <w:pStyle w:val="29"/>
               <w:keepNext/>
               <w:snapToGrid w:val="0"/>
               <w:spacing w:before="115" w:line="240" w:lineRule="auto"/>
-              <w:ind w:left="0" w:right="0" w:firstLine="0" w:leftChars="0" w:rightChars="0" w:firstLineChars="0"/>
+              <w:ind w:left="0" w:leftChars="0" w:right="0" w:rightChars="0" w:firstLine="0" w:firstLineChars="0"/>
               <w:jc w:val="center"/>
               <w:rPr>
                 <w:rFonts w:ascii="宋体" w:eastAsia="宋体"/>
@@ -5470,8 +5558,8 @@
             <w:tcW w:w="6129" w:type="dxa"/>
             <w:gridSpan w:val="2"/>
             <w:tcBorders>
-              <w:top w:val="single" w:sz="4" w:space="0" w:color="auto"/>
-              <w:left w:val="single" w:sz="4" w:space="0" w:color="auto"/>
+              <w:top w:val="single" w:color="auto" w:sz="4" w:space="0"/>
+              <w:left w:val="single" w:color="auto" w:sz="4" w:space="0"/>
               <w:bottom w:val="nil"/>
               <w:right w:val="nil"/>
             </w:tcBorders>
@@ -5485,11 +5573,11 @@
           </w:tcPr>
           <w:p>
             <w:pPr>
-              <w:pStyle w:val="TableText"/>
+              <w:pStyle w:val="29"/>
               <w:keepNext/>
               <w:snapToGrid w:val="0"/>
               <w:spacing w:before="115" w:line="240" w:lineRule="auto"/>
-              <w:ind w:left="0" w:right="0" w:firstLine="0" w:leftChars="0" w:rightChars="0" w:firstLineChars="0"/>
+              <w:ind w:left="0" w:leftChars="0" w:right="0" w:rightChars="0" w:firstLine="0" w:firstLineChars="0"/>
               <w:jc w:val="center"/>
               <w:rPr>
                 <w:rFonts w:ascii="宋体" w:eastAsia="宋体"/>
@@ -5510,10 +5598,10 @@
           <w:tcPr>
             <w:tcW w:w="1112" w:type="dxa"/>
             <w:tcBorders>
-              <w:top w:val="single" w:sz="4" w:space="0" w:color="auto"/>
-              <w:left w:val="single" w:sz="4" w:space="0" w:color="auto"/>
-              <w:bottom w:val="nil"/>
-              <w:right w:val="single" w:sz="12" w:space="0" w:color="auto"/>
+              <w:top w:val="single" w:color="auto" w:sz="4" w:space="0"/>
+              <w:left w:val="single" w:color="auto" w:sz="4" w:space="0"/>
+              <w:bottom w:val="nil"/>
+              <w:right w:val="single" w:color="auto" w:sz="12" w:space="0"/>
             </w:tcBorders>
             <w:tcMar>
               <w:top w:w="-1" w:type="dxa"/>
@@ -5525,11 +5613,11 @@
           </w:tcPr>
           <w:p>
             <w:pPr>
-              <w:pStyle w:val="TableText"/>
+              <w:pStyle w:val="29"/>
               <w:keepNext/>
               <w:snapToGrid w:val="0"/>
               <w:spacing w:before="115" w:line="240" w:lineRule="auto"/>
-              <w:ind w:left="0" w:right="0" w:firstLine="0" w:leftChars="0" w:rightChars="0" w:firstLineChars="0"/>
+              <w:ind w:left="0" w:leftChars="0" w:right="0" w:rightChars="0" w:firstLine="0" w:firstLineChars="0"/>
               <w:jc w:val="left"/>
               <w:rPr>
                 <w:rFonts w:ascii="宋体" w:eastAsia="宋体"/>
@@ -5563,8 +5651,14 @@
       </w:tr>
       <w:tr>
         <w:tblPrEx>
-          <w:tblW w:w="9452" w:type="dxa"/>
-          <w:jc w:val="center"/>
+          <w:tblBorders>
+            <w:top w:val="none" w:color="auto" w:sz="0" w:space="0"/>
+            <w:left w:val="none" w:color="auto" w:sz="0" w:space="0"/>
+            <w:bottom w:val="none" w:color="auto" w:sz="0" w:space="0"/>
+            <w:right w:val="none" w:color="auto" w:sz="0" w:space="0"/>
+            <w:insideH w:val="none" w:color="auto" w:sz="0" w:space="0"/>
+            <w:insideV w:val="none" w:color="auto" w:sz="0" w:space="0"/>
+          </w:tblBorders>
           <w:tblCellMar>
             <w:top w:w="0" w:type="dxa"/>
             <w:left w:w="0" w:type="dxa"/>
@@ -5573,16 +5667,16 @@
           </w:tblCellMar>
         </w:tblPrEx>
         <w:trPr>
-          <w:trHeight w:val="0"/>
+          <w:trHeight w:val="0" w:hRule="atLeast"/>
           <w:jc w:val="center"/>
         </w:trPr>
         <w:tc>
           <w:tcPr>
             <w:tcW w:w="784" w:type="dxa"/>
-            <w:vMerge/>
-            <w:tcBorders>
-              <w:top w:val="single" w:sz="4" w:space="0" w:color="auto"/>
-              <w:left w:val="single" w:sz="12" w:space="0" w:color="auto"/>
+            <w:vMerge w:val="continue"/>
+            <w:tcBorders>
+              <w:top w:val="single" w:color="auto" w:sz="4" w:space="0"/>
+              <w:left w:val="single" w:color="auto" w:sz="12" w:space="0"/>
               <w:bottom w:val="nil"/>
               <w:right w:val="nil"/>
             </w:tcBorders>
@@ -5599,7 +5693,7 @@
               <w:keepNext/>
               <w:snapToGrid w:val="0"/>
               <w:spacing w:line="240" w:lineRule="auto"/>
-              <w:ind w:left="0" w:right="0" w:firstLine="0" w:leftChars="0" w:rightChars="0" w:firstLineChars="0"/>
+              <w:ind w:left="0" w:leftChars="0" w:right="0" w:rightChars="0" w:firstLine="0" w:firstLineChars="0"/>
               <w:jc w:val="center"/>
               <w:rPr>
                 <w:rFonts w:ascii="宋体" w:eastAsia="宋体"/>
@@ -5612,8 +5706,8 @@
           <w:tcPr>
             <w:tcW w:w="1427" w:type="dxa"/>
             <w:tcBorders>
-              <w:top w:val="single" w:sz="4" w:space="0" w:color="auto"/>
-              <w:left w:val="single" w:sz="4" w:space="0" w:color="auto"/>
+              <w:top w:val="single" w:color="auto" w:sz="4" w:space="0"/>
+              <w:left w:val="single" w:color="auto" w:sz="4" w:space="0"/>
               <w:bottom w:val="nil"/>
               <w:right w:val="nil"/>
             </w:tcBorders>
@@ -5627,11 +5721,11 @@
           </w:tcPr>
           <w:p>
             <w:pPr>
-              <w:pStyle w:val="TableText"/>
+              <w:pStyle w:val="29"/>
               <w:keepNext/>
               <w:snapToGrid w:val="0"/>
               <w:spacing w:before="72" w:line="240" w:lineRule="auto"/>
-              <w:ind w:left="0" w:right="0" w:firstLine="0" w:leftChars="0" w:rightChars="0" w:firstLineChars="0"/>
+              <w:ind w:left="0" w:leftChars="0" w:right="0" w:rightChars="0" w:firstLine="0" w:firstLineChars="0"/>
               <w:jc w:val="center"/>
               <w:rPr>
                 <w:rFonts w:ascii="宋体" w:eastAsia="宋体"/>
@@ -5654,8 +5748,8 @@
           <w:tcPr>
             <w:tcW w:w="1021" w:type="dxa"/>
             <w:tcBorders>
-              <w:top w:val="single" w:sz="4" w:space="0" w:color="auto"/>
-              <w:left w:val="single" w:sz="4" w:space="0" w:color="auto"/>
+              <w:top w:val="single" w:color="auto" w:sz="4" w:space="0"/>
+              <w:left w:val="single" w:color="auto" w:sz="4" w:space="0"/>
               <w:bottom w:val="nil"/>
               <w:right w:val="nil"/>
             </w:tcBorders>
@@ -5669,21 +5763,21 @@
           </w:tcPr>
           <w:p>
             <w:pPr>
-              <w:pStyle w:val="TableText"/>
+              <w:pStyle w:val="29"/>
               <w:keepNext/>
               <w:snapToGrid w:val="0"/>
               <w:spacing w:before="65" w:line="240" w:lineRule="auto"/>
-              <w:ind w:left="0" w:right="0" w:firstLine="0" w:leftChars="0" w:rightChars="0" w:firstLineChars="0"/>
+              <w:ind w:left="0" w:leftChars="0" w:right="0" w:rightChars="0" w:firstLine="0" w:firstLineChars="0"/>
               <w:jc w:val="center"/>
               <w:rPr>
-                <w:rFonts w:ascii="宋体" w:eastAsia="宋体" w:hint="default"/>
-                <w:sz w:val="21"/>
-                <w:lang w:val="en-US" w:eastAsia="zh-CN"/>
-              </w:rPr>
-            </w:pPr>
-            <w:r>
-              <w:rPr>
-                <w:rFonts w:ascii="宋体" w:eastAsia="宋体" w:hint="eastAsia"/>
+                <w:rFonts w:hint="default" w:ascii="宋体" w:eastAsia="宋体"/>
+                <w:sz w:val="21"/>
+                <w:lang w:val="en-US" w:eastAsia="zh-CN"/>
+              </w:rPr>
+            </w:pPr>
+            <w:r>
+              <w:rPr>
+                <w:rFonts w:hint="eastAsia" w:ascii="宋体" w:eastAsia="宋体"/>
                 <w:sz w:val="21"/>
                 <w:lang w:val="en-US" w:eastAsia="zh-CN"/>
               </w:rPr>
@@ -5695,8 +5789,8 @@
           <w:tcPr>
             <w:tcW w:w="5108" w:type="dxa"/>
             <w:tcBorders>
-              <w:top w:val="single" w:sz="4" w:space="0" w:color="auto"/>
-              <w:left w:val="single" w:sz="4" w:space="0" w:color="auto"/>
+              <w:top w:val="single" w:color="auto" w:sz="4" w:space="0"/>
+              <w:left w:val="single" w:color="auto" w:sz="4" w:space="0"/>
               <w:bottom w:val="nil"/>
               <w:right w:val="nil"/>
             </w:tcBorders>
@@ -5710,14 +5804,14 @@
           </w:tcPr>
           <w:p>
             <w:pPr>
-              <w:pStyle w:val="TableText"/>
+              <w:pStyle w:val="29"/>
               <w:keepNext/>
               <w:snapToGrid w:val="0"/>
               <w:spacing w:before="65" w:line="240" w:lineRule="auto"/>
-              <w:ind w:left="0" w:right="0" w:firstLine="0" w:leftChars="0" w:rightChars="0" w:firstLineChars="0"/>
+              <w:ind w:left="0" w:leftChars="0" w:right="0" w:rightChars="0" w:firstLine="0" w:firstLineChars="0"/>
               <w:jc w:val="left"/>
               <w:rPr>
-                <w:rFonts w:ascii="宋体" w:eastAsia="宋体" w:hint="default"/>
+                <w:rFonts w:hint="default" w:ascii="宋体" w:eastAsia="宋体"/>
                 <w:sz w:val="21"/>
                 <w:lang w:val="en-US" w:eastAsia="zh-CN"/>
               </w:rPr>
@@ -5786,10 +5880,10 @@
           <w:tcPr>
             <w:tcW w:w="1112" w:type="dxa"/>
             <w:tcBorders>
-              <w:top w:val="single" w:sz="4" w:space="0" w:color="auto"/>
-              <w:left w:val="single" w:sz="4" w:space="0" w:color="auto"/>
-              <w:bottom w:val="nil"/>
-              <w:right w:val="single" w:sz="12" w:space="0" w:color="auto"/>
+              <w:top w:val="single" w:color="auto" w:sz="4" w:space="0"/>
+              <w:left w:val="single" w:color="auto" w:sz="4" w:space="0"/>
+              <w:bottom w:val="nil"/>
+              <w:right w:val="single" w:color="auto" w:sz="12" w:space="0"/>
             </w:tcBorders>
             <w:tcMar>
               <w:top w:w="-1" w:type="dxa"/>
@@ -5801,11 +5895,11 @@
           </w:tcPr>
           <w:p>
             <w:pPr>
-              <w:pStyle w:val="TableText"/>
+              <w:pStyle w:val="29"/>
               <w:keepNext/>
               <w:snapToGrid w:val="0"/>
               <w:spacing w:before="65" w:line="240" w:lineRule="auto"/>
-              <w:ind w:left="0" w:right="0" w:firstLine="0" w:leftChars="0" w:rightChars="0" w:firstLineChars="0"/>
+              <w:ind w:left="0" w:leftChars="0" w:right="0" w:rightChars="0" w:firstLine="0" w:firstLineChars="0"/>
               <w:jc w:val="left"/>
               <w:rPr>
                 <w:rFonts w:ascii="宋体" w:eastAsia="宋体"/>
@@ -5820,8 +5914,14 @@
       </w:tr>
       <w:tr>
         <w:tblPrEx>
-          <w:tblW w:w="9452" w:type="dxa"/>
-          <w:jc w:val="center"/>
+          <w:tblBorders>
+            <w:top w:val="none" w:color="auto" w:sz="0" w:space="0"/>
+            <w:left w:val="none" w:color="auto" w:sz="0" w:space="0"/>
+            <w:bottom w:val="none" w:color="auto" w:sz="0" w:space="0"/>
+            <w:right w:val="none" w:color="auto" w:sz="0" w:space="0"/>
+            <w:insideH w:val="none" w:color="auto" w:sz="0" w:space="0"/>
+            <w:insideV w:val="none" w:color="auto" w:sz="0" w:space="0"/>
+          </w:tblBorders>
           <w:tblCellMar>
             <w:top w:w="0" w:type="dxa"/>
             <w:left w:w="0" w:type="dxa"/>
@@ -5830,16 +5930,16 @@
           </w:tblCellMar>
         </w:tblPrEx>
         <w:trPr>
-          <w:trHeight w:val="0"/>
+          <w:trHeight w:val="0" w:hRule="atLeast"/>
           <w:jc w:val="center"/>
         </w:trPr>
         <w:tc>
           <w:tcPr>
             <w:tcW w:w="784" w:type="dxa"/>
-            <w:vMerge/>
-            <w:tcBorders>
-              <w:top w:val="single" w:sz="4" w:space="0" w:color="auto"/>
-              <w:left w:val="single" w:sz="12" w:space="0" w:color="auto"/>
+            <w:vMerge w:val="continue"/>
+            <w:tcBorders>
+              <w:top w:val="single" w:color="auto" w:sz="4" w:space="0"/>
+              <w:left w:val="single" w:color="auto" w:sz="12" w:space="0"/>
               <w:bottom w:val="nil"/>
               <w:right w:val="nil"/>
             </w:tcBorders>
@@ -5856,7 +5956,7 @@
               <w:keepNext/>
               <w:snapToGrid w:val="0"/>
               <w:spacing w:line="240" w:lineRule="auto"/>
-              <w:ind w:left="0" w:right="0" w:firstLine="0" w:leftChars="0" w:rightChars="0" w:firstLineChars="0"/>
+              <w:ind w:left="0" w:leftChars="0" w:right="0" w:rightChars="0" w:firstLine="0" w:firstLineChars="0"/>
               <w:jc w:val="center"/>
               <w:rPr>
                 <w:rFonts w:ascii="宋体" w:eastAsia="宋体"/>
@@ -5869,8 +5969,8 @@
           <w:tcPr>
             <w:tcW w:w="1427" w:type="dxa"/>
             <w:tcBorders>
-              <w:top w:val="single" w:sz="4" w:space="0" w:color="auto"/>
-              <w:left w:val="single" w:sz="4" w:space="0" w:color="auto"/>
+              <w:top w:val="single" w:color="auto" w:sz="4" w:space="0"/>
+              <w:left w:val="single" w:color="auto" w:sz="4" w:space="0"/>
               <w:bottom w:val="nil"/>
               <w:right w:val="nil"/>
             </w:tcBorders>
@@ -5884,11 +5984,11 @@
           </w:tcPr>
           <w:p>
             <w:pPr>
-              <w:pStyle w:val="TableText"/>
+              <w:pStyle w:val="29"/>
               <w:keepNext/>
               <w:snapToGrid w:val="0"/>
               <w:spacing w:before="72" w:line="240" w:lineRule="auto"/>
-              <w:ind w:left="0" w:right="0" w:firstLine="0" w:leftChars="0" w:rightChars="0" w:firstLineChars="0"/>
+              <w:ind w:left="0" w:leftChars="0" w:right="0" w:rightChars="0" w:firstLine="0" w:firstLineChars="0"/>
               <w:jc w:val="center"/>
               <w:rPr>
                 <w:rFonts w:ascii="宋体" w:eastAsia="宋体"/>
@@ -5911,8 +6011,8 @@
           <w:tcPr>
             <w:tcW w:w="1021" w:type="dxa"/>
             <w:tcBorders>
-              <w:top w:val="single" w:sz="4" w:space="0" w:color="auto"/>
-              <w:left w:val="single" w:sz="4" w:space="0" w:color="auto"/>
+              <w:top w:val="single" w:color="auto" w:sz="4" w:space="0"/>
+              <w:left w:val="single" w:color="auto" w:sz="4" w:space="0"/>
               <w:bottom w:val="nil"/>
               <w:right w:val="nil"/>
             </w:tcBorders>
@@ -5926,26 +6026,26 @@
           </w:tcPr>
           <w:p>
             <w:pPr>
-              <w:pStyle w:val="TableText"/>
+              <w:pStyle w:val="29"/>
               <w:keepNext/>
               <w:snapToGrid w:val="0"/>
               <w:spacing w:before="65" w:line="240" w:lineRule="auto"/>
-              <w:ind w:left="0" w:right="0" w:firstLine="0" w:leftChars="0" w:rightChars="0" w:firstLineChars="0"/>
+              <w:ind w:left="0" w:leftChars="0" w:right="0" w:rightChars="0" w:firstLine="0" w:firstLineChars="0"/>
               <w:jc w:val="center"/>
               <w:rPr>
-                <w:rFonts w:ascii="宋体" w:eastAsia="宋体" w:hint="default"/>
-                <w:sz w:val="21"/>
-                <w:lang w:val="en-US" w:eastAsia="zh-CN"/>
-              </w:rPr>
-            </w:pPr>
-            <w:r>
-              <w:rPr>
-                <w:rFonts w:ascii="宋体" w:eastAsia="宋体" w:hint="eastAsia"/>
+                <w:rFonts w:hint="default" w:ascii="宋体" w:eastAsia="宋体"/>
+                <w:sz w:val="21"/>
+                <w:lang w:val="en-US" w:eastAsia="zh-CN"/>
+              </w:rPr>
+            </w:pPr>
+            <w:r>
+              <w:rPr>
+                <w:rFonts w:hint="eastAsia" w:ascii="宋体" w:eastAsia="宋体"/>
                 <w:spacing w:val="1"/>
                 <w:sz w:val="21"/>
                 <w:lang w:val="en-US" w:eastAsia="zh-CN"/>
               </w:rPr>
-              <w:t>产品产品质量部、运维部</w:t>
+              <w:t>产品质量部、运维部</w:t>
             </w:r>
           </w:p>
         </w:tc>
@@ -5953,8 +6053,8 @@
           <w:tcPr>
             <w:tcW w:w="5108" w:type="dxa"/>
             <w:tcBorders>
-              <w:top w:val="single" w:sz="4" w:space="0" w:color="auto"/>
-              <w:left w:val="single" w:sz="4" w:space="0" w:color="auto"/>
+              <w:top w:val="single" w:color="auto" w:sz="4" w:space="0"/>
+              <w:left w:val="single" w:color="auto" w:sz="4" w:space="0"/>
               <w:bottom w:val="nil"/>
               <w:right w:val="nil"/>
             </w:tcBorders>
@@ -5968,11 +6068,11 @@
           </w:tcPr>
           <w:p>
             <w:pPr>
-              <w:pStyle w:val="TableText"/>
+              <w:pStyle w:val="29"/>
               <w:keepNext/>
               <w:snapToGrid w:val="0"/>
               <w:spacing w:before="107" w:line="240" w:lineRule="auto"/>
-              <w:ind w:left="0" w:right="0" w:firstLine="0" w:leftChars="0" w:rightChars="0" w:firstLineChars="0"/>
+              <w:ind w:left="0" w:leftChars="0" w:right="0" w:rightChars="0" w:firstLine="0" w:firstLineChars="0"/>
               <w:jc w:val="left"/>
               <w:rPr>
                 <w:rFonts w:ascii="宋体" w:eastAsia="宋体"/>
@@ -6030,11 +6130,11 @@
           </w:p>
           <w:p>
             <w:pPr>
-              <w:pStyle w:val="TableText"/>
+              <w:pStyle w:val="29"/>
               <w:keepNext/>
               <w:snapToGrid w:val="0"/>
               <w:spacing w:before="65" w:line="240" w:lineRule="auto"/>
-              <w:ind w:left="0" w:right="0" w:firstLine="0" w:leftChars="0" w:rightChars="0" w:firstLineChars="0"/>
+              <w:ind w:left="0" w:leftChars="0" w:right="0" w:rightChars="0" w:firstLine="0" w:firstLineChars="0"/>
               <w:jc w:val="left"/>
               <w:rPr>
                 <w:rFonts w:ascii="宋体" w:eastAsia="宋体"/>
@@ -6055,10 +6155,10 @@
           <w:tcPr>
             <w:tcW w:w="1112" w:type="dxa"/>
             <w:tcBorders>
-              <w:top w:val="single" w:sz="4" w:space="0" w:color="auto"/>
-              <w:left w:val="single" w:sz="4" w:space="0" w:color="auto"/>
-              <w:bottom w:val="nil"/>
-              <w:right w:val="single" w:sz="12" w:space="0" w:color="auto"/>
+              <w:top w:val="single" w:color="auto" w:sz="4" w:space="0"/>
+              <w:left w:val="single" w:color="auto" w:sz="4" w:space="0"/>
+              <w:bottom w:val="nil"/>
+              <w:right w:val="single" w:color="auto" w:sz="12" w:space="0"/>
             </w:tcBorders>
             <w:tcMar>
               <w:top w:w="-1" w:type="dxa"/>
@@ -6070,27 +6170,40 @@
           </w:tcPr>
           <w:p>
             <w:pPr>
-              <w:pStyle w:val="TableText"/>
+              <w:pStyle w:val="29"/>
               <w:keepNext/>
               <w:snapToGrid w:val="0"/>
               <w:spacing w:before="65" w:line="240" w:lineRule="auto"/>
-              <w:ind w:left="0" w:right="0" w:firstLine="0" w:leftChars="0" w:rightChars="0" w:firstLineChars="0"/>
+              <w:ind w:left="0" w:leftChars="0" w:right="0" w:rightChars="0" w:firstLine="0" w:firstLineChars="0"/>
               <w:jc w:val="left"/>
               <w:rPr>
-                <w:rFonts w:ascii="宋体" w:eastAsia="宋体"/>
-                <w:sz w:val="21"/>
-              </w:rPr>
-            </w:pPr>
-            <w:r>
-              <w:t>石宝升</w:t>
+                <w:rFonts w:hint="eastAsia" w:ascii="宋体" w:eastAsia="宋体"/>
+                <w:sz w:val="21"/>
+                <w:lang w:eastAsia="zh-CN"/>
+              </w:rPr>
+            </w:pPr>
+            <w:bookmarkStart w:id="13" w:name="_GoBack"/>
+            <w:bookmarkEnd w:id="13"/>
+            <w:r>
+              <w:rPr>
+                <w:rFonts w:hint="eastAsia"/>
+                <w:lang w:eastAsia="zh-CN"/>
+              </w:rPr>
+              <w:t>黄正宇</w:t>
             </w:r>
           </w:p>
         </w:tc>
       </w:tr>
       <w:tr>
         <w:tblPrEx>
-          <w:tblW w:w="9452" w:type="dxa"/>
-          <w:jc w:val="center"/>
+          <w:tblBorders>
+            <w:top w:val="none" w:color="auto" w:sz="0" w:space="0"/>
+            <w:left w:val="none" w:color="auto" w:sz="0" w:space="0"/>
+            <w:bottom w:val="none" w:color="auto" w:sz="0" w:space="0"/>
+            <w:right w:val="none" w:color="auto" w:sz="0" w:space="0"/>
+            <w:insideH w:val="none" w:color="auto" w:sz="0" w:space="0"/>
+            <w:insideV w:val="none" w:color="auto" w:sz="0" w:space="0"/>
+          </w:tblBorders>
           <w:tblCellMar>
             <w:top w:w="0" w:type="dxa"/>
             <w:left w:w="0" w:type="dxa"/>
@@ -6099,16 +6212,16 @@
           </w:tblCellMar>
         </w:tblPrEx>
         <w:trPr>
-          <w:trHeight w:val="0"/>
+          <w:trHeight w:val="0" w:hRule="atLeast"/>
           <w:jc w:val="center"/>
         </w:trPr>
         <w:tc>
           <w:tcPr>
             <w:tcW w:w="784" w:type="dxa"/>
-            <w:vMerge/>
-            <w:tcBorders>
-              <w:top w:val="single" w:sz="4" w:space="0" w:color="auto"/>
-              <w:left w:val="single" w:sz="12" w:space="0" w:color="auto"/>
+            <w:vMerge w:val="continue"/>
+            <w:tcBorders>
+              <w:top w:val="single" w:color="auto" w:sz="4" w:space="0"/>
+              <w:left w:val="single" w:color="auto" w:sz="12" w:space="0"/>
               <w:bottom w:val="nil"/>
               <w:right w:val="nil"/>
             </w:tcBorders>
@@ -6125,7 +6238,7 @@
               <w:keepNext/>
               <w:snapToGrid w:val="0"/>
               <w:spacing w:line="240" w:lineRule="auto"/>
-              <w:ind w:left="0" w:right="0" w:firstLine="0" w:leftChars="0" w:rightChars="0" w:firstLineChars="0"/>
+              <w:ind w:left="0" w:leftChars="0" w:right="0" w:rightChars="0" w:firstLine="0" w:firstLineChars="0"/>
               <w:jc w:val="center"/>
               <w:rPr>
                 <w:rFonts w:ascii="宋体" w:eastAsia="宋体"/>
@@ -6138,8 +6251,8 @@
           <w:tcPr>
             <w:tcW w:w="1427" w:type="dxa"/>
             <w:tcBorders>
-              <w:top w:val="single" w:sz="4" w:space="0" w:color="auto"/>
-              <w:left w:val="single" w:sz="4" w:space="0" w:color="auto"/>
+              <w:top w:val="single" w:color="auto" w:sz="4" w:space="0"/>
+              <w:left w:val="single" w:color="auto" w:sz="4" w:space="0"/>
               <w:bottom w:val="nil"/>
               <w:right w:val="nil"/>
             </w:tcBorders>
@@ -6153,11 +6266,11 @@
           </w:tcPr>
           <w:p>
             <w:pPr>
-              <w:pStyle w:val="TableText"/>
+              <w:pStyle w:val="29"/>
               <w:keepNext/>
               <w:snapToGrid w:val="0"/>
               <w:spacing w:before="72" w:line="240" w:lineRule="auto"/>
-              <w:ind w:left="0" w:right="0" w:firstLine="0" w:leftChars="0" w:rightChars="0" w:firstLineChars="0"/>
+              <w:ind w:left="0" w:leftChars="0" w:right="0" w:rightChars="0" w:firstLine="0" w:firstLineChars="0"/>
               <w:jc w:val="center"/>
               <w:rPr>
                 <w:rFonts w:ascii="宋体" w:eastAsia="宋体"/>
@@ -6180,8 +6293,8 @@
           <w:tcPr>
             <w:tcW w:w="1021" w:type="dxa"/>
             <w:tcBorders>
-              <w:top w:val="single" w:sz="4" w:space="0" w:color="auto"/>
-              <w:left w:val="single" w:sz="4" w:space="0" w:color="auto"/>
+              <w:top w:val="single" w:color="auto" w:sz="4" w:space="0"/>
+              <w:left w:val="single" w:color="auto" w:sz="4" w:space="0"/>
               <w:bottom w:val="nil"/>
               <w:right w:val="nil"/>
             </w:tcBorders>
@@ -6195,21 +6308,21 @@
           </w:tcPr>
           <w:p>
             <w:pPr>
-              <w:pStyle w:val="TableText"/>
+              <w:pStyle w:val="29"/>
               <w:keepNext/>
               <w:snapToGrid w:val="0"/>
               <w:spacing w:before="65" w:line="240" w:lineRule="auto"/>
-              <w:ind w:left="0" w:right="0" w:firstLine="0" w:leftChars="0" w:rightChars="0" w:firstLineChars="0"/>
+              <w:ind w:left="0" w:leftChars="0" w:right="0" w:rightChars="0" w:firstLine="0" w:firstLineChars="0"/>
               <w:jc w:val="center"/>
               <w:rPr>
-                <w:rFonts w:ascii="宋体" w:eastAsia="宋体" w:hint="eastAsia"/>
-                <w:sz w:val="21"/>
-                <w:lang w:val="en-US" w:eastAsia="zh-CN"/>
-              </w:rPr>
-            </w:pPr>
-            <w:r>
-              <w:rPr>
-                <w:rFonts w:ascii="宋体" w:eastAsia="宋体" w:hint="eastAsia"/>
+                <w:rFonts w:hint="eastAsia" w:ascii="宋体" w:eastAsia="宋体"/>
+                <w:sz w:val="21"/>
+                <w:lang w:val="en-US" w:eastAsia="zh-CN"/>
+              </w:rPr>
+            </w:pPr>
+            <w:r>
+              <w:rPr>
+                <w:rFonts w:hint="eastAsia" w:ascii="宋体" w:eastAsia="宋体"/>
                 <w:sz w:val="21"/>
                 <w:lang w:val="en-US" w:eastAsia="zh-CN"/>
               </w:rPr>
@@ -6221,8 +6334,8 @@
           <w:tcPr>
             <w:tcW w:w="5108" w:type="dxa"/>
             <w:tcBorders>
-              <w:top w:val="single" w:sz="4" w:space="0" w:color="auto"/>
-              <w:left w:val="single" w:sz="4" w:space="0" w:color="auto"/>
+              <w:top w:val="single" w:color="auto" w:sz="4" w:space="0"/>
+              <w:left w:val="single" w:color="auto" w:sz="4" w:space="0"/>
               <w:bottom w:val="nil"/>
               <w:right w:val="nil"/>
             </w:tcBorders>
@@ -6236,11 +6349,11 @@
           </w:tcPr>
           <w:p>
             <w:pPr>
-              <w:pStyle w:val="TableText"/>
+              <w:pStyle w:val="29"/>
               <w:keepNext/>
               <w:snapToGrid w:val="0"/>
               <w:spacing w:before="305" w:line="240" w:lineRule="auto"/>
-              <w:ind w:left="0" w:right="0" w:firstLine="0" w:leftChars="0" w:rightChars="0" w:firstLineChars="0"/>
+              <w:ind w:left="0" w:leftChars="0" w:right="0" w:rightChars="0" w:firstLine="0" w:firstLineChars="0"/>
               <w:jc w:val="left"/>
               <w:rPr>
                 <w:rFonts w:ascii="宋体" w:eastAsia="宋体"/>
@@ -6261,10 +6374,10 @@
           <w:tcPr>
             <w:tcW w:w="1112" w:type="dxa"/>
             <w:tcBorders>
-              <w:top w:val="single" w:sz="4" w:space="0" w:color="auto"/>
-              <w:left w:val="single" w:sz="4" w:space="0" w:color="auto"/>
-              <w:bottom w:val="nil"/>
-              <w:right w:val="single" w:sz="12" w:space="0" w:color="auto"/>
+              <w:top w:val="single" w:color="auto" w:sz="4" w:space="0"/>
+              <w:left w:val="single" w:color="auto" w:sz="4" w:space="0"/>
+              <w:bottom w:val="nil"/>
+              <w:right w:val="single" w:color="auto" w:sz="12" w:space="0"/>
             </w:tcBorders>
             <w:tcMar>
               <w:top w:w="-1" w:type="dxa"/>
@@ -6276,11 +6389,11 @@
           </w:tcPr>
           <w:p>
             <w:pPr>
-              <w:pStyle w:val="TableText"/>
+              <w:pStyle w:val="29"/>
               <w:keepNext/>
               <w:snapToGrid w:val="0"/>
               <w:spacing w:before="65" w:line="240" w:lineRule="auto"/>
-              <w:ind w:left="0" w:right="0" w:firstLine="0" w:leftChars="0" w:rightChars="0" w:firstLineChars="0"/>
+              <w:ind w:left="0" w:leftChars="0" w:right="0" w:rightChars="0" w:firstLine="0" w:firstLineChars="0"/>
               <w:jc w:val="left"/>
               <w:rPr>
                 <w:rFonts w:ascii="宋体" w:eastAsia="宋体"/>
@@ -6295,8 +6408,14 @@
       </w:tr>
       <w:tr>
         <w:tblPrEx>
-          <w:tblW w:w="9452" w:type="dxa"/>
-          <w:jc w:val="center"/>
+          <w:tblBorders>
+            <w:top w:val="none" w:color="auto" w:sz="0" w:space="0"/>
+            <w:left w:val="none" w:color="auto" w:sz="0" w:space="0"/>
+            <w:bottom w:val="none" w:color="auto" w:sz="0" w:space="0"/>
+            <w:right w:val="none" w:color="auto" w:sz="0" w:space="0"/>
+            <w:insideH w:val="none" w:color="auto" w:sz="0" w:space="0"/>
+            <w:insideV w:val="none" w:color="auto" w:sz="0" w:space="0"/>
+          </w:tblBorders>
           <w:tblCellMar>
             <w:top w:w="0" w:type="dxa"/>
             <w:left w:w="0" w:type="dxa"/>
@@ -6305,7 +6424,7 @@
           </w:tblCellMar>
         </w:tblPrEx>
         <w:trPr>
-          <w:trHeight w:val="0"/>
+          <w:trHeight w:val="0" w:hRule="atLeast"/>
           <w:jc w:val="center"/>
         </w:trPr>
         <w:tc>
@@ -6313,8 +6432,8 @@
             <w:tcW w:w="784" w:type="dxa"/>
             <w:vMerge w:val="restart"/>
             <w:tcBorders>
-              <w:top w:val="single" w:sz="4" w:space="0" w:color="auto"/>
-              <w:left w:val="single" w:sz="12" w:space="0" w:color="auto"/>
+              <w:top w:val="single" w:color="auto" w:sz="4" w:space="0"/>
+              <w:left w:val="single" w:color="auto" w:sz="12" w:space="0"/>
               <w:bottom w:val="nil"/>
               <w:right w:val="nil"/>
             </w:tcBorders>
@@ -6328,11 +6447,11 @@
           </w:tcPr>
           <w:p>
             <w:pPr>
-              <w:pStyle w:val="TableText"/>
+              <w:pStyle w:val="29"/>
               <w:keepNext/>
               <w:snapToGrid w:val="0"/>
               <w:spacing w:before="65" w:line="240" w:lineRule="auto"/>
-              <w:ind w:left="0" w:right="0" w:firstLine="0" w:leftChars="0" w:rightChars="0" w:firstLineChars="0"/>
+              <w:ind w:left="0" w:leftChars="0" w:right="0" w:rightChars="0" w:firstLine="0" w:firstLineChars="0"/>
               <w:jc w:val="center"/>
               <w:rPr>
                 <w:rFonts w:ascii="宋体" w:eastAsia="宋体"/>
@@ -6341,7 +6460,7 @@
             </w:pPr>
             <w:r>
               <w:rPr>
-                <w:rFonts w:ascii="宋体" w:eastAsia="宋体" w:hint="eastAsia"/>
+                <w:rFonts w:hint="eastAsia" w:ascii="宋体" w:eastAsia="宋体"/>
                 <w:spacing w:val="-5"/>
                 <w:sz w:val="21"/>
                 <w:lang w:val="en-US" w:eastAsia="zh-CN"/>
@@ -6358,7 +6477,7 @@
             </w:r>
             <w:r>
               <w:rPr>
-                <w:rFonts w:ascii="宋体" w:eastAsia="宋体" w:hint="eastAsia"/>
+                <w:rFonts w:hint="eastAsia" w:ascii="宋体" w:eastAsia="宋体"/>
                 <w:spacing w:val="-5"/>
                 <w:sz w:val="21"/>
                 <w:lang w:val="en-US" w:eastAsia="zh-CN"/>
@@ -6379,8 +6498,8 @@
           <w:tcPr>
             <w:tcW w:w="1427" w:type="dxa"/>
             <w:tcBorders>
-              <w:top w:val="single" w:sz="4" w:space="0" w:color="auto"/>
-              <w:left w:val="single" w:sz="4" w:space="0" w:color="auto"/>
+              <w:top w:val="single" w:color="auto" w:sz="4" w:space="0"/>
+              <w:left w:val="single" w:color="auto" w:sz="4" w:space="0"/>
               <w:bottom w:val="nil"/>
               <w:right w:val="nil"/>
             </w:tcBorders>
@@ -6394,11 +6513,11 @@
           </w:tcPr>
           <w:p>
             <w:pPr>
-              <w:pStyle w:val="TableText"/>
+              <w:pStyle w:val="29"/>
               <w:keepNext/>
               <w:snapToGrid w:val="0"/>
               <w:spacing w:before="72" w:line="240" w:lineRule="auto"/>
-              <w:ind w:left="0" w:right="0" w:firstLine="0" w:leftChars="0" w:rightChars="0" w:firstLineChars="0"/>
+              <w:ind w:left="0" w:leftChars="0" w:right="0" w:rightChars="0" w:firstLine="0" w:firstLineChars="0"/>
               <w:jc w:val="center"/>
               <w:rPr>
                 <w:rFonts w:ascii="宋体" w:eastAsia="宋体"/>
@@ -6421,8 +6540,8 @@
           <w:tcPr>
             <w:tcW w:w="1021" w:type="dxa"/>
             <w:tcBorders>
-              <w:top w:val="single" w:sz="4" w:space="0" w:color="auto"/>
-              <w:left w:val="single" w:sz="4" w:space="0" w:color="auto"/>
+              <w:top w:val="single" w:color="auto" w:sz="4" w:space="0"/>
+              <w:left w:val="single" w:color="auto" w:sz="4" w:space="0"/>
               <w:bottom w:val="nil"/>
               <w:right w:val="nil"/>
             </w:tcBorders>
@@ -6436,11 +6555,11 @@
           </w:tcPr>
           <w:p>
             <w:pPr>
-              <w:pStyle w:val="TableText"/>
+              <w:pStyle w:val="29"/>
               <w:keepNext/>
               <w:snapToGrid w:val="0"/>
               <w:spacing w:before="65" w:line="240" w:lineRule="auto"/>
-              <w:ind w:left="0" w:right="0" w:firstLine="0" w:leftChars="0" w:rightChars="0" w:firstLineChars="0"/>
+              <w:ind w:left="0" w:leftChars="0" w:right="0" w:rightChars="0" w:firstLine="0" w:firstLineChars="0"/>
               <w:jc w:val="center"/>
               <w:rPr>
                 <w:rFonts w:ascii="宋体" w:eastAsia="宋体"/>
@@ -6461,8 +6580,8 @@
           <w:tcPr>
             <w:tcW w:w="5108" w:type="dxa"/>
             <w:tcBorders>
-              <w:top w:val="single" w:sz="4" w:space="0" w:color="auto"/>
-              <w:left w:val="single" w:sz="4" w:space="0" w:color="auto"/>
+              <w:top w:val="single" w:color="auto" w:sz="4" w:space="0"/>
+              <w:left w:val="single" w:color="auto" w:sz="4" w:space="0"/>
               <w:bottom w:val="nil"/>
               <w:right w:val="nil"/>
             </w:tcBorders>
@@ -6476,11 +6595,11 @@
           </w:tcPr>
           <w:p>
             <w:pPr>
-              <w:pStyle w:val="TableText"/>
+              <w:pStyle w:val="29"/>
               <w:keepNext/>
               <w:snapToGrid w:val="0"/>
               <w:spacing w:before="65" w:line="240" w:lineRule="auto"/>
-              <w:ind w:left="0" w:right="0" w:firstLine="0" w:leftChars="0" w:rightChars="0" w:firstLineChars="0"/>
+              <w:ind w:left="0" w:leftChars="0" w:right="0" w:rightChars="0" w:firstLine="0" w:firstLineChars="0"/>
               <w:jc w:val="left"/>
               <w:rPr>
                 <w:rFonts w:ascii="宋体" w:eastAsia="宋体"/>
@@ -6497,7 +6616,7 @@
             </w:r>
             <w:r>
               <w:rPr>
-                <w:rFonts w:ascii="宋体" w:eastAsia="宋体" w:hint="eastAsia"/>
+                <w:rFonts w:hint="eastAsia" w:ascii="宋体" w:eastAsia="宋体"/>
                 <w:spacing w:val="2"/>
                 <w:sz w:val="21"/>
                 <w:lang w:val="en-US" w:eastAsia="zh-CN"/>
@@ -6550,10 +6669,10 @@
           <w:tcPr>
             <w:tcW w:w="1112" w:type="dxa"/>
             <w:tcBorders>
-              <w:top w:val="single" w:sz="4" w:space="0" w:color="auto"/>
-              <w:left w:val="single" w:sz="4" w:space="0" w:color="auto"/>
-              <w:bottom w:val="nil"/>
-              <w:right w:val="single" w:sz="12" w:space="0" w:color="auto"/>
+              <w:top w:val="single" w:color="auto" w:sz="4" w:space="0"/>
+              <w:left w:val="single" w:color="auto" w:sz="4" w:space="0"/>
+              <w:bottom w:val="nil"/>
+              <w:right w:val="single" w:color="auto" w:sz="12" w:space="0"/>
             </w:tcBorders>
             <w:tcMar>
               <w:top w:w="-1" w:type="dxa"/>
@@ -6565,11 +6684,11 @@
           </w:tcPr>
           <w:p>
             <w:pPr>
-              <w:pStyle w:val="TableText"/>
+              <w:pStyle w:val="29"/>
               <w:keepNext/>
               <w:snapToGrid w:val="0"/>
               <w:spacing w:before="65" w:line="240" w:lineRule="auto"/>
-              <w:ind w:left="0" w:right="0" w:firstLine="0" w:leftChars="0" w:rightChars="0" w:firstLineChars="0"/>
+              <w:ind w:left="0" w:leftChars="0" w:right="0" w:rightChars="0" w:firstLine="0" w:firstLineChars="0"/>
               <w:jc w:val="left"/>
               <w:rPr>
                 <w:rFonts w:ascii="宋体" w:eastAsia="宋体"/>
@@ -6584,8 +6703,14 @@
       </w:tr>
       <w:tr>
         <w:tblPrEx>
-          <w:tblW w:w="9452" w:type="dxa"/>
-          <w:jc w:val="center"/>
+          <w:tblBorders>
+            <w:top w:val="none" w:color="auto" w:sz="0" w:space="0"/>
+            <w:left w:val="none" w:color="auto" w:sz="0" w:space="0"/>
+            <w:bottom w:val="none" w:color="auto" w:sz="0" w:space="0"/>
+            <w:right w:val="none" w:color="auto" w:sz="0" w:space="0"/>
+            <w:insideH w:val="none" w:color="auto" w:sz="0" w:space="0"/>
+            <w:insideV w:val="none" w:color="auto" w:sz="0" w:space="0"/>
+          </w:tblBorders>
           <w:tblCellMar>
             <w:top w:w="0" w:type="dxa"/>
             <w:left w:w="0" w:type="dxa"/>
@@ -6594,16 +6719,16 @@
           </w:tblCellMar>
         </w:tblPrEx>
         <w:trPr>
-          <w:trHeight w:val="0"/>
+          <w:trHeight w:val="0" w:hRule="atLeast"/>
           <w:jc w:val="center"/>
         </w:trPr>
         <w:tc>
           <w:tcPr>
             <w:tcW w:w="784" w:type="dxa"/>
-            <w:vMerge/>
-            <w:tcBorders>
-              <w:top w:val="single" w:sz="4" w:space="0" w:color="auto"/>
-              <w:left w:val="single" w:sz="12" w:space="0" w:color="auto"/>
+            <w:vMerge w:val="continue"/>
+            <w:tcBorders>
+              <w:top w:val="single" w:color="auto" w:sz="4" w:space="0"/>
+              <w:left w:val="single" w:color="auto" w:sz="12" w:space="0"/>
               <w:bottom w:val="nil"/>
               <w:right w:val="nil"/>
             </w:tcBorders>
@@ -6620,7 +6745,7 @@
               <w:keepNext/>
               <w:snapToGrid w:val="0"/>
               <w:spacing w:line="240" w:lineRule="auto"/>
-              <w:ind w:left="0" w:right="0" w:firstLine="0" w:leftChars="0" w:rightChars="0" w:firstLineChars="0"/>
+              <w:ind w:left="0" w:leftChars="0" w:right="0" w:rightChars="0" w:firstLine="0" w:firstLineChars="0"/>
               <w:jc w:val="center"/>
               <w:rPr>
                 <w:rFonts w:ascii="宋体" w:eastAsia="宋体"/>
@@ -6633,8 +6758,8 @@
           <w:tcPr>
             <w:tcW w:w="1427" w:type="dxa"/>
             <w:tcBorders>
-              <w:top w:val="single" w:sz="4" w:space="0" w:color="auto"/>
-              <w:left w:val="single" w:sz="4" w:space="0" w:color="auto"/>
+              <w:top w:val="single" w:color="auto" w:sz="4" w:space="0"/>
+              <w:left w:val="single" w:color="auto" w:sz="4" w:space="0"/>
               <w:bottom w:val="nil"/>
               <w:right w:val="nil"/>
             </w:tcBorders>
@@ -6648,11 +6773,11 @@
           </w:tcPr>
           <w:p>
             <w:pPr>
-              <w:pStyle w:val="TableText"/>
+              <w:pStyle w:val="29"/>
               <w:keepNext/>
               <w:snapToGrid w:val="0"/>
               <w:spacing w:before="72" w:line="240" w:lineRule="auto"/>
-              <w:ind w:left="0" w:right="0" w:firstLine="0" w:leftChars="0" w:rightChars="0" w:firstLineChars="0"/>
+              <w:ind w:left="0" w:leftChars="0" w:right="0" w:rightChars="0" w:firstLine="0" w:firstLineChars="0"/>
               <w:jc w:val="center"/>
               <w:rPr>
                 <w:rFonts w:ascii="宋体" w:eastAsia="宋体"/>
@@ -6675,8 +6800,8 @@
           <w:tcPr>
             <w:tcW w:w="1021" w:type="dxa"/>
             <w:tcBorders>
-              <w:top w:val="single" w:sz="4" w:space="0" w:color="auto"/>
-              <w:left w:val="single" w:sz="4" w:space="0" w:color="auto"/>
+              <w:top w:val="single" w:color="auto" w:sz="4" w:space="0"/>
+              <w:left w:val="single" w:color="auto" w:sz="4" w:space="0"/>
               <w:bottom w:val="nil"/>
               <w:right w:val="nil"/>
             </w:tcBorders>
@@ -6690,11 +6815,11 @@
           </w:tcPr>
           <w:p>
             <w:pPr>
-              <w:pStyle w:val="TableText"/>
+              <w:pStyle w:val="29"/>
               <w:keepNext/>
               <w:snapToGrid w:val="0"/>
               <w:spacing w:before="65" w:line="240" w:lineRule="auto"/>
-              <w:ind w:left="0" w:right="0" w:firstLine="0" w:leftChars="0" w:rightChars="0" w:firstLineChars="0"/>
+              <w:ind w:left="0" w:leftChars="0" w:right="0" w:rightChars="0" w:firstLine="0" w:firstLineChars="0"/>
               <w:jc w:val="center"/>
               <w:rPr>
                 <w:rFonts w:ascii="宋体" w:eastAsia="宋体"/>
@@ -6715,8 +6840,8 @@
           <w:tcPr>
             <w:tcW w:w="5108" w:type="dxa"/>
             <w:tcBorders>
-              <w:top w:val="single" w:sz="4" w:space="0" w:color="auto"/>
-              <w:left w:val="single" w:sz="4" w:space="0" w:color="auto"/>
+              <w:top w:val="single" w:color="auto" w:sz="4" w:space="0"/>
+              <w:left w:val="single" w:color="auto" w:sz="4" w:space="0"/>
               <w:bottom w:val="nil"/>
               <w:right w:val="nil"/>
             </w:tcBorders>
@@ -6730,11 +6855,11 @@
           </w:tcPr>
           <w:p>
             <w:pPr>
-              <w:pStyle w:val="TableText"/>
+              <w:pStyle w:val="29"/>
               <w:keepNext/>
               <w:snapToGrid w:val="0"/>
               <w:spacing w:before="53" w:line="240" w:lineRule="auto"/>
-              <w:ind w:left="0" w:right="0" w:firstLine="0" w:leftChars="0" w:rightChars="0" w:firstLineChars="0"/>
+              <w:ind w:left="0" w:leftChars="0" w:right="0" w:rightChars="0" w:firstLine="0" w:firstLineChars="0"/>
               <w:jc w:val="left"/>
               <w:rPr>
                 <w:rFonts w:ascii="宋体" w:eastAsia="宋体"/>
@@ -6800,11 +6925,11 @@
           </w:p>
           <w:p>
             <w:pPr>
-              <w:pStyle w:val="TableText"/>
+              <w:pStyle w:val="29"/>
               <w:keepNext/>
               <w:snapToGrid w:val="0"/>
               <w:spacing w:before="65" w:line="240" w:lineRule="auto"/>
-              <w:ind w:left="0" w:right="0" w:firstLine="0" w:leftChars="0" w:rightChars="0" w:firstLineChars="0"/>
+              <w:ind w:left="0" w:leftChars="0" w:right="0" w:rightChars="0" w:firstLine="0" w:firstLineChars="0"/>
               <w:jc w:val="left"/>
               <w:rPr>
                 <w:rFonts w:ascii="宋体" w:eastAsia="宋体"/>
@@ -6833,10 +6958,10 @@
           <w:tcPr>
             <w:tcW w:w="1112" w:type="dxa"/>
             <w:tcBorders>
-              <w:top w:val="single" w:sz="4" w:space="0" w:color="auto"/>
-              <w:left w:val="single" w:sz="4" w:space="0" w:color="auto"/>
-              <w:bottom w:val="nil"/>
-              <w:right w:val="single" w:sz="12" w:space="0" w:color="auto"/>
+              <w:top w:val="single" w:color="auto" w:sz="4" w:space="0"/>
+              <w:left w:val="single" w:color="auto" w:sz="4" w:space="0"/>
+              <w:bottom w:val="nil"/>
+              <w:right w:val="single" w:color="auto" w:sz="12" w:space="0"/>
             </w:tcBorders>
             <w:tcMar>
               <w:top w:w="-1" w:type="dxa"/>
@@ -6848,11 +6973,11 @@
           </w:tcPr>
           <w:p>
             <w:pPr>
-              <w:pStyle w:val="TableText"/>
+              <w:pStyle w:val="29"/>
               <w:keepNext/>
               <w:snapToGrid w:val="0"/>
               <w:spacing w:before="65" w:line="240" w:lineRule="auto"/>
-              <w:ind w:left="0" w:right="0" w:firstLine="0" w:leftChars="0" w:rightChars="0" w:firstLineChars="0"/>
+              <w:ind w:left="0" w:leftChars="0" w:right="0" w:rightChars="0" w:firstLine="0" w:firstLineChars="0"/>
               <w:jc w:val="left"/>
               <w:rPr>
                 <w:rFonts w:ascii="宋体" w:eastAsia="宋体"/>
@@ -6867,8 +6992,14 @@
       </w:tr>
       <w:tr>
         <w:tblPrEx>
-          <w:tblW w:w="9452" w:type="dxa"/>
-          <w:jc w:val="center"/>
+          <w:tblBorders>
+            <w:top w:val="none" w:color="auto" w:sz="0" w:space="0"/>
+            <w:left w:val="none" w:color="auto" w:sz="0" w:space="0"/>
+            <w:bottom w:val="none" w:color="auto" w:sz="0" w:space="0"/>
+            <w:right w:val="none" w:color="auto" w:sz="0" w:space="0"/>
+            <w:insideH w:val="none" w:color="auto" w:sz="0" w:space="0"/>
+            <w:insideV w:val="none" w:color="auto" w:sz="0" w:space="0"/>
+          </w:tblBorders>
           <w:tblCellMar>
             <w:top w:w="0" w:type="dxa"/>
             <w:left w:w="0" w:type="dxa"/>
@@ -6877,16 +7008,16 @@
           </w:tblCellMar>
         </w:tblPrEx>
         <w:trPr>
-          <w:trHeight w:val="0"/>
+          <w:trHeight w:val="0" w:hRule="atLeast"/>
           <w:jc w:val="center"/>
         </w:trPr>
         <w:tc>
           <w:tcPr>
             <w:tcW w:w="784" w:type="dxa"/>
-            <w:vMerge/>
-            <w:tcBorders>
-              <w:top w:val="single" w:sz="4" w:space="0" w:color="auto"/>
-              <w:left w:val="single" w:sz="12" w:space="0" w:color="auto"/>
+            <w:vMerge w:val="continue"/>
+            <w:tcBorders>
+              <w:top w:val="single" w:color="auto" w:sz="4" w:space="0"/>
+              <w:left w:val="single" w:color="auto" w:sz="12" w:space="0"/>
               <w:bottom w:val="nil"/>
               <w:right w:val="nil"/>
             </w:tcBorders>
@@ -6903,7 +7034,7 @@
               <w:keepNext/>
               <w:snapToGrid w:val="0"/>
               <w:spacing w:line="240" w:lineRule="auto"/>
-              <w:ind w:left="0" w:right="0" w:firstLine="0" w:leftChars="0" w:rightChars="0" w:firstLineChars="0"/>
+              <w:ind w:left="0" w:leftChars="0" w:right="0" w:rightChars="0" w:firstLine="0" w:firstLineChars="0"/>
               <w:jc w:val="center"/>
               <w:rPr>
                 <w:rFonts w:ascii="宋体" w:eastAsia="宋体"/>
@@ -6916,8 +7047,8 @@
           <w:tcPr>
             <w:tcW w:w="1427" w:type="dxa"/>
             <w:tcBorders>
-              <w:top w:val="single" w:sz="4" w:space="0" w:color="auto"/>
-              <w:left w:val="single" w:sz="4" w:space="0" w:color="auto"/>
+              <w:top w:val="single" w:color="auto" w:sz="4" w:space="0"/>
+              <w:left w:val="single" w:color="auto" w:sz="4" w:space="0"/>
               <w:bottom w:val="nil"/>
               <w:right w:val="nil"/>
             </w:tcBorders>
@@ -6931,11 +7062,11 @@
           </w:tcPr>
           <w:p>
             <w:pPr>
-              <w:pStyle w:val="TableText"/>
+              <w:pStyle w:val="29"/>
               <w:keepNext/>
               <w:snapToGrid w:val="0"/>
               <w:spacing w:before="71" w:line="240" w:lineRule="auto"/>
-              <w:ind w:left="0" w:right="0" w:firstLine="0" w:leftChars="0" w:rightChars="0" w:firstLineChars="0"/>
+              <w:ind w:left="0" w:leftChars="0" w:right="0" w:rightChars="0" w:firstLine="0" w:firstLineChars="0"/>
               <w:jc w:val="center"/>
               <w:rPr>
                 <w:rFonts w:ascii="宋体" w:eastAsia="宋体"/>
@@ -6958,8 +7089,8 @@
           <w:tcPr>
             <w:tcW w:w="1021" w:type="dxa"/>
             <w:tcBorders>
-              <w:top w:val="single" w:sz="4" w:space="0" w:color="auto"/>
-              <w:left w:val="single" w:sz="4" w:space="0" w:color="auto"/>
+              <w:top w:val="single" w:color="auto" w:sz="4" w:space="0"/>
+              <w:left w:val="single" w:color="auto" w:sz="4" w:space="0"/>
               <w:bottom w:val="nil"/>
               <w:right w:val="nil"/>
             </w:tcBorders>
@@ -6973,11 +7104,11 @@
           </w:tcPr>
           <w:p>
             <w:pPr>
-              <w:pStyle w:val="TableText"/>
+              <w:pStyle w:val="29"/>
               <w:keepNext/>
               <w:snapToGrid w:val="0"/>
               <w:spacing w:before="65" w:line="240" w:lineRule="auto"/>
-              <w:ind w:left="0" w:right="0" w:firstLine="0" w:leftChars="0" w:rightChars="0" w:firstLineChars="0"/>
+              <w:ind w:left="0" w:leftChars="0" w:right="0" w:rightChars="0" w:firstLine="0" w:firstLineChars="0"/>
               <w:jc w:val="center"/>
               <w:rPr>
                 <w:rFonts w:ascii="宋体" w:eastAsia="宋体"/>
@@ -6998,8 +7129,8 @@
           <w:tcPr>
             <w:tcW w:w="5108" w:type="dxa"/>
             <w:tcBorders>
-              <w:top w:val="single" w:sz="4" w:space="0" w:color="auto"/>
-              <w:left w:val="single" w:sz="4" w:space="0" w:color="auto"/>
+              <w:top w:val="single" w:color="auto" w:sz="4" w:space="0"/>
+              <w:left w:val="single" w:color="auto" w:sz="4" w:space="0"/>
               <w:bottom w:val="nil"/>
               <w:right w:val="nil"/>
             </w:tcBorders>
@@ -7013,11 +7144,11 @@
           </w:tcPr>
           <w:p>
             <w:pPr>
-              <w:pStyle w:val="TableText"/>
+              <w:pStyle w:val="29"/>
               <w:keepNext/>
               <w:snapToGrid w:val="0"/>
               <w:spacing w:before="54" w:line="240" w:lineRule="auto"/>
-              <w:ind w:left="0" w:right="0" w:firstLine="0" w:leftChars="0" w:rightChars="0" w:firstLineChars="0"/>
+              <w:ind w:left="0" w:leftChars="0" w:right="0" w:rightChars="0" w:firstLine="0" w:firstLineChars="0"/>
               <w:jc w:val="left"/>
               <w:rPr>
                 <w:rFonts w:ascii="宋体" w:eastAsia="宋体"/>
@@ -7035,11 +7166,11 @@
           </w:p>
           <w:p>
             <w:pPr>
-              <w:pStyle w:val="TableText"/>
+              <w:pStyle w:val="29"/>
               <w:keepNext/>
               <w:snapToGrid w:val="0"/>
               <w:spacing w:before="66" w:line="240" w:lineRule="auto"/>
-              <w:ind w:left="0" w:right="0" w:firstLine="0" w:leftChars="0" w:rightChars="0" w:firstLineChars="0"/>
+              <w:ind w:left="0" w:leftChars="0" w:right="0" w:rightChars="0" w:firstLine="0" w:firstLineChars="0"/>
               <w:jc w:val="left"/>
               <w:rPr>
                 <w:rFonts w:ascii="宋体" w:eastAsia="宋体"/>
@@ -7065,11 +7196,11 @@
           </w:p>
           <w:p>
             <w:pPr>
-              <w:pStyle w:val="TableText"/>
+              <w:pStyle w:val="29"/>
               <w:keepNext/>
               <w:snapToGrid w:val="0"/>
               <w:spacing w:before="65" w:line="240" w:lineRule="auto"/>
-              <w:ind w:left="0" w:right="0" w:firstLine="0" w:leftChars="0" w:rightChars="0" w:firstLineChars="0"/>
+              <w:ind w:left="0" w:leftChars="0" w:right="0" w:rightChars="0" w:firstLine="0" w:firstLineChars="0"/>
               <w:jc w:val="left"/>
               <w:rPr>
                 <w:rFonts w:ascii="宋体" w:eastAsia="宋体"/>
@@ -7122,10 +7253,10 @@
           <w:tcPr>
             <w:tcW w:w="1112" w:type="dxa"/>
             <w:tcBorders>
-              <w:top w:val="single" w:sz="4" w:space="0" w:color="auto"/>
-              <w:left w:val="single" w:sz="4" w:space="0" w:color="auto"/>
-              <w:bottom w:val="nil"/>
-              <w:right w:val="single" w:sz="12" w:space="0" w:color="auto"/>
+              <w:top w:val="single" w:color="auto" w:sz="4" w:space="0"/>
+              <w:left w:val="single" w:color="auto" w:sz="4" w:space="0"/>
+              <w:bottom w:val="nil"/>
+              <w:right w:val="single" w:color="auto" w:sz="12" w:space="0"/>
             </w:tcBorders>
             <w:tcMar>
               <w:top w:w="-1" w:type="dxa"/>
@@ -7137,11 +7268,11 @@
           </w:tcPr>
           <w:p>
             <w:pPr>
-              <w:pStyle w:val="TableText"/>
+              <w:pStyle w:val="29"/>
               <w:keepNext/>
               <w:snapToGrid w:val="0"/>
               <w:spacing w:before="65" w:line="240" w:lineRule="auto"/>
-              <w:ind w:left="0" w:right="0" w:firstLine="0" w:leftChars="0" w:rightChars="0" w:firstLineChars="0"/>
+              <w:ind w:left="0" w:leftChars="0" w:right="0" w:rightChars="0" w:firstLine="0" w:firstLineChars="0"/>
               <w:jc w:val="left"/>
               <w:rPr>
                 <w:rFonts w:ascii="宋体" w:eastAsia="宋体"/>
@@ -7156,8 +7287,14 @@
       </w:tr>
       <w:tr>
         <w:tblPrEx>
-          <w:tblW w:w="9452" w:type="dxa"/>
-          <w:jc w:val="center"/>
+          <w:tblBorders>
+            <w:top w:val="none" w:color="auto" w:sz="0" w:space="0"/>
+            <w:left w:val="none" w:color="auto" w:sz="0" w:space="0"/>
+            <w:bottom w:val="none" w:color="auto" w:sz="0" w:space="0"/>
+            <w:right w:val="none" w:color="auto" w:sz="0" w:space="0"/>
+            <w:insideH w:val="none" w:color="auto" w:sz="0" w:space="0"/>
+            <w:insideV w:val="none" w:color="auto" w:sz="0" w:space="0"/>
+          </w:tblBorders>
           <w:tblCellMar>
             <w:top w:w="0" w:type="dxa"/>
             <w:left w:w="0" w:type="dxa"/>
@@ -7166,16 +7303,16 @@
           </w:tblCellMar>
         </w:tblPrEx>
         <w:trPr>
-          <w:trHeight w:val="0"/>
+          <w:trHeight w:val="0" w:hRule="atLeast"/>
           <w:jc w:val="center"/>
         </w:trPr>
         <w:tc>
           <w:tcPr>
             <w:tcW w:w="784" w:type="dxa"/>
-            <w:vMerge/>
-            <w:tcBorders>
-              <w:top w:val="single" w:sz="4" w:space="0" w:color="auto"/>
-              <w:left w:val="single" w:sz="12" w:space="0" w:color="auto"/>
+            <w:vMerge w:val="continue"/>
+            <w:tcBorders>
+              <w:top w:val="single" w:color="auto" w:sz="4" w:space="0"/>
+              <w:left w:val="single" w:color="auto" w:sz="12" w:space="0"/>
               <w:bottom w:val="nil"/>
               <w:right w:val="nil"/>
             </w:tcBorders>
@@ -7192,7 +7329,7 @@
               <w:keepNext/>
               <w:snapToGrid w:val="0"/>
               <w:spacing w:line="240" w:lineRule="auto"/>
-              <w:ind w:left="0" w:right="0" w:firstLine="0" w:leftChars="0" w:rightChars="0" w:firstLineChars="0"/>
+              <w:ind w:left="0" w:leftChars="0" w:right="0" w:rightChars="0" w:firstLine="0" w:firstLineChars="0"/>
               <w:jc w:val="center"/>
               <w:rPr>
                 <w:rFonts w:ascii="宋体" w:eastAsia="宋体"/>
@@ -7205,8 +7342,8 @@
           <w:tcPr>
             <w:tcW w:w="1427" w:type="dxa"/>
             <w:tcBorders>
-              <w:top w:val="single" w:sz="4" w:space="0" w:color="auto"/>
-              <w:left w:val="single" w:sz="4" w:space="0" w:color="auto"/>
+              <w:top w:val="single" w:color="auto" w:sz="4" w:space="0"/>
+              <w:left w:val="single" w:color="auto" w:sz="4" w:space="0"/>
               <w:bottom w:val="nil"/>
               <w:right w:val="nil"/>
             </w:tcBorders>
@@ -7220,11 +7357,11 @@
           </w:tcPr>
           <w:p>
             <w:pPr>
-              <w:pStyle w:val="TableText"/>
+              <w:pStyle w:val="29"/>
               <w:keepNext/>
               <w:snapToGrid w:val="0"/>
               <w:spacing w:before="300" w:line="240" w:lineRule="auto"/>
-              <w:ind w:left="0" w:right="0" w:firstLine="0" w:leftChars="0" w:rightChars="0" w:firstLineChars="0"/>
+              <w:ind w:left="0" w:leftChars="0" w:right="0" w:rightChars="0" w:firstLine="0" w:firstLineChars="0"/>
               <w:jc w:val="center"/>
               <w:rPr>
                 <w:rFonts w:ascii="宋体" w:eastAsia="宋体"/>
@@ -7266,8 +7403,8 @@
             <w:tcW w:w="6129" w:type="dxa"/>
             <w:gridSpan w:val="2"/>
             <w:tcBorders>
-              <w:top w:val="single" w:sz="4" w:space="0" w:color="auto"/>
-              <w:left w:val="single" w:sz="4" w:space="0" w:color="auto"/>
+              <w:top w:val="single" w:color="auto" w:sz="4" w:space="0"/>
+              <w:left w:val="single" w:color="auto" w:sz="4" w:space="0"/>
               <w:bottom w:val="nil"/>
               <w:right w:val="nil"/>
             </w:tcBorders>
@@ -7281,11 +7418,11 @@
           </w:tcPr>
           <w:p>
             <w:pPr>
-              <w:pStyle w:val="TableText"/>
+              <w:pStyle w:val="29"/>
               <w:keepNext/>
               <w:snapToGrid w:val="0"/>
               <w:spacing w:before="300" w:line="240" w:lineRule="auto"/>
-              <w:ind w:left="0" w:right="0" w:firstLine="0" w:leftChars="0" w:rightChars="0" w:firstLineChars="0"/>
+              <w:ind w:left="0" w:leftChars="0" w:right="0" w:rightChars="0" w:firstLine="0" w:firstLineChars="0"/>
               <w:jc w:val="center"/>
               <w:rPr>
                 <w:rFonts w:ascii="宋体" w:eastAsia="宋体"/>
@@ -7306,10 +7443,10 @@
           <w:tcPr>
             <w:tcW w:w="1112" w:type="dxa"/>
             <w:tcBorders>
-              <w:top w:val="single" w:sz="4" w:space="0" w:color="auto"/>
-              <w:left w:val="single" w:sz="4" w:space="0" w:color="auto"/>
-              <w:bottom w:val="nil"/>
-              <w:right w:val="single" w:sz="12" w:space="0" w:color="auto"/>
+              <w:top w:val="single" w:color="auto" w:sz="4" w:space="0"/>
+              <w:left w:val="single" w:color="auto" w:sz="4" w:space="0"/>
+              <w:bottom w:val="nil"/>
+              <w:right w:val="single" w:color="auto" w:sz="12" w:space="0"/>
             </w:tcBorders>
             <w:tcMar>
               <w:top w:w="-1" w:type="dxa"/>
@@ -7321,11 +7458,11 @@
           </w:tcPr>
           <w:p>
             <w:pPr>
-              <w:pStyle w:val="TableText"/>
+              <w:pStyle w:val="29"/>
               <w:keepNext/>
               <w:snapToGrid w:val="0"/>
               <w:spacing w:before="300" w:line="240" w:lineRule="auto"/>
-              <w:ind w:left="0" w:right="0" w:firstLine="0" w:leftChars="0" w:rightChars="0" w:firstLineChars="0"/>
+              <w:ind w:left="0" w:leftChars="0" w:right="0" w:rightChars="0" w:firstLine="0" w:firstLineChars="0"/>
               <w:jc w:val="left"/>
               <w:rPr>
                 <w:rFonts w:ascii="宋体" w:eastAsia="宋体"/>
@@ -7359,8 +7496,14 @@
       </w:tr>
       <w:tr>
         <w:tblPrEx>
-          <w:tblW w:w="9452" w:type="dxa"/>
-          <w:jc w:val="center"/>
+          <w:tblBorders>
+            <w:top w:val="none" w:color="auto" w:sz="0" w:space="0"/>
+            <w:left w:val="none" w:color="auto" w:sz="0" w:space="0"/>
+            <w:bottom w:val="none" w:color="auto" w:sz="0" w:space="0"/>
+            <w:right w:val="none" w:color="auto" w:sz="0" w:space="0"/>
+            <w:insideH w:val="none" w:color="auto" w:sz="0" w:space="0"/>
+            <w:insideV w:val="none" w:color="auto" w:sz="0" w:space="0"/>
+          </w:tblBorders>
           <w:tblCellMar>
             <w:top w:w="0" w:type="dxa"/>
             <w:left w:w="0" w:type="dxa"/>
@@ -7369,16 +7512,16 @@
           </w:tblCellMar>
         </w:tblPrEx>
         <w:trPr>
-          <w:trHeight w:val="0"/>
+          <w:trHeight w:val="0" w:hRule="atLeast"/>
           <w:jc w:val="center"/>
         </w:trPr>
         <w:tc>
           <w:tcPr>
             <w:tcW w:w="784" w:type="dxa"/>
             <w:tcBorders>
-              <w:top w:val="single" w:sz="4" w:space="0" w:color="auto"/>
-              <w:left w:val="single" w:sz="12" w:space="0" w:color="auto"/>
-              <w:bottom w:val="single" w:sz="12" w:space="0" w:color="auto"/>
+              <w:top w:val="single" w:color="auto" w:sz="4" w:space="0"/>
+              <w:left w:val="single" w:color="auto" w:sz="12" w:space="0"/>
+              <w:bottom w:val="single" w:color="auto" w:sz="12" w:space="0"/>
               <w:right w:val="nil"/>
             </w:tcBorders>
             <w:tcMar>
@@ -7394,7 +7537,7 @@
               <w:keepNext/>
               <w:snapToGrid w:val="0"/>
               <w:spacing w:line="240" w:lineRule="auto"/>
-              <w:ind w:left="0" w:right="0" w:firstLine="0" w:leftChars="0" w:rightChars="0" w:firstLineChars="0"/>
+              <w:ind w:left="0" w:leftChars="0" w:right="0" w:rightChars="0" w:firstLine="0" w:firstLineChars="0"/>
               <w:jc w:val="center"/>
               <w:rPr>
                 <w:rFonts w:ascii="宋体" w:eastAsia="宋体"/>
@@ -7407,9 +7550,9 @@
           <w:tcPr>
             <w:tcW w:w="1427" w:type="dxa"/>
             <w:tcBorders>
-              <w:top w:val="single" w:sz="4" w:space="0" w:color="auto"/>
-              <w:left w:val="single" w:sz="4" w:space="0" w:color="auto"/>
-              <w:bottom w:val="single" w:sz="12" w:space="0" w:color="auto"/>
+              <w:top w:val="single" w:color="auto" w:sz="4" w:space="0"/>
+              <w:left w:val="single" w:color="auto" w:sz="4" w:space="0"/>
+              <w:bottom w:val="single" w:color="auto" w:sz="12" w:space="0"/>
               <w:right w:val="nil"/>
             </w:tcBorders>
             <w:shd w:val="clear" w:color="auto" w:fill="auto"/>
@@ -7423,14 +7566,14 @@
           </w:tcPr>
           <w:p>
             <w:pPr>
-              <w:pStyle w:val="TableText"/>
+              <w:pStyle w:val="29"/>
               <w:keepNext/>
               <w:snapToGrid w:val="0"/>
               <w:spacing w:before="247" w:line="240" w:lineRule="auto"/>
-              <w:ind w:left="0" w:right="0" w:firstLine="0" w:leftChars="0" w:rightChars="0" w:firstLineChars="0"/>
+              <w:ind w:left="0" w:leftChars="0" w:right="0" w:rightChars="0" w:firstLine="0" w:firstLineChars="0"/>
               <w:jc w:val="center"/>
               <w:rPr>
-                <w:rFonts w:ascii="宋体" w:eastAsia="宋体" w:hAnsi="宋体" w:cs="宋体"/>
+                <w:rFonts w:ascii="宋体" w:hAnsi="宋体" w:eastAsia="宋体" w:cs="宋体"/>
                 <w:snapToGrid w:val="0"/>
                 <w:color w:val="000000"/>
                 <w:kern w:val="0"/>
@@ -7469,7 +7612,7 @@
             </w:r>
             <w:r>
               <w:rPr>
-                <w:rFonts w:ascii="宋体" w:eastAsia="宋体" w:hint="eastAsia"/>
+                <w:rFonts w:hint="eastAsia" w:ascii="宋体" w:eastAsia="宋体"/>
                 <w:spacing w:val="-2"/>
                 <w:position w:val="1"/>
                 <w:sz w:val="21"/>
@@ -7488,7 +7631,7 @@
             </w:r>
             <w:r>
               <w:rPr>
-                <w:rFonts w:ascii="宋体" w:eastAsia="宋体" w:hint="eastAsia"/>
+                <w:rFonts w:hint="eastAsia" w:ascii="宋体" w:eastAsia="宋体"/>
                 <w:spacing w:val="-2"/>
                 <w:position w:val="1"/>
                 <w:sz w:val="21"/>
@@ -7496,8 +7639,6 @@
               </w:rPr>
               <w:t>3</w:t>
             </w:r>
-            <w:bookmarkStart w:id="13" w:name="_GoBack"/>
-            <w:bookmarkEnd w:id="13"/>
             <w:r>
               <w:rPr>
                 <w:rFonts w:ascii="宋体" w:eastAsia="宋体"/>
@@ -7514,9 +7655,9 @@
             <w:tcW w:w="6129" w:type="dxa"/>
             <w:gridSpan w:val="2"/>
             <w:tcBorders>
-              <w:top w:val="single" w:sz="4" w:space="0" w:color="auto"/>
-              <w:left w:val="single" w:sz="4" w:space="0" w:color="auto"/>
-              <w:bottom w:val="single" w:sz="12" w:space="0" w:color="auto"/>
+              <w:top w:val="single" w:color="auto" w:sz="4" w:space="0"/>
+              <w:left w:val="single" w:color="auto" w:sz="4" w:space="0"/>
+              <w:bottom w:val="single" w:color="auto" w:sz="12" w:space="0"/>
               <w:right w:val="nil"/>
             </w:tcBorders>
             <w:shd w:val="clear" w:color="auto" w:fill="auto"/>
@@ -7530,14 +7671,14 @@
           </w:tcPr>
           <w:p>
             <w:pPr>
-              <w:pStyle w:val="TableText"/>
+              <w:pStyle w:val="29"/>
               <w:keepNext/>
               <w:snapToGrid w:val="0"/>
               <w:spacing w:before="247" w:line="240" w:lineRule="auto"/>
-              <w:ind w:left="0" w:right="0" w:firstLine="0" w:leftChars="0" w:rightChars="0" w:firstLineChars="0"/>
+              <w:ind w:left="0" w:leftChars="0" w:right="0" w:rightChars="0" w:firstLine="0" w:firstLineChars="0"/>
               <w:jc w:val="center"/>
               <w:rPr>
-                <w:rFonts w:ascii="宋体" w:eastAsia="宋体" w:hAnsi="宋体" w:cs="宋体"/>
+                <w:rFonts w:ascii="宋体" w:hAnsi="宋体" w:eastAsia="宋体" w:cs="宋体"/>
                 <w:snapToGrid w:val="0"/>
                 <w:color w:val="000000"/>
                 <w:kern w:val="0"/>
@@ -7560,10 +7701,10 @@
           <w:tcPr>
             <w:tcW w:w="1112" w:type="dxa"/>
             <w:tcBorders>
-              <w:top w:val="single" w:sz="4" w:space="0" w:color="auto"/>
-              <w:left w:val="single" w:sz="4" w:space="0" w:color="auto"/>
-              <w:bottom w:val="single" w:sz="12" w:space="0" w:color="auto"/>
-              <w:right w:val="single" w:sz="12" w:space="0" w:color="auto"/>
+              <w:top w:val="single" w:color="auto" w:sz="4" w:space="0"/>
+              <w:left w:val="single" w:color="auto" w:sz="4" w:space="0"/>
+              <w:bottom w:val="single" w:color="auto" w:sz="12" w:space="0"/>
+              <w:right w:val="single" w:color="auto" w:sz="12" w:space="0"/>
             </w:tcBorders>
             <w:shd w:val="clear" w:color="auto" w:fill="auto"/>
             <w:tcMar>
@@ -7576,14 +7717,14 @@
           </w:tcPr>
           <w:p>
             <w:pPr>
-              <w:pStyle w:val="TableText"/>
+              <w:pStyle w:val="29"/>
               <w:keepNext/>
               <w:snapToGrid w:val="0"/>
               <w:spacing w:before="247" w:line="240" w:lineRule="auto"/>
-              <w:ind w:left="0" w:right="0" w:firstLine="0" w:leftChars="0" w:rightChars="0" w:firstLineChars="0"/>
+              <w:ind w:left="0" w:leftChars="0" w:right="0" w:rightChars="0" w:firstLine="0" w:firstLineChars="0"/>
               <w:jc w:val="left"/>
               <w:rPr>
-                <w:rFonts w:ascii="宋体" w:eastAsia="宋体" w:hAnsi="宋体" w:cs="宋体"/>
+                <w:rFonts w:ascii="宋体" w:hAnsi="宋体" w:eastAsia="宋体" w:cs="宋体"/>
                 <w:snapToGrid w:val="0"/>
                 <w:color w:val="000000"/>
                 <w:kern w:val="0"/>
@@ -7620,7 +7761,7 @@
     </w:tbl>
     <w:p>
       <w:pPr>
-        <w:pStyle w:val="a1"/>
+        <w:pStyle w:val="31"/>
         <w:keepLines w:val="0"/>
         <w:pageBreakBefore w:val="0"/>
         <w:widowControl w:val="0"/>
@@ -7649,23 +7790,73 @@
     <w:sectPr>
       <w:pgSz w:w="11906" w:h="16838"/>
       <w:pgMar w:top="1440" w:right="1800" w:bottom="1440" w:left="1800" w:header="851" w:footer="992" w:gutter="0"/>
-      <w:cols w:num="1" w:space="425"/>
+      <w:cols w:space="425" w:num="1"/>
       <w:docGrid w:type="lines" w:linePitch="312" w:charSpace="0"/>
     </w:sectPr>
   </w:body>
 </w:document>
 </file>
 
+<file path=word/endnotes.xml><?xml version="1.0" encoding="utf-8"?>
+<w:endnotes xmlns:wpc="http://schemas.microsoft.com/office/word/2010/wordprocessingCanvas" xmlns:mc="http://schemas.openxmlformats.org/markup-compatibility/2006" xmlns:o="urn:schemas-microsoft-com:office:office" xmlns:r="http://schemas.openxmlformats.org/officeDocument/2006/relationships" xmlns:m="http://schemas.openxmlformats.org/officeDocument/2006/math" xmlns:v="urn:schemas-microsoft-com:vml" xmlns:wp14="http://schemas.microsoft.com/office/word/2010/wordprocessingDrawing" xmlns:wp="http://schemas.openxmlformats.org/drawingml/2006/wordprocessingDrawing" xmlns:w="http://schemas.openxmlformats.org/wordprocessingml/2006/main" xmlns:w14="http://schemas.microsoft.com/office/word/2010/wordml" xmlns:w15="http://schemas.microsoft.com/office/word/2012/wordml" xmlns:w10="urn:schemas-microsoft-com:office:word" xmlns:wpg="http://schemas.microsoft.com/office/word/2010/wordprocessingGroup" xmlns:wpi="http://schemas.microsoft.com/office/word/2010/wordprocessingInk" xmlns:wne="http://schemas.microsoft.com/office/word/2006/wordml" xmlns:wps="http://schemas.microsoft.com/office/word/2010/wordprocessingShape" xmlns:wpsCustomData="http://www.wps.cn/officeDocument/2013/wpsCustomData" mc:Ignorable="w14 w15 wp14">
+  <w:endnote w:type="separator" w:id="0">
+    <w:p>
+      <w:pPr>
+        <w:spacing w:line="240" w:lineRule="auto"/>
+      </w:pPr>
+      <w:r>
+        <w:separator/>
+      </w:r>
+    </w:p>
+  </w:endnote>
+  <w:endnote w:type="continuationSeparator" w:id="1">
+    <w:p>
+      <w:pPr>
+        <w:spacing w:line="240" w:lineRule="auto"/>
+      </w:pPr>
+      <w:r>
+        <w:continuationSeparator/>
+      </w:r>
+    </w:p>
+  </w:endnote>
+</w:endnotes>
+</file>
+
+<file path=word/footnotes.xml><?xml version="1.0" encoding="utf-8"?>
+<w:footnotes xmlns:wpc="http://schemas.microsoft.com/office/word/2010/wordprocessingCanvas" xmlns:mc="http://schemas.openxmlformats.org/markup-compatibility/2006" xmlns:o="urn:schemas-microsoft-com:office:office" xmlns:r="http://schemas.openxmlformats.org/officeDocument/2006/relationships" xmlns:m="http://schemas.openxmlformats.org/officeDocument/2006/math" xmlns:v="urn:schemas-microsoft-com:vml" xmlns:wp14="http://schemas.microsoft.com/office/word/2010/wordprocessingDrawing" xmlns:wp="http://schemas.openxmlformats.org/drawingml/2006/wordprocessingDrawing" xmlns:w="http://schemas.openxmlformats.org/wordprocessingml/2006/main" xmlns:w14="http://schemas.microsoft.com/office/word/2010/wordml" xmlns:w15="http://schemas.microsoft.com/office/word/2012/wordml" xmlns:w10="urn:schemas-microsoft-com:office:word" xmlns:wpg="http://schemas.microsoft.com/office/word/2010/wordprocessingGroup" xmlns:wpi="http://schemas.microsoft.com/office/word/2010/wordprocessingInk" xmlns:wne="http://schemas.microsoft.com/office/word/2006/wordml" xmlns:wps="http://schemas.microsoft.com/office/word/2010/wordprocessingShape" xmlns:wpsCustomData="http://www.wps.cn/officeDocument/2013/wpsCustomData" mc:Ignorable="w14 w15 wp14">
+  <w:footnote w:type="separator" w:id="0">
+    <w:p>
+      <w:pPr>
+        <w:spacing w:line="360" w:lineRule="auto"/>
+      </w:pPr>
+      <w:r>
+        <w:separator/>
+      </w:r>
+    </w:p>
+  </w:footnote>
+  <w:footnote w:type="continuationSeparator" w:id="1">
+    <w:p>
+      <w:pPr>
+        <w:spacing w:line="360" w:lineRule="auto"/>
+      </w:pPr>
+      <w:r>
+        <w:continuationSeparator/>
+      </w:r>
+    </w:p>
+  </w:footnote>
+</w:footnotes>
+</file>
+
 <file path=word/numbering.xml><?xml version="1.0" encoding="utf-8"?>
-<w:numbering xmlns:wpc="http://schemas.microsoft.com/office/word/2010/wordprocessingCanvas" xmlns:mc="http://schemas.openxmlformats.org/markup-compatibility/2006" xmlns:o="urn:schemas-microsoft-com:office:office" xmlns:r="http://schemas.openxmlformats.org/officeDocument/2006/relationships" xmlns:m="http://schemas.openxmlformats.org/officeDocument/2006/math" xmlns:v="urn:schemas-microsoft-com:vml" xmlns:wp14="http://schemas.microsoft.com/office/word/2010/wordprocessingDrawing" xmlns:wp="http://schemas.openxmlformats.org/drawingml/2006/wordprocessingDrawing" xmlns:w10="urn:schemas-microsoft-com:office:word" xmlns:w="http://schemas.openxmlformats.org/wordprocessingml/2006/main" xmlns:w14="http://schemas.microsoft.com/office/word/2010/wordml" xmlns:w15="http://schemas.microsoft.com/office/word/2012/wordml" xmlns:wne="http://schemas.microsoft.com/office/word/2006/wordml" xmlns:wpg="http://schemas.microsoft.com/office/word/2010/wordprocessingGroup" xmlns:wpi="http://schemas.microsoft.com/office/word/2010/wordprocessingInk" xmlns:wps="http://schemas.microsoft.com/office/word/2010/wordprocessingShape" mc:Ignorable="w14 w15 wp14">
+<w:numbering xmlns:wpc="http://schemas.microsoft.com/office/word/2010/wordprocessingCanvas" xmlns:mc="http://schemas.openxmlformats.org/markup-compatibility/2006" xmlns:o="urn:schemas-microsoft-com:office:office" xmlns:r="http://schemas.openxmlformats.org/officeDocument/2006/relationships" xmlns:m="http://schemas.openxmlformats.org/officeDocument/2006/math" xmlns:v="urn:schemas-microsoft-com:vml" xmlns:wp14="http://schemas.microsoft.com/office/word/2010/wordprocessingDrawing" xmlns:wp="http://schemas.openxmlformats.org/drawingml/2006/wordprocessingDrawing" xmlns:w10="urn:schemas-microsoft-com:office:word" xmlns:w="http://schemas.openxmlformats.org/wordprocessingml/2006/main" xmlns:w14="http://schemas.microsoft.com/office/word/2010/wordml" xmlns:wpg="http://schemas.microsoft.com/office/word/2010/wordprocessingGroup" xmlns:wpi="http://schemas.microsoft.com/office/word/2010/wordprocessingInk" xmlns:wne="http://schemas.microsoft.com/office/word/2006/wordml" xmlns:wps="http://schemas.microsoft.com/office/word/2010/wordprocessingShape" xmlns:wpsCustomData="http://www.wps.cn/officeDocument/2013/wpsCustomData" mc:Ignorable="w14 wp14">
   <w:abstractNum w:abstractNumId="0">
     <w:nsid w:val="8E964DCE"/>
     <w:multiLevelType w:val="multilevel"/>
     <w:tmpl w:val="8E964DCE"/>
-    <w:lvl w:ilvl="0">
+    <w:lvl w:ilvl="0" w:tentative="0">
       <w:start w:val="1"/>
       <w:numFmt w:val="decimal"/>
-      <w:pStyle w:val="Heading1"/>
+      <w:pStyle w:val="2"/>
       <w:lvlText w:val="%1."/>
       <w:lvlJc w:val="left"/>
       <w:pPr>
@@ -7675,10 +7866,10 @@
         <w:rFonts w:hint="default"/>
       </w:rPr>
     </w:lvl>
-    <w:lvl w:ilvl="1">
+    <w:lvl w:ilvl="1" w:tentative="0">
       <w:start w:val="1"/>
       <w:numFmt w:val="decimal"/>
-      <w:pStyle w:val="Heading2"/>
+      <w:pStyle w:val="3"/>
       <w:lvlText w:val="%1.%2."/>
       <w:lvlJc w:val="left"/>
       <w:pPr>
@@ -7688,10 +7879,10 @@
         <w:rFonts w:hint="default"/>
       </w:rPr>
     </w:lvl>
-    <w:lvl w:ilvl="2">
+    <w:lvl w:ilvl="2" w:tentative="0">
       <w:start w:val="1"/>
       <w:numFmt w:val="decimal"/>
-      <w:pStyle w:val="Heading3"/>
+      <w:pStyle w:val="4"/>
       <w:lvlText w:val="%1.%2.%3."/>
       <w:lvlJc w:val="left"/>
       <w:pPr>
@@ -7701,10 +7892,10 @@
         <w:rFonts w:hint="default"/>
       </w:rPr>
     </w:lvl>
-    <w:lvl w:ilvl="3">
+    <w:lvl w:ilvl="3" w:tentative="0">
       <w:start w:val="1"/>
       <w:numFmt w:val="decimal"/>
-      <w:pStyle w:val="Heading4"/>
+      <w:pStyle w:val="5"/>
       <w:lvlText w:val="%1.%2.%3.%4."/>
       <w:lvlJc w:val="left"/>
       <w:pPr>
@@ -7714,10 +7905,10 @@
         <w:rFonts w:hint="default"/>
       </w:rPr>
     </w:lvl>
-    <w:lvl w:ilvl="4">
+    <w:lvl w:ilvl="4" w:tentative="0">
       <w:start w:val="1"/>
       <w:numFmt w:val="decimal"/>
-      <w:pStyle w:val="Heading5"/>
+      <w:pStyle w:val="6"/>
       <w:lvlText w:val="%1.%2.%3.%4.%5."/>
       <w:lvlJc w:val="left"/>
       <w:pPr>
@@ -7727,10 +7918,10 @@
         <w:rFonts w:hint="default"/>
       </w:rPr>
     </w:lvl>
-    <w:lvl w:ilvl="5">
+    <w:lvl w:ilvl="5" w:tentative="0">
       <w:start w:val="1"/>
       <w:numFmt w:val="decimal"/>
-      <w:pStyle w:val="Heading6"/>
+      <w:pStyle w:val="7"/>
       <w:lvlText w:val="%1.%2.%3.%4.%5.%6."/>
       <w:lvlJc w:val="left"/>
       <w:pPr>
@@ -7740,10 +7931,10 @@
         <w:rFonts w:hint="default"/>
       </w:rPr>
     </w:lvl>
-    <w:lvl w:ilvl="6">
+    <w:lvl w:ilvl="6" w:tentative="0">
       <w:start w:val="1"/>
       <w:numFmt w:val="decimal"/>
-      <w:pStyle w:val="Heading7"/>
+      <w:pStyle w:val="8"/>
       <w:lvlText w:val="%1.%2.%3.%4.%5.%6.%7."/>
       <w:lvlJc w:val="left"/>
       <w:pPr>
@@ -7753,10 +7944,10 @@
         <w:rFonts w:hint="default"/>
       </w:rPr>
     </w:lvl>
-    <w:lvl w:ilvl="7">
+    <w:lvl w:ilvl="7" w:tentative="0">
       <w:start w:val="1"/>
       <w:numFmt w:val="decimal"/>
-      <w:pStyle w:val="Heading8"/>
+      <w:pStyle w:val="9"/>
       <w:lvlText w:val="%1.%2.%3.%4.%5.%6.%7.%8."/>
       <w:lvlJc w:val="left"/>
       <w:pPr>
@@ -7766,10 +7957,10 @@
         <w:rFonts w:hint="default"/>
       </w:rPr>
     </w:lvl>
-    <w:lvl w:ilvl="8">
+    <w:lvl w:ilvl="8" w:tentative="0">
       <w:start w:val="1"/>
       <w:numFmt w:val="decimal"/>
-      <w:pStyle w:val="Heading9"/>
+      <w:pStyle w:val="10"/>
       <w:lvlText w:val="%1.%2.%3.%4.%5.%6.%7.%8.%9."/>
       <w:lvlJc w:val="left"/>
       <w:pPr>
@@ -7784,7 +7975,7 @@
     <w:nsid w:val="3839A3DF"/>
     <w:multiLevelType w:val="singleLevel"/>
     <w:tmpl w:val="3839A3DF"/>
-    <w:lvl w:ilvl="0">
+    <w:lvl w:ilvl="0" w:tentative="0">
       <w:start w:val="1"/>
       <w:numFmt w:val="decimal"/>
       <w:lvlText w:val="%1."/>
@@ -7807,267 +7998,269 @@
 </file>
 
 <file path=word/styles.xml><?xml version="1.0" encoding="utf-8"?>
-<w:styles xmlns:mc="http://schemas.openxmlformats.org/markup-compatibility/2006" xmlns:r="http://schemas.openxmlformats.org/officeDocument/2006/relationships" xmlns:w="http://schemas.openxmlformats.org/wordprocessingml/2006/main" xmlns:w14="http://schemas.microsoft.com/office/word/2010/wordml" xmlns:w15="http://schemas.microsoft.com/office/word/2012/wordml" mc:Ignorable="w14 w15">
+<w:styles xmlns:mc="http://schemas.openxmlformats.org/markup-compatibility/2006" xmlns:o="urn:schemas-microsoft-com:office:office" xmlns:r="http://schemas.openxmlformats.org/officeDocument/2006/relationships" xmlns:m="http://schemas.openxmlformats.org/officeDocument/2006/math" xmlns:v="urn:schemas-microsoft-com:vml" xmlns:w="http://schemas.openxmlformats.org/wordprocessingml/2006/main" xmlns:w14="http://schemas.microsoft.com/office/word/2010/wordml" xmlns:w10="urn:schemas-microsoft-com:office:word" xmlns:sl="http://schemas.openxmlformats.org/schemaLibrary/2006/main" xmlns:wpsCustomData="http://www.wps.cn/officeDocument/2013/wpsCustomData" mc:Ignorable="w14">
   <w:docDefaults>
     <w:rPrDefault>
       <w:rPr>
-        <w:rFonts w:ascii="Times New Roman" w:eastAsia="宋体" w:hAnsi="Times New Roman" w:cs="Times New Roman"/>
+        <w:rFonts w:ascii="Times New Roman" w:hAnsi="Times New Roman" w:eastAsia="宋体" w:cs="Times New Roman"/>
       </w:rPr>
     </w:rPrDefault>
     <w:pPrDefault/>
   </w:docDefaults>
-  <w:latentStyles w:defLockedState="0" w:defUIPriority="99" w:defSemiHidden="1" w:defUnhideWhenUsed="1" w:defQFormat="0" w:count="260">
-    <w:lsdException w:name="Normal" w:semiHidden="0" w:uiPriority="0" w:unhideWhenUsed="0" w:qFormat="1"/>
-    <w:lsdException w:name="heading 1" w:semiHidden="0" w:uiPriority="0" w:unhideWhenUsed="0" w:qFormat="1"/>
-    <w:lsdException w:name="heading 2" w:semiHidden="0" w:uiPriority="0" w:qFormat="1"/>
-    <w:lsdException w:name="heading 3" w:uiPriority="0" w:qFormat="1"/>
-    <w:lsdException w:name="heading 4" w:semiHidden="0" w:uiPriority="0" w:qFormat="1"/>
-    <w:lsdException w:name="heading 5" w:uiPriority="0" w:qFormat="1"/>
-    <w:lsdException w:name="heading 6" w:uiPriority="0" w:qFormat="1"/>
-    <w:lsdException w:name="heading 7" w:uiPriority="0" w:qFormat="1"/>
-    <w:lsdException w:name="heading 8" w:uiPriority="0" w:qFormat="1"/>
-    <w:lsdException w:name="heading 9" w:uiPriority="0" w:qFormat="1"/>
-    <w:lsdException w:name="index 1" w:semiHidden="0" w:uiPriority="0" w:unhideWhenUsed="0"/>
-    <w:lsdException w:name="index 2" w:semiHidden="0" w:uiPriority="0" w:unhideWhenUsed="0"/>
-    <w:lsdException w:name="index 3" w:semiHidden="0" w:uiPriority="0" w:unhideWhenUsed="0"/>
-    <w:lsdException w:name="index 4" w:semiHidden="0" w:uiPriority="0" w:unhideWhenUsed="0"/>
-    <w:lsdException w:name="index 5" w:semiHidden="0" w:uiPriority="0" w:unhideWhenUsed="0"/>
-    <w:lsdException w:name="index 6" w:semiHidden="0" w:uiPriority="0" w:unhideWhenUsed="0"/>
-    <w:lsdException w:name="index 7" w:semiHidden="0" w:uiPriority="0" w:unhideWhenUsed="0"/>
-    <w:lsdException w:name="index 8" w:semiHidden="0" w:uiPriority="0" w:unhideWhenUsed="0"/>
-    <w:lsdException w:name="index 9" w:semiHidden="0" w:uiPriority="0" w:unhideWhenUsed="0"/>
-    <w:lsdException w:name="toc 1" w:semiHidden="0" w:uiPriority="0" w:unhideWhenUsed="0" w:qFormat="1"/>
-    <w:lsdException w:name="toc 2" w:semiHidden="0" w:uiPriority="0" w:unhideWhenUsed="0" w:qFormat="1"/>
-    <w:lsdException w:name="toc 3" w:semiHidden="0" w:uiPriority="0" w:unhideWhenUsed="0" w:qFormat="1"/>
-    <w:lsdException w:name="toc 4" w:semiHidden="0" w:uiPriority="0" w:unhideWhenUsed="0"/>
-    <w:lsdException w:name="toc 5" w:semiHidden="0" w:uiPriority="0" w:unhideWhenUsed="0"/>
-    <w:lsdException w:name="toc 6" w:semiHidden="0" w:uiPriority="0" w:unhideWhenUsed="0"/>
-    <w:lsdException w:name="toc 7" w:semiHidden="0" w:uiPriority="0" w:unhideWhenUsed="0"/>
-    <w:lsdException w:name="toc 8" w:semiHidden="0" w:uiPriority="0" w:unhideWhenUsed="0"/>
-    <w:lsdException w:name="toc 9" w:semiHidden="0" w:uiPriority="0" w:unhideWhenUsed="0"/>
-    <w:lsdException w:name="Normal Indent" w:semiHidden="0" w:uiPriority="0" w:unhideWhenUsed="0"/>
-    <w:lsdException w:name="footnote text" w:semiHidden="0" w:uiPriority="0" w:unhideWhenUsed="0"/>
-    <w:lsdException w:name="annotation text" w:semiHidden="0" w:uiPriority="0" w:unhideWhenUsed="0" w:qFormat="1"/>
-    <w:lsdException w:name="header" w:semiHidden="0" w:uiPriority="0" w:unhideWhenUsed="0" w:qFormat="1"/>
-    <w:lsdException w:name="footer" w:semiHidden="0" w:uiPriority="0" w:unhideWhenUsed="0" w:qFormat="1"/>
-    <w:lsdException w:name="index heading" w:semiHidden="0" w:uiPriority="0" w:unhideWhenUsed="0"/>
-    <w:lsdException w:name="caption" w:uiPriority="0" w:qFormat="1"/>
-    <w:lsdException w:name="table of figures" w:semiHidden="0" w:uiPriority="0" w:unhideWhenUsed="0" w:qFormat="1"/>
-    <w:lsdException w:name="envelope address" w:semiHidden="0" w:uiPriority="0" w:unhideWhenUsed="0"/>
-    <w:lsdException w:name="envelope return" w:semiHidden="0" w:uiPriority="0" w:unhideWhenUsed="0"/>
-    <w:lsdException w:name="footnote reference" w:semiHidden="0" w:uiPriority="0" w:unhideWhenUsed="0"/>
-    <w:lsdException w:name="annotation reference" w:semiHidden="0" w:uiPriority="0" w:unhideWhenUsed="0"/>
-    <w:lsdException w:name="line number" w:semiHidden="0" w:uiPriority="0" w:unhideWhenUsed="0"/>
-    <w:lsdException w:name="page number" w:semiHidden="0" w:uiPriority="0" w:unhideWhenUsed="0"/>
-    <w:lsdException w:name="endnote reference" w:semiHidden="0" w:uiPriority="0" w:unhideWhenUsed="0"/>
-    <w:lsdException w:name="endnote text" w:semiHidden="0" w:uiPriority="0" w:unhideWhenUsed="0"/>
-    <w:lsdException w:name="table of authorities" w:semiHidden="0" w:uiPriority="0" w:unhideWhenUsed="0"/>
-    <w:lsdException w:name="macro" w:semiHidden="0" w:uiPriority="0" w:unhideWhenUsed="0"/>
-    <w:lsdException w:name="toa heading" w:semiHidden="0" w:uiPriority="0" w:unhideWhenUsed="0"/>
-    <w:lsdException w:name="List" w:semiHidden="0" w:uiPriority="0" w:unhideWhenUsed="0"/>
-    <w:lsdException w:name="List Bullet" w:semiHidden="0" w:uiPriority="0" w:unhideWhenUsed="0"/>
-    <w:lsdException w:name="List Number" w:semiHidden="0" w:uiPriority="0" w:unhideWhenUsed="0"/>
-    <w:lsdException w:name="List 2" w:semiHidden="0" w:uiPriority="0" w:unhideWhenUsed="0"/>
-    <w:lsdException w:name="List 3" w:semiHidden="0" w:uiPriority="0" w:unhideWhenUsed="0"/>
-    <w:lsdException w:name="List 4" w:semiHidden="0" w:uiPriority="0" w:unhideWhenUsed="0"/>
-    <w:lsdException w:name="List 5" w:semiHidden="0" w:uiPriority="0" w:unhideWhenUsed="0"/>
-    <w:lsdException w:name="List Bullet 2" w:semiHidden="0" w:uiPriority="0" w:unhideWhenUsed="0"/>
-    <w:lsdException w:name="List Bullet 3" w:semiHidden="0" w:uiPriority="0" w:unhideWhenUsed="0"/>
-    <w:lsdException w:name="List Bullet 4" w:semiHidden="0" w:uiPriority="0" w:unhideWhenUsed="0"/>
-    <w:lsdException w:name="List Bullet 5" w:semiHidden="0" w:uiPriority="0" w:unhideWhenUsed="0"/>
-    <w:lsdException w:name="List Number 2" w:semiHidden="0" w:uiPriority="0" w:unhideWhenUsed="0"/>
-    <w:lsdException w:name="List Number 3" w:semiHidden="0" w:uiPriority="0" w:unhideWhenUsed="0"/>
-    <w:lsdException w:name="List Number 4" w:semiHidden="0" w:uiPriority="0" w:unhideWhenUsed="0"/>
-    <w:lsdException w:name="List Number 5" w:semiHidden="0" w:uiPriority="0" w:unhideWhenUsed="0"/>
-    <w:lsdException w:name="Title" w:semiHidden="0" w:uiPriority="0" w:unhideWhenUsed="0" w:qFormat="1"/>
-    <w:lsdException w:name="Closing" w:semiHidden="0" w:uiPriority="0" w:unhideWhenUsed="0"/>
-    <w:lsdException w:name="Signature" w:semiHidden="0" w:uiPriority="0" w:unhideWhenUsed="0"/>
-    <w:lsdException w:name="Default Paragraph Font" w:uiPriority="0" w:unhideWhenUsed="0" w:qFormat="1"/>
-    <w:lsdException w:name="Body Text" w:uiPriority="0" w:unhideWhenUsed="0" w:qFormat="1"/>
-    <w:lsdException w:name="Body Text Indent" w:semiHidden="0" w:uiPriority="0" w:unhideWhenUsed="0"/>
-    <w:lsdException w:name="List Continue" w:semiHidden="0" w:uiPriority="0" w:unhideWhenUsed="0"/>
-    <w:lsdException w:name="List Continue 2" w:semiHidden="0" w:uiPriority="0" w:unhideWhenUsed="0"/>
-    <w:lsdException w:name="List Continue 3" w:semiHidden="0" w:uiPriority="0" w:unhideWhenUsed="0"/>
-    <w:lsdException w:name="List Continue 4" w:semiHidden="0" w:uiPriority="0" w:unhideWhenUsed="0"/>
-    <w:lsdException w:name="List Continue 5" w:semiHidden="0" w:uiPriority="0" w:unhideWhenUsed="0"/>
-    <w:lsdException w:name="Message Header" w:semiHidden="0" w:uiPriority="0" w:unhideWhenUsed="0"/>
-    <w:lsdException w:name="Subtitle" w:semiHidden="0" w:uiPriority="0" w:unhideWhenUsed="0" w:qFormat="1"/>
-    <w:lsdException w:name="Salutation" w:semiHidden="0" w:uiPriority="0" w:unhideWhenUsed="0"/>
-    <w:lsdException w:name="Date" w:semiHidden="0" w:uiPriority="0" w:unhideWhenUsed="0"/>
-    <w:lsdException w:name="Body Text First Indent" w:semiHidden="0" w:uiPriority="0" w:unhideWhenUsed="0"/>
-    <w:lsdException w:name="Body Text First Indent 2" w:semiHidden="0" w:uiPriority="0" w:unhideWhenUsed="0"/>
-    <w:lsdException w:name="Body Text 2" w:semiHidden="0" w:uiPriority="0" w:unhideWhenUsed="0"/>
-    <w:lsdException w:name="Body Text 3" w:semiHidden="0" w:uiPriority="0" w:unhideWhenUsed="0"/>
-    <w:lsdException w:name="Body Text Indent 2" w:semiHidden="0" w:uiPriority="0" w:unhideWhenUsed="0"/>
-    <w:lsdException w:name="Body Text Indent 3" w:semiHidden="0" w:uiPriority="0" w:unhideWhenUsed="0"/>
-    <w:lsdException w:name="Block Text" w:semiHidden="0" w:uiPriority="0" w:unhideWhenUsed="0"/>
-    <w:lsdException w:name="Hyperlink" w:semiHidden="0" w:uiPriority="0" w:unhideWhenUsed="0"/>
-    <w:lsdException w:name="FollowedHyperlink" w:semiHidden="0" w:uiPriority="0" w:unhideWhenUsed="0"/>
-    <w:lsdException w:name="Strong" w:semiHidden="0" w:uiPriority="0" w:unhideWhenUsed="0" w:qFormat="1"/>
-    <w:lsdException w:name="Emphasis" w:semiHidden="0" w:uiPriority="0" w:unhideWhenUsed="0" w:qFormat="1"/>
-    <w:lsdException w:name="Document Map" w:semiHidden="0" w:uiPriority="0" w:unhideWhenUsed="0"/>
-    <w:lsdException w:name="Plain Text" w:semiHidden="0" w:uiPriority="0" w:unhideWhenUsed="0"/>
-    <w:lsdException w:name="E-mail Signature" w:semiHidden="0" w:uiPriority="0" w:unhideWhenUsed="0"/>
-    <w:lsdException w:name="Normal (Web)" w:semiHidden="0" w:uiPriority="0" w:unhideWhenUsed="0" w:qFormat="1"/>
-    <w:lsdException w:name="HTML Acronym" w:semiHidden="0" w:uiPriority="0" w:unhideWhenUsed="0"/>
-    <w:lsdException w:name="HTML Address" w:semiHidden="0" w:uiPriority="0" w:unhideWhenUsed="0"/>
-    <w:lsdException w:name="HTML Cite" w:semiHidden="0" w:uiPriority="0" w:unhideWhenUsed="0"/>
-    <w:lsdException w:name="HTML Code" w:semiHidden="0" w:uiPriority="0" w:unhideWhenUsed="0"/>
-    <w:lsdException w:name="HTML Definition" w:semiHidden="0" w:uiPriority="0" w:unhideWhenUsed="0"/>
-    <w:lsdException w:name="HTML Keyboard" w:semiHidden="0" w:uiPriority="0" w:unhideWhenUsed="0"/>
-    <w:lsdException w:name="HTML Preformatted" w:semiHidden="0" w:uiPriority="0" w:unhideWhenUsed="0" w:qFormat="1"/>
-    <w:lsdException w:name="HTML Sample" w:semiHidden="0" w:uiPriority="0" w:unhideWhenUsed="0"/>
-    <w:lsdException w:name="HTML Typewriter" w:semiHidden="0" w:uiPriority="0" w:unhideWhenUsed="0"/>
-    <w:lsdException w:name="HTML Variable" w:semiHidden="0" w:uiPriority="0" w:unhideWhenUsed="0"/>
-    <w:lsdException w:name="Normal Table" w:uiPriority="0" w:unhideWhenUsed="0" w:qFormat="1"/>
-    <w:lsdException w:name="annotation subject" w:semiHidden="0" w:uiPriority="0" w:unhideWhenUsed="0"/>
-    <w:lsdException w:name="Table Simple 1" w:semiHidden="0" w:uiPriority="0" w:unhideWhenUsed="0"/>
-    <w:lsdException w:name="Table Simple 2" w:semiHidden="0" w:uiPriority="0" w:unhideWhenUsed="0"/>
-    <w:lsdException w:name="Table Simple 3" w:semiHidden="0" w:uiPriority="0" w:unhideWhenUsed="0"/>
-    <w:lsdException w:name="Table Classic 1" w:semiHidden="0" w:uiPriority="0" w:unhideWhenUsed="0"/>
-    <w:lsdException w:name="Table Classic 2" w:semiHidden="0" w:uiPriority="0" w:unhideWhenUsed="0"/>
-    <w:lsdException w:name="Table Classic 3" w:semiHidden="0" w:uiPriority="0" w:unhideWhenUsed="0"/>
-    <w:lsdException w:name="Table Classic 4" w:semiHidden="0" w:uiPriority="0" w:unhideWhenUsed="0"/>
-    <w:lsdException w:name="Table Colorful 1" w:semiHidden="0" w:uiPriority="0" w:unhideWhenUsed="0"/>
-    <w:lsdException w:name="Table Colorful 2" w:semiHidden="0" w:uiPriority="0" w:unhideWhenUsed="0"/>
-    <w:lsdException w:name="Table Colorful 3" w:semiHidden="0" w:uiPriority="0" w:unhideWhenUsed="0"/>
-    <w:lsdException w:name="Table Columns 1" w:semiHidden="0" w:uiPriority="0" w:unhideWhenUsed="0"/>
-    <w:lsdException w:name="Table Columns 2" w:semiHidden="0" w:uiPriority="0" w:unhideWhenUsed="0"/>
-    <w:lsdException w:name="Table Columns 3" w:semiHidden="0" w:uiPriority="0" w:unhideWhenUsed="0"/>
-    <w:lsdException w:name="Table Columns 4" w:semiHidden="0" w:uiPriority="0" w:unhideWhenUsed="0"/>
-    <w:lsdException w:name="Table Columns 5" w:semiHidden="0" w:uiPriority="0" w:unhideWhenUsed="0"/>
-    <w:lsdException w:name="Table Grid 1" w:semiHidden="0" w:uiPriority="0" w:unhideWhenUsed="0"/>
-    <w:lsdException w:name="Table Grid 2" w:semiHidden="0" w:uiPriority="0" w:unhideWhenUsed="0"/>
-    <w:lsdException w:name="Table Grid 3" w:semiHidden="0" w:uiPriority="0" w:unhideWhenUsed="0"/>
-    <w:lsdException w:name="Table Grid 4" w:semiHidden="0" w:uiPriority="0" w:unhideWhenUsed="0"/>
-    <w:lsdException w:name="Table Grid 5" w:semiHidden="0" w:uiPriority="0" w:unhideWhenUsed="0"/>
-    <w:lsdException w:name="Table Grid 6" w:semiHidden="0" w:uiPriority="0" w:unhideWhenUsed="0"/>
-    <w:lsdException w:name="Table Grid 7" w:semiHidden="0" w:uiPriority="0" w:unhideWhenUsed="0"/>
-    <w:lsdException w:name="Table Grid 8" w:semiHidden="0" w:uiPriority="0" w:unhideWhenUsed="0"/>
-    <w:lsdException w:name="Table List 1" w:semiHidden="0" w:uiPriority="0" w:unhideWhenUsed="0"/>
-    <w:lsdException w:name="Table List 2" w:semiHidden="0" w:uiPriority="0" w:unhideWhenUsed="0"/>
-    <w:lsdException w:name="Table List 3" w:semiHidden="0" w:uiPriority="0" w:unhideWhenUsed="0"/>
-    <w:lsdException w:name="Table List 4" w:semiHidden="0" w:uiPriority="0" w:unhideWhenUsed="0"/>
-    <w:lsdException w:name="Table List 5" w:semiHidden="0" w:uiPriority="0" w:unhideWhenUsed="0"/>
-    <w:lsdException w:name="Table List 6" w:semiHidden="0" w:uiPriority="0" w:unhideWhenUsed="0"/>
-    <w:lsdException w:name="Table List 7" w:semiHidden="0" w:uiPriority="0" w:unhideWhenUsed="0"/>
-    <w:lsdException w:name="Table List 8" w:semiHidden="0" w:uiPriority="0" w:unhideWhenUsed="0"/>
-    <w:lsdException w:name="Table 3D effects 1" w:semiHidden="0" w:uiPriority="0" w:unhideWhenUsed="0"/>
-    <w:lsdException w:name="Table 3D effects 2" w:semiHidden="0" w:uiPriority="0" w:unhideWhenUsed="0"/>
-    <w:lsdException w:name="Table 3D effects 3" w:semiHidden="0" w:uiPriority="0" w:unhideWhenUsed="0"/>
-    <w:lsdException w:name="Table Contemporary" w:semiHidden="0" w:uiPriority="0" w:unhideWhenUsed="0"/>
-    <w:lsdException w:name="Table Elegant" w:semiHidden="0" w:uiPriority="0" w:unhideWhenUsed="0"/>
-    <w:lsdException w:name="Table Professional" w:semiHidden="0" w:uiPriority="0" w:unhideWhenUsed="0"/>
-    <w:lsdException w:name="Table Subtle 1" w:semiHidden="0" w:uiPriority="0" w:unhideWhenUsed="0"/>
-    <w:lsdException w:name="Table Subtle 2" w:semiHidden="0" w:uiPriority="0" w:unhideWhenUsed="0"/>
-    <w:lsdException w:name="Table Web 1" w:semiHidden="0" w:uiPriority="0" w:unhideWhenUsed="0"/>
-    <w:lsdException w:name="Table Web 2" w:semiHidden="0" w:uiPriority="0" w:unhideWhenUsed="0"/>
-    <w:lsdException w:name="Table Web 3" w:semiHidden="0" w:uiPriority="0" w:unhideWhenUsed="0"/>
-    <w:lsdException w:name="Balloon Text" w:semiHidden="0" w:uiPriority="0" w:unhideWhenUsed="0"/>
-    <w:lsdException w:name="Table Grid" w:semiHidden="0" w:uiPriority="0" w:unhideWhenUsed="0" w:qFormat="1"/>
-    <w:lsdException w:name="Table Theme" w:semiHidden="0" w:uiPriority="0" w:unhideWhenUsed="0"/>
-    <w:lsdException w:name="Light Shading" w:semiHidden="0" w:uiPriority="60" w:unhideWhenUsed="0"/>
-    <w:lsdException w:name="Light List" w:semiHidden="0" w:uiPriority="61" w:unhideWhenUsed="0"/>
-    <w:lsdException w:name="Light Grid" w:semiHidden="0" w:uiPriority="62" w:unhideWhenUsed="0"/>
-    <w:lsdException w:name="Medium Shading 1" w:semiHidden="0" w:uiPriority="63" w:unhideWhenUsed="0"/>
-    <w:lsdException w:name="Medium Shading 2" w:semiHidden="0" w:uiPriority="64" w:unhideWhenUsed="0"/>
-    <w:lsdException w:name="Medium List 1" w:semiHidden="0" w:uiPriority="65" w:unhideWhenUsed="0"/>
-    <w:lsdException w:name="Medium List 2" w:semiHidden="0" w:uiPriority="66" w:unhideWhenUsed="0"/>
-    <w:lsdException w:name="Medium Grid 1" w:semiHidden="0" w:uiPriority="67" w:unhideWhenUsed="0"/>
-    <w:lsdException w:name="Medium Grid 2" w:semiHidden="0" w:uiPriority="68" w:unhideWhenUsed="0"/>
-    <w:lsdException w:name="Medium Grid 3" w:semiHidden="0" w:uiPriority="69" w:unhideWhenUsed="0"/>
-    <w:lsdException w:name="Dark List" w:semiHidden="0" w:uiPriority="70" w:unhideWhenUsed="0"/>
-    <w:lsdException w:name="Colorful Shading" w:semiHidden="0" w:uiPriority="71" w:unhideWhenUsed="0"/>
-    <w:lsdException w:name="Colorful List" w:semiHidden="0" w:uiPriority="72" w:unhideWhenUsed="0"/>
-    <w:lsdException w:name="Colorful Grid" w:semiHidden="0" w:uiPriority="73" w:unhideWhenUsed="0"/>
-    <w:lsdException w:name="Light Shading Accent 1" w:semiHidden="0" w:uiPriority="60" w:unhideWhenUsed="0"/>
-    <w:lsdException w:name="Light List Accent 1" w:semiHidden="0" w:uiPriority="61" w:unhideWhenUsed="0"/>
-    <w:lsdException w:name="Light Grid Accent 1" w:semiHidden="0" w:uiPriority="62" w:unhideWhenUsed="0"/>
-    <w:lsdException w:name="Medium Shading 1 Accent 1" w:semiHidden="0" w:uiPriority="63" w:unhideWhenUsed="0"/>
-    <w:lsdException w:name="Medium Shading 2 Accent 1" w:semiHidden="0" w:uiPriority="64" w:unhideWhenUsed="0"/>
-    <w:lsdException w:name="Medium List 1 Accent 1" w:semiHidden="0" w:uiPriority="65" w:unhideWhenUsed="0"/>
-    <w:lsdException w:name="Medium List 2 Accent 1" w:semiHidden="0" w:uiPriority="66" w:unhideWhenUsed="0"/>
-    <w:lsdException w:name="Medium Grid 1 Accent 1" w:semiHidden="0" w:uiPriority="67" w:unhideWhenUsed="0"/>
-    <w:lsdException w:name="Medium Grid 2 Accent 1" w:semiHidden="0" w:uiPriority="68" w:unhideWhenUsed="0"/>
-    <w:lsdException w:name="Medium Grid 3 Accent 1" w:semiHidden="0" w:uiPriority="69" w:unhideWhenUsed="0"/>
-    <w:lsdException w:name="Dark List Accent 1" w:semiHidden="0" w:uiPriority="70" w:unhideWhenUsed="0"/>
-    <w:lsdException w:name="Colorful Shading Accent 1" w:semiHidden="0" w:uiPriority="71" w:unhideWhenUsed="0"/>
-    <w:lsdException w:name="Colorful List Accent 1" w:semiHidden="0" w:uiPriority="72" w:unhideWhenUsed="0"/>
-    <w:lsdException w:name="Colorful Grid Accent 1" w:semiHidden="0" w:uiPriority="73" w:unhideWhenUsed="0"/>
-    <w:lsdException w:name="Light Shading Accent 2" w:semiHidden="0" w:uiPriority="60" w:unhideWhenUsed="0"/>
-    <w:lsdException w:name="Light List Accent 2" w:semiHidden="0" w:uiPriority="61" w:unhideWhenUsed="0"/>
-    <w:lsdException w:name="Light Grid Accent 2" w:semiHidden="0" w:uiPriority="62" w:unhideWhenUsed="0"/>
-    <w:lsdException w:name="Medium Shading 1 Accent 2" w:semiHidden="0" w:uiPriority="63" w:unhideWhenUsed="0"/>
-    <w:lsdException w:name="Medium Shading 2 Accent 2" w:semiHidden="0" w:uiPriority="64" w:unhideWhenUsed="0"/>
-    <w:lsdException w:name="Medium List 1 Accent 2" w:semiHidden="0" w:uiPriority="65" w:unhideWhenUsed="0"/>
-    <w:lsdException w:name="Medium List 2 Accent 2" w:semiHidden="0" w:uiPriority="66" w:unhideWhenUsed="0"/>
-    <w:lsdException w:name="Medium Grid 1 Accent 2" w:semiHidden="0" w:uiPriority="67" w:unhideWhenUsed="0"/>
-    <w:lsdException w:name="Medium Grid 2 Accent 2" w:semiHidden="0" w:uiPriority="68" w:unhideWhenUsed="0"/>
-    <w:lsdException w:name="Medium Grid 3 Accent 2" w:semiHidden="0" w:uiPriority="69" w:unhideWhenUsed="0"/>
-    <w:lsdException w:name="Dark List Accent 2" w:semiHidden="0" w:uiPriority="70" w:unhideWhenUsed="0"/>
-    <w:lsdException w:name="Colorful Shading Accent 2" w:semiHidden="0" w:uiPriority="71" w:unhideWhenUsed="0"/>
-    <w:lsdException w:name="Colorful List Accent 2" w:semiHidden="0" w:uiPriority="72" w:unhideWhenUsed="0"/>
-    <w:lsdException w:name="Colorful Grid Accent 2" w:semiHidden="0" w:uiPriority="73" w:unhideWhenUsed="0"/>
-    <w:lsdException w:name="Light Shading Accent 3" w:semiHidden="0" w:uiPriority="60" w:unhideWhenUsed="0"/>
-    <w:lsdException w:name="Light List Accent 3" w:semiHidden="0" w:uiPriority="61" w:unhideWhenUsed="0"/>
-    <w:lsdException w:name="Light Grid Accent 3" w:semiHidden="0" w:uiPriority="62" w:unhideWhenUsed="0"/>
-    <w:lsdException w:name="Medium Shading 1 Accent 3" w:semiHidden="0" w:uiPriority="63" w:unhideWhenUsed="0"/>
-    <w:lsdException w:name="Medium Shading 2 Accent 3" w:semiHidden="0" w:uiPriority="64" w:unhideWhenUsed="0"/>
-    <w:lsdException w:name="Medium List 1 Accent 3" w:semiHidden="0" w:uiPriority="65" w:unhideWhenUsed="0"/>
-    <w:lsdException w:name="Medium List 2 Accent 3" w:semiHidden="0" w:uiPriority="66" w:unhideWhenUsed="0"/>
-    <w:lsdException w:name="Medium Grid 1 Accent 3" w:semiHidden="0" w:uiPriority="67" w:unhideWhenUsed="0"/>
-    <w:lsdException w:name="Medium Grid 2 Accent 3" w:semiHidden="0" w:uiPriority="68" w:unhideWhenUsed="0"/>
-    <w:lsdException w:name="Medium Grid 3 Accent 3" w:semiHidden="0" w:uiPriority="69" w:unhideWhenUsed="0"/>
-    <w:lsdException w:name="Dark List Accent 3" w:semiHidden="0" w:uiPriority="70" w:unhideWhenUsed="0"/>
-    <w:lsdException w:name="Colorful Shading Accent 3" w:semiHidden="0" w:uiPriority="71" w:unhideWhenUsed="0"/>
-    <w:lsdException w:name="Colorful List Accent 3" w:semiHidden="0" w:uiPriority="72" w:unhideWhenUsed="0"/>
-    <w:lsdException w:name="Colorful Grid Accent 3" w:semiHidden="0" w:uiPriority="73" w:unhideWhenUsed="0"/>
-    <w:lsdException w:name="Light Shading Accent 4" w:semiHidden="0" w:uiPriority="60" w:unhideWhenUsed="0"/>
-    <w:lsdException w:name="Light List Accent 4" w:semiHidden="0" w:uiPriority="61" w:unhideWhenUsed="0"/>
-    <w:lsdException w:name="Light Grid Accent 4" w:semiHidden="0" w:uiPriority="62" w:unhideWhenUsed="0"/>
-    <w:lsdException w:name="Medium Shading 1 Accent 4" w:semiHidden="0" w:uiPriority="63" w:unhideWhenUsed="0"/>
-    <w:lsdException w:name="Medium Shading 2 Accent 4" w:semiHidden="0" w:uiPriority="64" w:unhideWhenUsed="0"/>
-    <w:lsdException w:name="Medium List 1 Accent 4" w:semiHidden="0" w:uiPriority="65" w:unhideWhenUsed="0"/>
-    <w:lsdException w:name="Medium List 2 Accent 4" w:semiHidden="0" w:uiPriority="66" w:unhideWhenUsed="0"/>
-    <w:lsdException w:name="Medium Grid 1 Accent 4" w:semiHidden="0" w:uiPriority="67" w:unhideWhenUsed="0"/>
-    <w:lsdException w:name="Medium Grid 2 Accent 4" w:semiHidden="0" w:uiPriority="68" w:unhideWhenUsed="0"/>
-    <w:lsdException w:name="Medium Grid 3 Accent 4" w:semiHidden="0" w:uiPriority="69" w:unhideWhenUsed="0"/>
-    <w:lsdException w:name="Dark List Accent 4" w:semiHidden="0" w:uiPriority="70" w:unhideWhenUsed="0"/>
-    <w:lsdException w:name="Colorful Shading Accent 4" w:semiHidden="0" w:uiPriority="71" w:unhideWhenUsed="0"/>
-    <w:lsdException w:name="Colorful List Accent 4" w:semiHidden="0" w:uiPriority="72" w:unhideWhenUsed="0"/>
-    <w:lsdException w:name="Colorful Grid Accent 4" w:semiHidden="0" w:uiPriority="73" w:unhideWhenUsed="0"/>
-    <w:lsdException w:name="Light Shading Accent 5" w:semiHidden="0" w:uiPriority="60" w:unhideWhenUsed="0"/>
-    <w:lsdException w:name="Light List Accent 5" w:semiHidden="0" w:uiPriority="61" w:unhideWhenUsed="0"/>
-    <w:lsdException w:name="Light Grid Accent 5" w:semiHidden="0" w:uiPriority="62" w:unhideWhenUsed="0"/>
-    <w:lsdException w:name="Medium Shading 1 Accent 5" w:semiHidden="0" w:uiPriority="63" w:unhideWhenUsed="0"/>
-    <w:lsdException w:name="Medium Shading 2 Accent 5" w:semiHidden="0" w:uiPriority="64" w:unhideWhenUsed="0"/>
-    <w:lsdException w:name="Medium List 1 Accent 5" w:semiHidden="0" w:uiPriority="65" w:unhideWhenUsed="0"/>
-    <w:lsdException w:name="Medium List 2 Accent 5" w:semiHidden="0" w:uiPriority="66" w:unhideWhenUsed="0"/>
-    <w:lsdException w:name="Medium Grid 1 Accent 5" w:semiHidden="0" w:uiPriority="67" w:unhideWhenUsed="0"/>
-    <w:lsdException w:name="Medium Grid 2 Accent 5" w:semiHidden="0" w:uiPriority="68" w:unhideWhenUsed="0"/>
-    <w:lsdException w:name="Medium Grid 3 Accent 5" w:semiHidden="0" w:uiPriority="69" w:unhideWhenUsed="0"/>
-    <w:lsdException w:name="Dark List Accent 5" w:semiHidden="0" w:uiPriority="70" w:unhideWhenUsed="0"/>
-    <w:lsdException w:name="Colorful Shading Accent 5" w:semiHidden="0" w:uiPriority="71" w:unhideWhenUsed="0"/>
-    <w:lsdException w:name="Colorful List Accent 5" w:semiHidden="0" w:uiPriority="72" w:unhideWhenUsed="0"/>
-    <w:lsdException w:name="Colorful Grid Accent 5" w:semiHidden="0" w:uiPriority="73" w:unhideWhenUsed="0"/>
-    <w:lsdException w:name="Light Shading Accent 6" w:semiHidden="0" w:uiPriority="60" w:unhideWhenUsed="0"/>
-    <w:lsdException w:name="Light List Accent 6" w:semiHidden="0" w:uiPriority="61" w:unhideWhenUsed="0"/>
-    <w:lsdException w:name="Light Grid Accent 6" w:semiHidden="0" w:uiPriority="62" w:unhideWhenUsed="0"/>
-    <w:lsdException w:name="Medium Shading 1 Accent 6" w:semiHidden="0" w:uiPriority="63" w:unhideWhenUsed="0"/>
-    <w:lsdException w:name="Medium Shading 2 Accent 6" w:semiHidden="0" w:uiPriority="64" w:unhideWhenUsed="0"/>
-    <w:lsdException w:name="Medium List 1 Accent 6" w:semiHidden="0" w:uiPriority="65" w:unhideWhenUsed="0"/>
-    <w:lsdException w:name="Medium List 2 Accent 6" w:semiHidden="0" w:uiPriority="66" w:unhideWhenUsed="0"/>
-    <w:lsdException w:name="Medium Grid 1 Accent 6" w:semiHidden="0" w:uiPriority="67" w:unhideWhenUsed="0"/>
-    <w:lsdException w:name="Medium Grid 2 Accent 6" w:semiHidden="0" w:uiPriority="68" w:unhideWhenUsed="0"/>
-    <w:lsdException w:name="Medium Grid 3 Accent 6" w:semiHidden="0" w:uiPriority="69" w:unhideWhenUsed="0"/>
-    <w:lsdException w:name="Dark List Accent 6" w:semiHidden="0" w:uiPriority="70" w:unhideWhenUsed="0"/>
-    <w:lsdException w:name="Colorful Shading Accent 6" w:semiHidden="0" w:uiPriority="71" w:unhideWhenUsed="0"/>
-    <w:lsdException w:name="Colorful List Accent 6" w:semiHidden="0" w:uiPriority="72" w:unhideWhenUsed="0"/>
-    <w:lsdException w:name="Colorful Grid Accent 6" w:semiHidden="0" w:uiPriority="73" w:unhideWhenUsed="0"/>
+  <w:latentStyles w:count="260" w:defQFormat="0" w:defUnhideWhenUsed="1" w:defSemiHidden="1" w:defUIPriority="99" w:defLockedState="0">
+    <w:lsdException w:qFormat="1" w:unhideWhenUsed="0" w:uiPriority="0" w:semiHidden="0" w:name="Normal"/>
+    <w:lsdException w:qFormat="1" w:unhideWhenUsed="0" w:uiPriority="0" w:semiHidden="0" w:name="heading 1"/>
+    <w:lsdException w:qFormat="1" w:uiPriority="0" w:semiHidden="0" w:name="heading 2"/>
+    <w:lsdException w:qFormat="1" w:uiPriority="0" w:name="heading 3"/>
+    <w:lsdException w:qFormat="1" w:uiPriority="0" w:semiHidden="0" w:name="heading 4"/>
+    <w:lsdException w:qFormat="1" w:uiPriority="0" w:name="heading 5"/>
+    <w:lsdException w:qFormat="1" w:uiPriority="0" w:name="heading 6"/>
+    <w:lsdException w:qFormat="1" w:uiPriority="0" w:name="heading 7"/>
+    <w:lsdException w:qFormat="1" w:uiPriority="0" w:name="heading 8"/>
+    <w:lsdException w:qFormat="1" w:uiPriority="0" w:name="heading 9"/>
+    <w:lsdException w:unhideWhenUsed="0" w:uiPriority="0" w:semiHidden="0" w:name="index 1"/>
+    <w:lsdException w:unhideWhenUsed="0" w:uiPriority="0" w:semiHidden="0" w:name="index 2"/>
+    <w:lsdException w:unhideWhenUsed="0" w:uiPriority="0" w:semiHidden="0" w:name="index 3"/>
+    <w:lsdException w:unhideWhenUsed="0" w:uiPriority="0" w:semiHidden="0" w:name="index 4"/>
+    <w:lsdException w:unhideWhenUsed="0" w:uiPriority="0" w:semiHidden="0" w:name="index 5"/>
+    <w:lsdException w:unhideWhenUsed="0" w:uiPriority="0" w:semiHidden="0" w:name="index 6"/>
+    <w:lsdException w:unhideWhenUsed="0" w:uiPriority="0" w:semiHidden="0" w:name="index 7"/>
+    <w:lsdException w:unhideWhenUsed="0" w:uiPriority="0" w:semiHidden="0" w:name="index 8"/>
+    <w:lsdException w:unhideWhenUsed="0" w:uiPriority="0" w:semiHidden="0" w:name="index 9"/>
+    <w:lsdException w:qFormat="1" w:unhideWhenUsed="0" w:uiPriority="0" w:semiHidden="0" w:name="toc 1"/>
+    <w:lsdException w:qFormat="1" w:unhideWhenUsed="0" w:uiPriority="0" w:semiHidden="0" w:name="toc 2"/>
+    <w:lsdException w:qFormat="1" w:unhideWhenUsed="0" w:uiPriority="0" w:semiHidden="0" w:name="toc 3"/>
+    <w:lsdException w:unhideWhenUsed="0" w:uiPriority="0" w:semiHidden="0" w:name="toc 4"/>
+    <w:lsdException w:unhideWhenUsed="0" w:uiPriority="0" w:semiHidden="0" w:name="toc 5"/>
+    <w:lsdException w:unhideWhenUsed="0" w:uiPriority="0" w:semiHidden="0" w:name="toc 6"/>
+    <w:lsdException w:unhideWhenUsed="0" w:uiPriority="0" w:semiHidden="0" w:name="toc 7"/>
+    <w:lsdException w:unhideWhenUsed="0" w:uiPriority="0" w:semiHidden="0" w:name="toc 8"/>
+    <w:lsdException w:unhideWhenUsed="0" w:uiPriority="0" w:semiHidden="0" w:name="toc 9"/>
+    <w:lsdException w:unhideWhenUsed="0" w:uiPriority="0" w:semiHidden="0" w:name="Normal Indent"/>
+    <w:lsdException w:unhideWhenUsed="0" w:uiPriority="0" w:semiHidden="0" w:name="footnote text"/>
+    <w:lsdException w:qFormat="1" w:unhideWhenUsed="0" w:uiPriority="0" w:semiHidden="0" w:name="annotation text"/>
+    <w:lsdException w:qFormat="1" w:unhideWhenUsed="0" w:uiPriority="0" w:semiHidden="0" w:name="header"/>
+    <w:lsdException w:qFormat="1" w:unhideWhenUsed="0" w:uiPriority="0" w:semiHidden="0" w:name="footer"/>
+    <w:lsdException w:unhideWhenUsed="0" w:uiPriority="0" w:semiHidden="0" w:name="index heading"/>
+    <w:lsdException w:qFormat="1" w:uiPriority="0" w:name="caption"/>
+    <w:lsdException w:qFormat="1" w:unhideWhenUsed="0" w:uiPriority="0" w:semiHidden="0" w:name="table of figures"/>
+    <w:lsdException w:unhideWhenUsed="0" w:uiPriority="0" w:semiHidden="0" w:name="envelope address"/>
+    <w:lsdException w:unhideWhenUsed="0" w:uiPriority="0" w:semiHidden="0" w:name="envelope return"/>
+    <w:lsdException w:unhideWhenUsed="0" w:uiPriority="0" w:semiHidden="0" w:name="footnote reference"/>
+    <w:lsdException w:unhideWhenUsed="0" w:uiPriority="0" w:semiHidden="0" w:name="annotation reference"/>
+    <w:lsdException w:unhideWhenUsed="0" w:uiPriority="0" w:semiHidden="0" w:name="line number"/>
+    <w:lsdException w:unhideWhenUsed="0" w:uiPriority="0" w:semiHidden="0" w:name="page number"/>
+    <w:lsdException w:unhideWhenUsed="0" w:uiPriority="0" w:semiHidden="0" w:name="endnote reference"/>
+    <w:lsdException w:unhideWhenUsed="0" w:uiPriority="0" w:semiHidden="0" w:name="endnote text"/>
+    <w:lsdException w:unhideWhenUsed="0" w:uiPriority="0" w:semiHidden="0" w:name="table of authorities"/>
+    <w:lsdException w:unhideWhenUsed="0" w:uiPriority="0" w:semiHidden="0" w:name="macro"/>
+    <w:lsdException w:unhideWhenUsed="0" w:uiPriority="0" w:semiHidden="0" w:name="toa heading"/>
+    <w:lsdException w:unhideWhenUsed="0" w:uiPriority="0" w:semiHidden="0" w:name="List"/>
+    <w:lsdException w:unhideWhenUsed="0" w:uiPriority="0" w:semiHidden="0" w:name="List Bullet"/>
+    <w:lsdException w:unhideWhenUsed="0" w:uiPriority="0" w:semiHidden="0" w:name="List Number"/>
+    <w:lsdException w:unhideWhenUsed="0" w:uiPriority="0" w:semiHidden="0" w:name="List 2"/>
+    <w:lsdException w:unhideWhenUsed="0" w:uiPriority="0" w:semiHidden="0" w:name="List 3"/>
+    <w:lsdException w:unhideWhenUsed="0" w:uiPriority="0" w:semiHidden="0" w:name="List 4"/>
+    <w:lsdException w:unhideWhenUsed="0" w:uiPriority="0" w:semiHidden="0" w:name="List 5"/>
+    <w:lsdException w:unhideWhenUsed="0" w:uiPriority="0" w:semiHidden="0" w:name="List Bullet 2"/>
+    <w:lsdException w:unhideWhenUsed="0" w:uiPriority="0" w:semiHidden="0" w:name="List Bullet 3"/>
+    <w:lsdException w:unhideWhenUsed="0" w:uiPriority="0" w:semiHidden="0" w:name="List Bullet 4"/>
+    <w:lsdException w:unhideWhenUsed="0" w:uiPriority="0" w:semiHidden="0" w:name="List Bullet 5"/>
+    <w:lsdException w:unhideWhenUsed="0" w:uiPriority="0" w:semiHidden="0" w:name="List Number 2"/>
+    <w:lsdException w:unhideWhenUsed="0" w:uiPriority="0" w:semiHidden="0" w:name="List Number 3"/>
+    <w:lsdException w:unhideWhenUsed="0" w:uiPriority="0" w:semiHidden="0" w:name="List Number 4"/>
+    <w:lsdException w:unhideWhenUsed="0" w:uiPriority="0" w:semiHidden="0" w:name="List Number 5"/>
+    <w:lsdException w:qFormat="1" w:unhideWhenUsed="0" w:uiPriority="0" w:semiHidden="0" w:name="Title"/>
+    <w:lsdException w:unhideWhenUsed="0" w:uiPriority="0" w:semiHidden="0" w:name="Closing"/>
+    <w:lsdException w:unhideWhenUsed="0" w:uiPriority="0" w:semiHidden="0" w:name="Signature"/>
+    <w:lsdException w:qFormat="1" w:unhideWhenUsed="0" w:uiPriority="0" w:name="Default Paragraph Font"/>
+    <w:lsdException w:qFormat="1" w:unhideWhenUsed="0" w:uiPriority="0" w:name="Body Text"/>
+    <w:lsdException w:unhideWhenUsed="0" w:uiPriority="0" w:semiHidden="0" w:name="Body Text Indent"/>
+    <w:lsdException w:unhideWhenUsed="0" w:uiPriority="0" w:semiHidden="0" w:name="List Continue"/>
+    <w:lsdException w:unhideWhenUsed="0" w:uiPriority="0" w:semiHidden="0" w:name="List Continue 2"/>
+    <w:lsdException w:unhideWhenUsed="0" w:uiPriority="0" w:semiHidden="0" w:name="List Continue 3"/>
+    <w:lsdException w:unhideWhenUsed="0" w:uiPriority="0" w:semiHidden="0" w:name="List Continue 4"/>
+    <w:lsdException w:unhideWhenUsed="0" w:uiPriority="0" w:semiHidden="0" w:name="List Continue 5"/>
+    <w:lsdException w:unhideWhenUsed="0" w:uiPriority="0" w:semiHidden="0" w:name="Message Header"/>
+    <w:lsdException w:qFormat="1" w:unhideWhenUsed="0" w:uiPriority="0" w:semiHidden="0" w:name="Subtitle"/>
+    <w:lsdException w:unhideWhenUsed="0" w:uiPriority="0" w:semiHidden="0" w:name="Salutation"/>
+    <w:lsdException w:unhideWhenUsed="0" w:uiPriority="0" w:semiHidden="0" w:name="Date"/>
+    <w:lsdException w:unhideWhenUsed="0" w:uiPriority="0" w:semiHidden="0" w:name="Body Text First Indent"/>
+    <w:lsdException w:unhideWhenUsed="0" w:uiPriority="0" w:semiHidden="0" w:name="Body Text First Indent 2"/>
+    <w:lsdException w:uiPriority="99" w:name="Note Heading"/>
+    <w:lsdException w:unhideWhenUsed="0" w:uiPriority="0" w:semiHidden="0" w:name="Body Text 2"/>
+    <w:lsdException w:unhideWhenUsed="0" w:uiPriority="0" w:semiHidden="0" w:name="Body Text 3"/>
+    <w:lsdException w:unhideWhenUsed="0" w:uiPriority="0" w:semiHidden="0" w:name="Body Text Indent 2"/>
+    <w:lsdException w:unhideWhenUsed="0" w:uiPriority="0" w:semiHidden="0" w:name="Body Text Indent 3"/>
+    <w:lsdException w:unhideWhenUsed="0" w:uiPriority="0" w:semiHidden="0" w:name="Block Text"/>
+    <w:lsdException w:unhideWhenUsed="0" w:uiPriority="0" w:semiHidden="0" w:name="Hyperlink"/>
+    <w:lsdException w:unhideWhenUsed="0" w:uiPriority="0" w:semiHidden="0" w:name="FollowedHyperlink"/>
+    <w:lsdException w:qFormat="1" w:unhideWhenUsed="0" w:uiPriority="0" w:semiHidden="0" w:name="Strong"/>
+    <w:lsdException w:qFormat="1" w:unhideWhenUsed="0" w:uiPriority="0" w:semiHidden="0" w:name="Emphasis"/>
+    <w:lsdException w:unhideWhenUsed="0" w:uiPriority="0" w:semiHidden="0" w:name="Document Map"/>
+    <w:lsdException w:unhideWhenUsed="0" w:uiPriority="0" w:semiHidden="0" w:name="Plain Text"/>
+    <w:lsdException w:unhideWhenUsed="0" w:uiPriority="0" w:semiHidden="0" w:name="E-mail Signature"/>
+    <w:lsdException w:qFormat="1" w:unhideWhenUsed="0" w:uiPriority="0" w:semiHidden="0" w:name="Normal (Web)"/>
+    <w:lsdException w:unhideWhenUsed="0" w:uiPriority="0" w:semiHidden="0" w:name="HTML Acronym"/>
+    <w:lsdException w:unhideWhenUsed="0" w:uiPriority="0" w:semiHidden="0" w:name="HTML Address"/>
+    <w:lsdException w:unhideWhenUsed="0" w:uiPriority="0" w:semiHidden="0" w:name="HTML Cite"/>
+    <w:lsdException w:unhideWhenUsed="0" w:uiPriority="0" w:semiHidden="0" w:name="HTML Code"/>
+    <w:lsdException w:unhideWhenUsed="0" w:uiPriority="0" w:semiHidden="0" w:name="HTML Definition"/>
+    <w:lsdException w:unhideWhenUsed="0" w:uiPriority="0" w:semiHidden="0" w:name="HTML Keyboard"/>
+    <w:lsdException w:qFormat="1" w:unhideWhenUsed="0" w:uiPriority="0" w:semiHidden="0" w:name="HTML Preformatted"/>
+    <w:lsdException w:unhideWhenUsed="0" w:uiPriority="0" w:semiHidden="0" w:name="HTML Sample"/>
+    <w:lsdException w:unhideWhenUsed="0" w:uiPriority="0" w:semiHidden="0" w:name="HTML Typewriter"/>
+    <w:lsdException w:unhideWhenUsed="0" w:uiPriority="0" w:semiHidden="0" w:name="HTML Variable"/>
+    <w:lsdException w:qFormat="1" w:unhideWhenUsed="0" w:uiPriority="0" w:name="Normal Table"/>
+    <w:lsdException w:unhideWhenUsed="0" w:uiPriority="0" w:semiHidden="0" w:name="annotation subject"/>
+    <w:lsdException w:unhideWhenUsed="0" w:uiPriority="0" w:semiHidden="0" w:name="Table Simple 1"/>
+    <w:lsdException w:unhideWhenUsed="0" w:uiPriority="0" w:semiHidden="0" w:name="Table Simple 2"/>
+    <w:lsdException w:unhideWhenUsed="0" w:uiPriority="0" w:semiHidden="0" w:name="Table Simple 3"/>
+    <w:lsdException w:unhideWhenUsed="0" w:uiPriority="0" w:semiHidden="0" w:name="Table Classic 1"/>
+    <w:lsdException w:unhideWhenUsed="0" w:uiPriority="0" w:semiHidden="0" w:name="Table Classic 2"/>
+    <w:lsdException w:unhideWhenUsed="0" w:uiPriority="0" w:semiHidden="0" w:name="Table Classic 3"/>
+    <w:lsdException w:unhideWhenUsed="0" w:uiPriority="0" w:semiHidden="0" w:name="Table Classic 4"/>
+    <w:lsdException w:unhideWhenUsed="0" w:uiPriority="0" w:semiHidden="0" w:name="Table Colorful 1"/>
+    <w:lsdException w:unhideWhenUsed="0" w:uiPriority="0" w:semiHidden="0" w:name="Table Colorful 2"/>
+    <w:lsdException w:unhideWhenUsed="0" w:uiPriority="0" w:semiHidden="0" w:name="Table Colorful 3"/>
+    <w:lsdException w:unhideWhenUsed="0" w:uiPriority="0" w:semiHidden="0" w:name="Table Columns 1"/>
+    <w:lsdException w:unhideWhenUsed="0" w:uiPriority="0" w:semiHidden="0" w:name="Table Columns 2"/>
+    <w:lsdException w:unhideWhenUsed="0" w:uiPriority="0" w:semiHidden="0" w:name="Table Columns 3"/>
+    <w:lsdException w:unhideWhenUsed="0" w:uiPriority="0" w:semiHidden="0" w:name="Table Columns 4"/>
+    <w:lsdException w:unhideWhenUsed="0" w:uiPriority="0" w:semiHidden="0" w:name="Table Columns 5"/>
+    <w:lsdException w:unhideWhenUsed="0" w:uiPriority="0" w:semiHidden="0" w:name="Table Grid 1"/>
+    <w:lsdException w:unhideWhenUsed="0" w:uiPriority="0" w:semiHidden="0" w:name="Table Grid 2"/>
+    <w:lsdException w:unhideWhenUsed="0" w:uiPriority="0" w:semiHidden="0" w:name="Table Grid 3"/>
+    <w:lsdException w:unhideWhenUsed="0" w:uiPriority="0" w:semiHidden="0" w:name="Table Grid 4"/>
+    <w:lsdException w:unhideWhenUsed="0" w:uiPriority="0" w:semiHidden="0" w:name="Table Grid 5"/>
+    <w:lsdException w:unhideWhenUsed="0" w:uiPriority="0" w:semiHidden="0" w:name="Table Grid 6"/>
+    <w:lsdException w:unhideWhenUsed="0" w:uiPriority="0" w:semiHidden="0" w:name="Table Grid 7"/>
+    <w:lsdException w:unhideWhenUsed="0" w:uiPriority="0" w:semiHidden="0" w:name="Table Grid 8"/>
+    <w:lsdException w:unhideWhenUsed="0" w:uiPriority="0" w:semiHidden="0" w:name="Table List 1"/>
+    <w:lsdException w:unhideWhenUsed="0" w:uiPriority="0" w:semiHidden="0" w:name="Table List 2"/>
+    <w:lsdException w:unhideWhenUsed="0" w:uiPriority="0" w:semiHidden="0" w:name="Table List 3"/>
+    <w:lsdException w:unhideWhenUsed="0" w:uiPriority="0" w:semiHidden="0" w:name="Table List 4"/>
+    <w:lsdException w:unhideWhenUsed="0" w:uiPriority="0" w:semiHidden="0" w:name="Table List 5"/>
+    <w:lsdException w:unhideWhenUsed="0" w:uiPriority="0" w:semiHidden="0" w:name="Table List 6"/>
+    <w:lsdException w:unhideWhenUsed="0" w:uiPriority="0" w:semiHidden="0" w:name="Table List 7"/>
+    <w:lsdException w:unhideWhenUsed="0" w:uiPriority="0" w:semiHidden="0" w:name="Table List 8"/>
+    <w:lsdException w:unhideWhenUsed="0" w:uiPriority="0" w:semiHidden="0" w:name="Table 3D effects 1"/>
+    <w:lsdException w:unhideWhenUsed="0" w:uiPriority="0" w:semiHidden="0" w:name="Table 3D effects 2"/>
+    <w:lsdException w:unhideWhenUsed="0" w:uiPriority="0" w:semiHidden="0" w:name="Table 3D effects 3"/>
+    <w:lsdException w:unhideWhenUsed="0" w:uiPriority="0" w:semiHidden="0" w:name="Table Contemporary"/>
+    <w:lsdException w:unhideWhenUsed="0" w:uiPriority="0" w:semiHidden="0" w:name="Table Elegant"/>
+    <w:lsdException w:unhideWhenUsed="0" w:uiPriority="0" w:semiHidden="0" w:name="Table Professional"/>
+    <w:lsdException w:unhideWhenUsed="0" w:uiPriority="0" w:semiHidden="0" w:name="Table Subtle 1"/>
+    <w:lsdException w:unhideWhenUsed="0" w:uiPriority="0" w:semiHidden="0" w:name="Table Subtle 2"/>
+    <w:lsdException w:unhideWhenUsed="0" w:uiPriority="0" w:semiHidden="0" w:name="Table Web 1"/>
+    <w:lsdException w:unhideWhenUsed="0" w:uiPriority="0" w:semiHidden="0" w:name="Table Web 2"/>
+    <w:lsdException w:unhideWhenUsed="0" w:uiPriority="0" w:semiHidden="0" w:name="Table Web 3"/>
+    <w:lsdException w:unhideWhenUsed="0" w:uiPriority="0" w:semiHidden="0" w:name="Balloon Text"/>
+    <w:lsdException w:qFormat="1" w:unhideWhenUsed="0" w:uiPriority="0" w:semiHidden="0" w:name="Table Grid"/>
+    <w:lsdException w:unhideWhenUsed="0" w:uiPriority="0" w:semiHidden="0" w:name="Table Theme"/>
+    <w:lsdException w:unhideWhenUsed="0" w:uiPriority="60" w:semiHidden="0" w:name="Light Shading"/>
+    <w:lsdException w:unhideWhenUsed="0" w:uiPriority="61" w:semiHidden="0" w:name="Light List"/>
+    <w:lsdException w:unhideWhenUsed="0" w:uiPriority="62" w:semiHidden="0" w:name="Light Grid"/>
+    <w:lsdException w:unhideWhenUsed="0" w:uiPriority="63" w:semiHidden="0" w:name="Medium Shading 1"/>
+    <w:lsdException w:unhideWhenUsed="0" w:uiPriority="64" w:semiHidden="0" w:name="Medium Shading 2"/>
+    <w:lsdException w:unhideWhenUsed="0" w:uiPriority="65" w:semiHidden="0" w:name="Medium List 1"/>
+    <w:lsdException w:unhideWhenUsed="0" w:uiPriority="66" w:semiHidden="0" w:name="Medium List 2"/>
+    <w:lsdException w:unhideWhenUsed="0" w:uiPriority="67" w:semiHidden="0" w:name="Medium Grid 1"/>
+    <w:lsdException w:unhideWhenUsed="0" w:uiPriority="68" w:semiHidden="0" w:name="Medium Grid 2"/>
+    <w:lsdException w:unhideWhenUsed="0" w:uiPriority="69" w:semiHidden="0" w:name="Medium Grid 3"/>
+    <w:lsdException w:unhideWhenUsed="0" w:uiPriority="70" w:semiHidden="0" w:name="Dark List"/>
+    <w:lsdException w:unhideWhenUsed="0" w:uiPriority="71" w:semiHidden="0" w:name="Colorful Shading"/>
+    <w:lsdException w:unhideWhenUsed="0" w:uiPriority="72" w:semiHidden="0" w:name="Colorful List"/>
+    <w:lsdException w:unhideWhenUsed="0" w:uiPriority="73" w:semiHidden="0" w:name="Colorful Grid"/>
+    <w:lsdException w:unhideWhenUsed="0" w:uiPriority="60" w:semiHidden="0" w:name="Light Shading Accent 1"/>
+    <w:lsdException w:unhideWhenUsed="0" w:uiPriority="61" w:semiHidden="0" w:name="Light List Accent 1"/>
+    <w:lsdException w:unhideWhenUsed="0" w:uiPriority="62" w:semiHidden="0" w:name="Light Grid Accent 1"/>
+    <w:lsdException w:unhideWhenUsed="0" w:uiPriority="63" w:semiHidden="0" w:name="Medium Shading 1 Accent 1"/>
+    <w:lsdException w:unhideWhenUsed="0" w:uiPriority="64" w:semiHidden="0" w:name="Medium Shading 2 Accent 1"/>
+    <w:lsdException w:unhideWhenUsed="0" w:uiPriority="65" w:semiHidden="0" w:name="Medium List 1 Accent 1"/>
+    <w:lsdException w:unhideWhenUsed="0" w:uiPriority="66" w:semiHidden="0" w:name="Medium List 2 Accent 1"/>
+    <w:lsdException w:unhideWhenUsed="0" w:uiPriority="67" w:semiHidden="0" w:name="Medium Grid 1 Accent 1"/>
+    <w:lsdException w:unhideWhenUsed="0" w:uiPriority="68" w:semiHidden="0" w:name="Medium Grid 2 Accent 1"/>
+    <w:lsdException w:unhideWhenUsed="0" w:uiPriority="69" w:semiHidden="0" w:name="Medium Grid 3 Accent 1"/>
+    <w:lsdException w:unhideWhenUsed="0" w:uiPriority="70" w:semiHidden="0" w:name="Dark List Accent 1"/>
+    <w:lsdException w:unhideWhenUsed="0" w:uiPriority="71" w:semiHidden="0" w:name="Colorful Shading Accent 1"/>
+    <w:lsdException w:unhideWhenUsed="0" w:uiPriority="72" w:semiHidden="0" w:name="Colorful List Accent 1"/>
+    <w:lsdException w:unhideWhenUsed="0" w:uiPriority="73" w:semiHidden="0" w:name="Colorful Grid Accent 1"/>
+    <w:lsdException w:unhideWhenUsed="0" w:uiPriority="60" w:semiHidden="0" w:name="Light Shading Accent 2"/>
+    <w:lsdException w:unhideWhenUsed="0" w:uiPriority="61" w:semiHidden="0" w:name="Light List Accent 2"/>
+    <w:lsdException w:unhideWhenUsed="0" w:uiPriority="62" w:semiHidden="0" w:name="Light Grid Accent 2"/>
+    <w:lsdException w:unhideWhenUsed="0" w:uiPriority="63" w:semiHidden="0" w:name="Medium Shading 1 Accent 2"/>
+    <w:lsdException w:unhideWhenUsed="0" w:uiPriority="64" w:semiHidden="0" w:name="Medium Shading 2 Accent 2"/>
+    <w:lsdException w:unhideWhenUsed="0" w:uiPriority="65" w:semiHidden="0" w:name="Medium List 1 Accent 2"/>
+    <w:lsdException w:unhideWhenUsed="0" w:uiPriority="66" w:semiHidden="0" w:name="Medium List 2 Accent 2"/>
+    <w:lsdException w:unhideWhenUsed="0" w:uiPriority="67" w:semiHidden="0" w:name="Medium Grid 1 Accent 2"/>
+    <w:lsdException w:unhideWhenUsed="0" w:uiPriority="68" w:semiHidden="0" w:name="Medium Grid 2 Accent 2"/>
+    <w:lsdException w:unhideWhenUsed="0" w:uiPriority="69" w:semiHidden="0" w:name="Medium Grid 3 Accent 2"/>
+    <w:lsdException w:unhideWhenUsed="0" w:uiPriority="70" w:semiHidden="0" w:name="Dark List Accent 2"/>
+    <w:lsdException w:unhideWhenUsed="0" w:uiPriority="71" w:semiHidden="0" w:name="Colorful Shading Accent 2"/>
+    <w:lsdException w:unhideWhenUsed="0" w:uiPriority="72" w:semiHidden="0" w:name="Colorful List Accent 2"/>
+    <w:lsdException w:unhideWhenUsed="0" w:uiPriority="73" w:semiHidden="0" w:name="Colorful Grid Accent 2"/>
+    <w:lsdException w:unhideWhenUsed="0" w:uiPriority="60" w:semiHidden="0" w:name="Light Shading Accent 3"/>
+    <w:lsdException w:unhideWhenUsed="0" w:uiPriority="61" w:semiHidden="0" w:name="Light List Accent 3"/>
+    <w:lsdException w:unhideWhenUsed="0" w:uiPriority="62" w:semiHidden="0" w:name="Light Grid Accent 3"/>
+    <w:lsdException w:unhideWhenUsed="0" w:uiPriority="63" w:semiHidden="0" w:name="Medium Shading 1 Accent 3"/>
+    <w:lsdException w:unhideWhenUsed="0" w:uiPriority="64" w:semiHidden="0" w:name="Medium Shading 2 Accent 3"/>
+    <w:lsdException w:unhideWhenUsed="0" w:uiPriority="65" w:semiHidden="0" w:name="Medium List 1 Accent 3"/>
+    <w:lsdException w:unhideWhenUsed="0" w:uiPriority="66" w:semiHidden="0" w:name="Medium List 2 Accent 3"/>
+    <w:lsdException w:unhideWhenUsed="0" w:uiPriority="67" w:semiHidden="0" w:name="Medium Grid 1 Accent 3"/>
+    <w:lsdException w:unhideWhenUsed="0" w:uiPriority="68" w:semiHidden="0" w:name="Medium Grid 2 Accent 3"/>
+    <w:lsdException w:unhideWhenUsed="0" w:uiPriority="69" w:semiHidden="0" w:name="Medium Grid 3 Accent 3"/>
+    <w:lsdException w:unhideWhenUsed="0" w:uiPriority="70" w:semiHidden="0" w:name="Dark List Accent 3"/>
+    <w:lsdException w:unhideWhenUsed="0" w:uiPriority="71" w:semiHidden="0" w:name="Colorful Shading Accent 3"/>
+    <w:lsdException w:unhideWhenUsed="0" w:uiPriority="72" w:semiHidden="0" w:name="Colorful List Accent 3"/>
+    <w:lsdException w:unhideWhenUsed="0" w:uiPriority="73" w:semiHidden="0" w:name="Colorful Grid Accent 3"/>
+    <w:lsdException w:unhideWhenUsed="0" w:uiPriority="60" w:semiHidden="0" w:name="Light Shading Accent 4"/>
+    <w:lsdException w:unhideWhenUsed="0" w:uiPriority="61" w:semiHidden="0" w:name="Light List Accent 4"/>
+    <w:lsdException w:unhideWhenUsed="0" w:uiPriority="62" w:semiHidden="0" w:name="Light Grid Accent 4"/>
+    <w:lsdException w:unhideWhenUsed="0" w:uiPriority="63" w:semiHidden="0" w:name="Medium Shading 1 Accent 4"/>
+    <w:lsdException w:unhideWhenUsed="0" w:uiPriority="64" w:semiHidden="0" w:name="Medium Shading 2 Accent 4"/>
+    <w:lsdException w:unhideWhenUsed="0" w:uiPriority="65" w:semiHidden="0" w:name="Medium List 1 Accent 4"/>
+    <w:lsdException w:unhideWhenUsed="0" w:uiPriority="66" w:semiHidden="0" w:name="Medium List 2 Accent 4"/>
+    <w:lsdException w:unhideWhenUsed="0" w:uiPriority="67" w:semiHidden="0" w:name="Medium Grid 1 Accent 4"/>
+    <w:lsdException w:unhideWhenUsed="0" w:uiPriority="68" w:semiHidden="0" w:name="Medium Grid 2 Accent 4"/>
+    <w:lsdException w:unhideWhenUsed="0" w:uiPriority="69" w:semiHidden="0" w:name="Medium Grid 3 Accent 4"/>
+    <w:lsdException w:unhideWhenUsed="0" w:uiPriority="70" w:semiHidden="0" w:name="Dark List Accent 4"/>
+    <w:lsdException w:unhideWhenUsed="0" w:uiPriority="71" w:semiHidden="0" w:name="Colorful Shading Accent 4"/>
+    <w:lsdException w:unhideWhenUsed="0" w:uiPriority="72" w:semiHidden="0" w:name="Colorful List Accent 4"/>
+    <w:lsdException w:unhideWhenUsed="0" w:uiPriority="73" w:semiHidden="0" w:name="Colorful Grid Accent 4"/>
+    <w:lsdException w:unhideWhenUsed="0" w:uiPriority="60" w:semiHidden="0" w:name="Light Shading Accent 5"/>
+    <w:lsdException w:unhideWhenUsed="0" w:uiPriority="61" w:semiHidden="0" w:name="Light List Accent 5"/>
+    <w:lsdException w:unhideWhenUsed="0" w:uiPriority="62" w:semiHidden="0" w:name="Light Grid Accent 5"/>
+    <w:lsdException w:unhideWhenUsed="0" w:uiPriority="63" w:semiHidden="0" w:name="Medium Shading 1 Accent 5"/>
+    <w:lsdException w:unhideWhenUsed="0" w:uiPriority="64" w:semiHidden="0" w:name="Medium Shading 2 Accent 5"/>
+    <w:lsdException w:unhideWhenUsed="0" w:uiPriority="65" w:semiHidden="0" w:name="Medium List 1 Accent 5"/>
+    <w:lsdException w:unhideWhenUsed="0" w:uiPriority="66" w:semiHidden="0" w:name="Medium List 2 Accent 5"/>
+    <w:lsdException w:unhideWhenUsed="0" w:uiPriority="67" w:semiHidden="0" w:name="Medium Grid 1 Accent 5"/>
+    <w:lsdException w:unhideWhenUsed="0" w:uiPriority="68" w:semiHidden="0" w:name="Medium Grid 2 Accent 5"/>
+    <w:lsdException w:unhideWhenUsed="0" w:uiPriority="69" w:semiHidden="0" w:name="Medium Grid 3 Accent 5"/>
+    <w:lsdException w:unhideWhenUsed="0" w:uiPriority="70" w:semiHidden="0" w:name="Dark List Accent 5"/>
+    <w:lsdException w:unhideWhenUsed="0" w:uiPriority="71" w:semiHidden="0" w:name="Colorful Shading Accent 5"/>
+    <w:lsdException w:unhideWhenUsed="0" w:uiPriority="72" w:semiHidden="0" w:name="Colorful List Accent 5"/>
+    <w:lsdException w:unhideWhenUsed="0" w:uiPriority="73" w:semiHidden="0" w:name="Colorful Grid Accent 5"/>
+    <w:lsdException w:unhideWhenUsed="0" w:uiPriority="60" w:semiHidden="0" w:name="Light Shading Accent 6"/>
+    <w:lsdException w:unhideWhenUsed="0" w:uiPriority="61" w:semiHidden="0" w:name="Light List Accent 6"/>
+    <w:lsdException w:unhideWhenUsed="0" w:uiPriority="62" w:semiHidden="0" w:name="Light Grid Accent 6"/>
+    <w:lsdException w:unhideWhenUsed="0" w:uiPriority="63" w:semiHidden="0" w:name="Medium Shading 1 Accent 6"/>
+    <w:lsdException w:unhideWhenUsed="0" w:uiPriority="64" w:semiHidden="0" w:name="Medium Shading 2 Accent 6"/>
+    <w:lsdException w:unhideWhenUsed="0" w:uiPriority="65" w:semiHidden="0" w:name="Medium List 1 Accent 6"/>
+    <w:lsdException w:unhideWhenUsed="0" w:uiPriority="66" w:semiHidden="0" w:name="Medium List 2 Accent 6"/>
+    <w:lsdException w:unhideWhenUsed="0" w:uiPriority="67" w:semiHidden="0" w:name="Medium Grid 1 Accent 6"/>
+    <w:lsdException w:unhideWhenUsed="0" w:uiPriority="68" w:semiHidden="0" w:name="Medium Grid 2 Accent 6"/>
+    <w:lsdException w:unhideWhenUsed="0" w:uiPriority="69" w:semiHidden="0" w:name="Medium Grid 3 Accent 6"/>
+    <w:lsdException w:unhideWhenUsed="0" w:uiPriority="70" w:semiHidden="0" w:name="Dark List Accent 6"/>
+    <w:lsdException w:unhideWhenUsed="0" w:uiPriority="71" w:semiHidden="0" w:name="Colorful Shading Accent 6"/>
+    <w:lsdException w:unhideWhenUsed="0" w:uiPriority="72" w:semiHidden="0" w:name="Colorful List Accent 6"/>
+    <w:lsdException w:unhideWhenUsed="0" w:uiPriority="73" w:semiHidden="0" w:name="Colorful Grid Accent 6"/>
   </w:latentStyles>
-  <w:style w:type="paragraph" w:default="1" w:styleId="Normal">
+  <w:style w:type="paragraph" w:default="1" w:styleId="1">
     <w:name w:val="Normal"/>
     <w:qFormat/>
+    <w:uiPriority w:val="0"/>
     <w:pPr>
       <w:kinsoku w:val="0"/>
       <w:autoSpaceDE w:val="0"/>
@@ -8079,7 +8272,7 @@
       <w:textAlignment w:val="baseline"/>
     </w:pPr>
     <w:rPr>
-      <w:rFonts w:ascii="Arial" w:eastAsia="宋体" w:hAnsi="Arial" w:cs="Arial"/>
+      <w:rFonts w:ascii="Arial" w:hAnsi="Arial" w:eastAsia="宋体" w:cs="Arial"/>
       <w:snapToGrid w:val="0"/>
       <w:color w:val="000000"/>
       <w:kern w:val="0"/>
@@ -8088,11 +8281,12 @@
       <w:lang w:val="en-US" w:eastAsia="en-US" w:bidi="ar-SA"/>
     </w:rPr>
   </w:style>
-  <w:style w:type="paragraph" w:styleId="Heading1">
+  <w:style w:type="paragraph" w:styleId="2">
     <w:name w:val="heading 1"/>
-    <w:basedOn w:val="Normal"/>
-    <w:next w:val="Normal"/>
+    <w:basedOn w:val="1"/>
+    <w:next w:val="1"/>
     <w:qFormat/>
+    <w:uiPriority w:val="0"/>
     <w:pPr>
       <w:keepNext/>
       <w:keepLines/>
@@ -8110,12 +8304,13 @@
       <w:sz w:val="44"/>
     </w:rPr>
   </w:style>
-  <w:style w:type="paragraph" w:styleId="Heading2">
+  <w:style w:type="paragraph" w:styleId="3">
     <w:name w:val="heading 2"/>
-    <w:basedOn w:val="Normal"/>
-    <w:next w:val="Normal"/>
+    <w:basedOn w:val="1"/>
+    <w:next w:val="1"/>
     <w:unhideWhenUsed/>
     <w:qFormat/>
+    <w:uiPriority w:val="0"/>
     <w:pPr>
       <w:keepNext/>
       <w:keepLines/>
@@ -8128,18 +8323,19 @@
       <w:outlineLvl w:val="1"/>
     </w:pPr>
     <w:rPr>
-      <w:rFonts w:ascii="Arial" w:eastAsia="黑体" w:hAnsi="Arial"/>
+      <w:rFonts w:ascii="Arial" w:hAnsi="Arial" w:eastAsia="黑体"/>
       <w:b/>
       <w:sz w:val="32"/>
     </w:rPr>
   </w:style>
-  <w:style w:type="paragraph" w:styleId="Heading3">
+  <w:style w:type="paragraph" w:styleId="4">
     <w:name w:val="heading 3"/>
-    <w:basedOn w:val="Normal"/>
-    <w:next w:val="Normal"/>
+    <w:basedOn w:val="1"/>
+    <w:next w:val="1"/>
     <w:semiHidden/>
     <w:unhideWhenUsed/>
     <w:qFormat/>
+    <w:uiPriority w:val="0"/>
     <w:pPr>
       <w:keepNext/>
       <w:keepLines/>
@@ -8156,12 +8352,13 @@
       <w:sz w:val="32"/>
     </w:rPr>
   </w:style>
-  <w:style w:type="paragraph" w:styleId="Heading4">
+  <w:style w:type="paragraph" w:styleId="5">
     <w:name w:val="heading 4"/>
-    <w:basedOn w:val="Normal"/>
-    <w:next w:val="Normal"/>
+    <w:basedOn w:val="1"/>
+    <w:next w:val="1"/>
     <w:unhideWhenUsed/>
     <w:qFormat/>
+    <w:uiPriority w:val="0"/>
     <w:pPr>
       <w:keepNext/>
       <w:keepLines/>
@@ -8174,18 +8371,19 @@
       <w:outlineLvl w:val="3"/>
     </w:pPr>
     <w:rPr>
-      <w:rFonts w:ascii="Arial" w:eastAsia="黑体" w:hAnsi="Arial"/>
+      <w:rFonts w:ascii="Arial" w:hAnsi="Arial" w:eastAsia="黑体"/>
       <w:b/>
       <w:sz w:val="28"/>
     </w:rPr>
   </w:style>
-  <w:style w:type="paragraph" w:styleId="Heading5">
+  <w:style w:type="paragraph" w:styleId="6">
     <w:name w:val="heading 5"/>
-    <w:basedOn w:val="Normal"/>
-    <w:next w:val="Normal"/>
+    <w:basedOn w:val="1"/>
+    <w:next w:val="1"/>
     <w:semiHidden/>
     <w:unhideWhenUsed/>
     <w:qFormat/>
+    <w:uiPriority w:val="0"/>
     <w:pPr>
       <w:keepNext/>
       <w:keepLines/>
@@ -8202,13 +8400,14 @@
       <w:sz w:val="28"/>
     </w:rPr>
   </w:style>
-  <w:style w:type="paragraph" w:styleId="Heading6">
+  <w:style w:type="paragraph" w:styleId="7">
     <w:name w:val="heading 6"/>
-    <w:basedOn w:val="Normal"/>
-    <w:next w:val="Normal"/>
+    <w:basedOn w:val="1"/>
+    <w:next w:val="1"/>
     <w:semiHidden/>
     <w:unhideWhenUsed/>
     <w:qFormat/>
+    <w:uiPriority w:val="0"/>
     <w:pPr>
       <w:keepNext/>
       <w:keepLines/>
@@ -8221,18 +8420,19 @@
       <w:outlineLvl w:val="5"/>
     </w:pPr>
     <w:rPr>
-      <w:rFonts w:ascii="Arial" w:eastAsia="黑体" w:hAnsi="Arial"/>
+      <w:rFonts w:ascii="Arial" w:hAnsi="Arial" w:eastAsia="黑体"/>
       <w:b/>
       <w:sz w:val="24"/>
     </w:rPr>
   </w:style>
-  <w:style w:type="paragraph" w:styleId="Heading7">
+  <w:style w:type="paragraph" w:styleId="8">
     <w:name w:val="heading 7"/>
-    <w:basedOn w:val="Normal"/>
-    <w:next w:val="Normal"/>
+    <w:basedOn w:val="1"/>
+    <w:next w:val="1"/>
     <w:semiHidden/>
     <w:unhideWhenUsed/>
     <w:qFormat/>
+    <w:uiPriority w:val="0"/>
     <w:pPr>
       <w:keepNext/>
       <w:keepLines/>
@@ -8249,13 +8449,14 @@
       <w:sz w:val="24"/>
     </w:rPr>
   </w:style>
-  <w:style w:type="paragraph" w:styleId="Heading8">
+  <w:style w:type="paragraph" w:styleId="9">
     <w:name w:val="heading 8"/>
-    <w:basedOn w:val="Normal"/>
-    <w:next w:val="Normal"/>
+    <w:basedOn w:val="1"/>
+    <w:next w:val="1"/>
     <w:semiHidden/>
     <w:unhideWhenUsed/>
     <w:qFormat/>
+    <w:uiPriority w:val="0"/>
     <w:pPr>
       <w:keepNext/>
       <w:keepLines/>
@@ -8268,17 +8469,18 @@
       <w:outlineLvl w:val="7"/>
     </w:pPr>
     <w:rPr>
-      <w:rFonts w:ascii="Arial" w:eastAsia="黑体" w:hAnsi="Arial"/>
+      <w:rFonts w:ascii="Arial" w:hAnsi="Arial" w:eastAsia="黑体"/>
       <w:sz w:val="24"/>
     </w:rPr>
   </w:style>
-  <w:style w:type="paragraph" w:styleId="Heading9">
+  <w:style w:type="paragraph" w:styleId="10">
     <w:name w:val="heading 9"/>
-    <w:basedOn w:val="Normal"/>
-    <w:next w:val="Normal"/>
+    <w:basedOn w:val="1"/>
+    <w:next w:val="1"/>
     <w:semiHidden/>
     <w:unhideWhenUsed/>
     <w:qFormat/>
+    <w:uiPriority w:val="0"/>
     <w:pPr>
       <w:keepNext/>
       <w:keepLines/>
@@ -8291,19 +8493,21 @@
       <w:outlineLvl w:val="8"/>
     </w:pPr>
     <w:rPr>
-      <w:rFonts w:ascii="Arial" w:eastAsia="黑体" w:hAnsi="Arial"/>
+      <w:rFonts w:ascii="Arial" w:hAnsi="Arial" w:eastAsia="黑体"/>
       <w:sz w:val="21"/>
     </w:rPr>
   </w:style>
-  <w:style w:type="character" w:default="1" w:styleId="DefaultParagraphFont">
+  <w:style w:type="character" w:default="1" w:styleId="24">
     <w:name w:val="Default Paragraph Font"/>
     <w:semiHidden/>
     <w:qFormat/>
+    <w:uiPriority w:val="0"/>
   </w:style>
-  <w:style w:type="table" w:default="1" w:styleId="TableNormal">
+  <w:style w:type="table" w:default="1" w:styleId="22">
     <w:name w:val="Normal Table"/>
     <w:semiHidden/>
     <w:qFormat/>
+    <w:uiPriority w:val="0"/>
     <w:tblPr>
       <w:tblCellMar>
         <w:top w:w="0" w:type="dxa"/>
@@ -8313,39 +8517,43 @@
       </w:tblCellMar>
     </w:tblPr>
   </w:style>
-  <w:style w:type="paragraph" w:styleId="CommentText">
+  <w:style w:type="paragraph" w:styleId="11">
     <w:name w:val="annotation text"/>
-    <w:basedOn w:val="Normal"/>
+    <w:basedOn w:val="1"/>
     <w:qFormat/>
+    <w:uiPriority w:val="0"/>
     <w:pPr>
       <w:jc w:val="left"/>
     </w:pPr>
   </w:style>
-  <w:style w:type="paragraph" w:styleId="BodyText">
+  <w:style w:type="paragraph" w:styleId="12">
     <w:name w:val="Body Text"/>
-    <w:basedOn w:val="Normal"/>
+    <w:basedOn w:val="1"/>
     <w:semiHidden/>
     <w:qFormat/>
+    <w:uiPriority w:val="0"/>
     <w:rPr>
-      <w:rFonts w:ascii="Arial" w:eastAsia="Arial" w:hAnsi="Arial" w:cs="Arial"/>
+      <w:rFonts w:ascii="Arial" w:hAnsi="Arial" w:eastAsia="Arial" w:cs="Arial"/>
       <w:sz w:val="21"/>
       <w:szCs w:val="21"/>
       <w:lang w:val="en-US" w:eastAsia="en-US" w:bidi="ar-SA"/>
     </w:rPr>
   </w:style>
-  <w:style w:type="paragraph" w:styleId="TOC3">
+  <w:style w:type="paragraph" w:styleId="13">
     <w:name w:val="toc 3"/>
-    <w:basedOn w:val="Normal"/>
-    <w:next w:val="Normal"/>
+    <w:basedOn w:val="1"/>
+    <w:next w:val="1"/>
     <w:qFormat/>
+    <w:uiPriority w:val="0"/>
     <w:pPr>
       <w:ind w:left="840" w:leftChars="400"/>
     </w:pPr>
   </w:style>
-  <w:style w:type="paragraph" w:styleId="Footer">
+  <w:style w:type="paragraph" w:styleId="14">
     <w:name w:val="footer"/>
-    <w:basedOn w:val="Normal"/>
+    <w:basedOn w:val="1"/>
     <w:qFormat/>
+    <w:uiPriority w:val="0"/>
     <w:pPr>
       <w:tabs>
         <w:tab w:val="center" w:pos="4153"/>
@@ -8358,16 +8566,17 @@
       <w:sz w:val="18"/>
     </w:rPr>
   </w:style>
-  <w:style w:type="paragraph" w:styleId="Header">
+  <w:style w:type="paragraph" w:styleId="15">
     <w:name w:val="header"/>
-    <w:basedOn w:val="Normal"/>
+    <w:basedOn w:val="1"/>
     <w:qFormat/>
+    <w:uiPriority w:val="0"/>
     <w:pPr>
       <w:pBdr>
-        <w:top w:val="nil"/>
-        <w:left w:val="nil"/>
-        <w:bottom w:val="nil"/>
-        <w:right w:val="nil"/>
+        <w:top w:val="none" w:color="auto" w:sz="0" w:space="0"/>
+        <w:left w:val="none" w:color="auto" w:sz="0" w:space="0"/>
+        <w:bottom w:val="none" w:color="auto" w:sz="0" w:space="0"/>
+        <w:right w:val="none" w:color="auto" w:sz="0" w:space="0"/>
       </w:pBdr>
       <w:tabs>
         <w:tab w:val="center" w:pos="4153"/>
@@ -8382,37 +8591,41 @@
       <w:sz w:val="18"/>
     </w:rPr>
   </w:style>
-  <w:style w:type="paragraph" w:styleId="TOC1">
+  <w:style w:type="paragraph" w:styleId="16">
     <w:name w:val="toc 1"/>
-    <w:basedOn w:val="Normal"/>
-    <w:next w:val="Normal"/>
+    <w:basedOn w:val="1"/>
+    <w:next w:val="1"/>
     <w:qFormat/>
+    <w:uiPriority w:val="0"/>
     <w:rPr>
-      <w:rFonts w:ascii="Arial" w:eastAsia="Microsoft JhengHei" w:hAnsi="Arial"/>
+      <w:rFonts w:ascii="Arial" w:hAnsi="Arial" w:eastAsia="Microsoft JhengHei"/>
       <w:sz w:val="24"/>
     </w:rPr>
   </w:style>
-  <w:style w:type="paragraph" w:styleId="TableofFigures">
+  <w:style w:type="paragraph" w:styleId="17">
     <w:name w:val="table of figures"/>
-    <w:basedOn w:val="Normal"/>
-    <w:next w:val="Normal"/>
+    <w:basedOn w:val="1"/>
+    <w:next w:val="1"/>
     <w:qFormat/>
+    <w:uiPriority w:val="0"/>
     <w:pPr>
-      <w:ind w:hanging="200" w:leftChars="200" w:hangingChars="200"/>
+      <w:ind w:leftChars="200" w:hanging="200" w:hangingChars="200"/>
     </w:pPr>
   </w:style>
-  <w:style w:type="paragraph" w:styleId="TOC2">
+  <w:style w:type="paragraph" w:styleId="18">
     <w:name w:val="toc 2"/>
-    <w:basedOn w:val="Normal"/>
-    <w:next w:val="Normal"/>
+    <w:basedOn w:val="1"/>
+    <w:next w:val="1"/>
     <w:qFormat/>
+    <w:uiPriority w:val="0"/>
     <w:pPr>
       <w:ind w:left="420" w:leftChars="200"/>
     </w:pPr>
   </w:style>
-  <w:style w:type="paragraph" w:styleId="HTMLPreformatted">
+  <w:style w:type="paragraph" w:styleId="19">
     <w:name w:val="HTML Preformatted"/>
     <w:qFormat/>
+    <w:uiPriority w:val="0"/>
     <w:pPr>
       <w:tabs>
         <w:tab w:val="left" w:pos="916"/>
@@ -8435,25 +8648,27 @@
       <w:jc w:val="left"/>
     </w:pPr>
     <w:rPr>
-      <w:rFonts w:ascii="宋体" w:eastAsia="宋体" w:hAnsi="宋体" w:cs="宋体" w:hint="eastAsia"/>
+      <w:rFonts w:hint="eastAsia" w:ascii="宋体" w:hAnsi="宋体" w:eastAsia="宋体" w:cs="宋体"/>
       <w:kern w:val="0"/>
       <w:sz w:val="24"/>
       <w:szCs w:val="24"/>
       <w:lang w:val="en-US" w:eastAsia="zh-CN"/>
     </w:rPr>
   </w:style>
-  <w:style w:type="paragraph" w:styleId="NormalWeb">
+  <w:style w:type="paragraph" w:styleId="20">
     <w:name w:val="Normal (Web)"/>
-    <w:basedOn w:val="Normal"/>
+    <w:basedOn w:val="1"/>
     <w:qFormat/>
+    <w:uiPriority w:val="0"/>
     <w:rPr>
       <w:sz w:val="24"/>
     </w:rPr>
   </w:style>
-  <w:style w:type="paragraph" w:styleId="Title">
+  <w:style w:type="paragraph" w:styleId="21">
     <w:name w:val="Title"/>
-    <w:basedOn w:val="Normal"/>
+    <w:basedOn w:val="1"/>
     <w:qFormat/>
+    <w:uiPriority w:val="0"/>
     <w:pPr>
       <w:spacing w:before="240" w:beforeLines="0" w:beforeAutospacing="0" w:after="60" w:afterLines="0" w:afterAutospacing="0"/>
       <w:jc w:val="center"/>
@@ -8465,68 +8680,73 @@
       <w:sz w:val="32"/>
     </w:rPr>
   </w:style>
-  <w:style w:type="table" w:styleId="TableGrid">
+  <w:style w:type="table" w:styleId="23">
     <w:name w:val="Table Grid"/>
-    <w:basedOn w:val="TableNormal"/>
+    <w:basedOn w:val="22"/>
     <w:qFormat/>
+    <w:uiPriority w:val="0"/>
     <w:pPr>
       <w:widowControl w:val="0"/>
       <w:jc w:val="both"/>
     </w:pPr>
     <w:tblPr>
       <w:tblBorders>
-        <w:top w:val="single" w:sz="4" w:space="0" w:color="auto"/>
-        <w:left w:val="single" w:sz="4" w:space="0" w:color="auto"/>
-        <w:bottom w:val="single" w:sz="4" w:space="0" w:color="auto"/>
-        <w:right w:val="single" w:sz="4" w:space="0" w:color="auto"/>
-        <w:insideH w:val="single" w:sz="4" w:space="0" w:color="auto"/>
-        <w:insideV w:val="single" w:sz="4" w:space="0" w:color="auto"/>
+        <w:top w:val="single" w:color="auto" w:sz="4" w:space="0"/>
+        <w:left w:val="single" w:color="auto" w:sz="4" w:space="0"/>
+        <w:bottom w:val="single" w:color="auto" w:sz="4" w:space="0"/>
+        <w:right w:val="single" w:color="auto" w:sz="4" w:space="0"/>
+        <w:insideH w:val="single" w:color="auto" w:sz="4" w:space="0"/>
+        <w:insideV w:val="single" w:color="auto" w:sz="4" w:space="0"/>
       </w:tblBorders>
     </w:tblPr>
   </w:style>
-  <w:style w:type="character" w:styleId="Strong">
+  <w:style w:type="character" w:styleId="25">
     <w:name w:val="Strong"/>
-    <w:basedOn w:val="DefaultParagraphFont"/>
+    <w:basedOn w:val="24"/>
     <w:qFormat/>
+    <w:uiPriority w:val="0"/>
     <w:rPr>
       <w:b/>
     </w:rPr>
   </w:style>
-  <w:style w:type="paragraph" w:customStyle="1" w:styleId="a">
+  <w:style w:type="paragraph" w:customStyle="1" w:styleId="26">
     <w:name w:val="柴_公司名"/>
-    <w:basedOn w:val="Title"/>
+    <w:basedOn w:val="21"/>
     <w:qFormat/>
+    <w:uiPriority w:val="0"/>
     <w:pPr>
       <w:spacing w:after="600" w:afterLines="600"/>
     </w:pPr>
     <w:rPr>
-      <w:rFonts w:ascii="宋体" w:eastAsia="宋体" w:hAnsi="宋体" w:cs="宋体" w:hint="eastAsia"/>
+      <w:rFonts w:hint="eastAsia" w:ascii="宋体" w:hAnsi="宋体" w:eastAsia="宋体" w:cs="宋体"/>
       <w:bCs/>
       <w:spacing w:val="-6"/>
       <w:sz w:val="52"/>
       <w:szCs w:val="52"/>
     </w:rPr>
   </w:style>
-  <w:style w:type="paragraph" w:customStyle="1" w:styleId="a0">
+  <w:style w:type="paragraph" w:customStyle="1" w:styleId="27">
     <w:name w:val="柴_文档名"/>
-    <w:basedOn w:val="Title"/>
+    <w:basedOn w:val="21"/>
     <w:qFormat/>
+    <w:uiPriority w:val="0"/>
     <w:pPr>
       <w:spacing w:after="900" w:afterLines="900"/>
     </w:pPr>
     <w:rPr>
-      <w:rFonts w:ascii="黑体" w:eastAsia="黑体" w:hAnsi="黑体" w:cs="黑体"/>
+      <w:rFonts w:ascii="黑体" w:hAnsi="黑体" w:eastAsia="黑体" w:cs="黑体"/>
       <w:bCs/>
       <w:spacing w:val="-7"/>
       <w:sz w:val="52"/>
       <w:szCs w:val="52"/>
     </w:rPr>
   </w:style>
-  <w:style w:type="table" w:customStyle="1" w:styleId="TableNormal0">
+  <w:style w:type="table" w:customStyle="1" w:styleId="28">
     <w:name w:val="Table Normal_0"/>
     <w:semiHidden/>
     <w:unhideWhenUsed/>
     <w:qFormat/>
+    <w:uiPriority w:val="0"/>
     <w:tblPr>
       <w:tblCellMar>
         <w:top w:w="0" w:type="dxa"/>
@@ -8536,82 +8756,88 @@
       </w:tblCellMar>
     </w:tblPr>
   </w:style>
-  <w:style w:type="paragraph" w:customStyle="1" w:styleId="TableText">
+  <w:style w:type="paragraph" w:customStyle="1" w:styleId="29">
     <w:name w:val="Table Text"/>
-    <w:basedOn w:val="Normal"/>
+    <w:basedOn w:val="1"/>
     <w:semiHidden/>
     <w:qFormat/>
+    <w:uiPriority w:val="0"/>
     <w:rPr>
-      <w:rFonts w:ascii="宋体" w:eastAsia="宋体" w:hAnsi="宋体" w:cs="宋体"/>
+      <w:rFonts w:ascii="宋体" w:hAnsi="宋体" w:eastAsia="宋体" w:cs="宋体"/>
       <w:sz w:val="21"/>
       <w:szCs w:val="21"/>
       <w:lang w:val="en-US" w:eastAsia="en-US" w:bidi="ar-SA"/>
     </w:rPr>
   </w:style>
-  <w:style w:type="paragraph" w:customStyle="1" w:styleId="1">
+  <w:style w:type="paragraph" w:customStyle="1" w:styleId="30">
     <w:name w:val="柴_标题1"/>
-    <w:basedOn w:val="Heading1"/>
-    <w:next w:val="a1"/>
-    <w:link w:val="1Char"/>
+    <w:basedOn w:val="2"/>
+    <w:next w:val="31"/>
+    <w:link w:val="40"/>
     <w:qFormat/>
+    <w:uiPriority w:val="0"/>
     <w:pPr>
       <w:spacing w:before="100" w:after="90" w:line="360" w:lineRule="auto"/>
     </w:pPr>
     <w:rPr>
-      <w:rFonts w:ascii="Arial" w:eastAsia="宋体" w:hAnsi="Arial"/>
+      <w:rFonts w:ascii="Arial" w:hAnsi="Arial" w:eastAsia="宋体"/>
       <w:sz w:val="32"/>
     </w:rPr>
   </w:style>
-  <w:style w:type="paragraph" w:customStyle="1" w:styleId="a1">
+  <w:style w:type="paragraph" w:customStyle="1" w:styleId="31">
     <w:name w:val="柴_正文"/>
-    <w:basedOn w:val="BodyText"/>
-    <w:link w:val="Char"/>
+    <w:basedOn w:val="12"/>
+    <w:link w:val="43"/>
     <w:qFormat/>
+    <w:uiPriority w:val="0"/>
     <w:pPr>
       <w:spacing w:line="360" w:lineRule="auto"/>
       <w:ind w:firstLine="470" w:firstLineChars="200"/>
     </w:pPr>
     <w:rPr>
-      <w:rFonts w:ascii="Arial" w:eastAsia="宋体" w:hAnsi="Arial"/>
+      <w:rFonts w:ascii="Arial" w:hAnsi="Arial" w:eastAsia="宋体"/>
       <w:sz w:val="24"/>
       <w:lang w:eastAsia="zh-CN"/>
     </w:rPr>
   </w:style>
-  <w:style w:type="paragraph" w:customStyle="1" w:styleId="2">
+  <w:style w:type="paragraph" w:customStyle="1" w:styleId="32">
     <w:name w:val="柴_标题2"/>
-    <w:basedOn w:val="Heading2"/>
-    <w:next w:val="a1"/>
-    <w:link w:val="2Char"/>
+    <w:basedOn w:val="3"/>
+    <w:next w:val="31"/>
+    <w:link w:val="46"/>
     <w:qFormat/>
+    <w:uiPriority w:val="0"/>
     <w:pPr>
       <w:spacing w:line="360" w:lineRule="auto"/>
     </w:pPr>
     <w:rPr>
-      <w:rFonts w:ascii="Arial" w:eastAsia="宋体" w:hAnsi="Arial"/>
+      <w:rFonts w:ascii="Arial" w:hAnsi="Arial" w:eastAsia="宋体"/>
       <w:sz w:val="28"/>
     </w:rPr>
   </w:style>
-  <w:style w:type="paragraph" w:customStyle="1" w:styleId="3">
+  <w:style w:type="paragraph" w:customStyle="1" w:styleId="33">
     <w:name w:val="柴_标题3"/>
-    <w:basedOn w:val="Heading3"/>
-    <w:next w:val="a1"/>
+    <w:basedOn w:val="4"/>
+    <w:next w:val="31"/>
     <w:qFormat/>
+    <w:uiPriority w:val="0"/>
     <w:pPr>
       <w:spacing w:line="360" w:lineRule="auto"/>
       <w:ind w:left="0" w:firstLine="472" w:firstLineChars="200"/>
     </w:pPr>
     <w:rPr>
-      <w:rFonts w:ascii="宋体" w:eastAsia="宋体" w:hAnsi="宋体" w:cs="宋体"/>
+      <w:rFonts w:ascii="宋体" w:hAnsi="宋体" w:eastAsia="宋体" w:cs="宋体"/>
       <w:spacing w:val="-2"/>
       <w:sz w:val="24"/>
       <w:szCs w:val="24"/>
     </w:rPr>
   </w:style>
-  <w:style w:type="paragraph" w:customStyle="1" w:styleId="a2">
+  <w:style w:type="paragraph" w:customStyle="1" w:styleId="34">
     <w:name w:val="柴_目录"/>
-    <w:basedOn w:val="Normal"/>
-    <w:next w:val="BodyText"/>
+    <w:basedOn w:val="1"/>
+    <w:next w:val="12"/>
     <w:qFormat/>
+    <w:uiPriority w:val="0"/>
     <w:pPr>
       <w:tabs>
         <w:tab w:val="right" w:leader="dot" w:pos="8442"/>
@@ -8619,59 +8845,64 @@
       <w:ind w:left="0" w:leftChars="0"/>
     </w:pPr>
     <w:rPr>
-      <w:rFonts w:ascii="Arial" w:eastAsia="Microsoft JhengHei" w:hAnsi="Arial"/>
+      <w:rFonts w:ascii="Arial" w:hAnsi="Arial" w:eastAsia="Microsoft JhengHei"/>
       <w:sz w:val="24"/>
     </w:rPr>
   </w:style>
-  <w:style w:type="paragraph" w:customStyle="1" w:styleId="WPSOffice1">
+  <w:style w:type="paragraph" w:customStyle="1" w:styleId="35">
     <w:name w:val="WPSOffice手动目录 1"/>
     <w:qFormat/>
+    <w:uiPriority w:val="0"/>
     <w:pPr>
       <w:ind w:leftChars="0"/>
     </w:pPr>
     <w:rPr>
-      <w:rFonts w:ascii="Times New Roman" w:eastAsia="宋体" w:hAnsi="Times New Roman" w:cs="Times New Roman"/>
+      <w:rFonts w:ascii="Times New Roman" w:hAnsi="Times New Roman" w:eastAsia="宋体" w:cs="Times New Roman"/>
       <w:sz w:val="20"/>
       <w:szCs w:val="20"/>
     </w:rPr>
   </w:style>
-  <w:style w:type="paragraph" w:customStyle="1" w:styleId="WPSOffice2">
+  <w:style w:type="paragraph" w:customStyle="1" w:styleId="36">
     <w:name w:val="WPSOffice手动目录 2"/>
     <w:qFormat/>
+    <w:uiPriority w:val="0"/>
     <w:pPr>
       <w:ind w:leftChars="200"/>
     </w:pPr>
     <w:rPr>
-      <w:rFonts w:ascii="Times New Roman" w:eastAsia="宋体" w:hAnsi="Times New Roman" w:cs="Times New Roman"/>
+      <w:rFonts w:ascii="Times New Roman" w:hAnsi="Times New Roman" w:eastAsia="宋体" w:cs="Times New Roman"/>
       <w:sz w:val="20"/>
       <w:szCs w:val="20"/>
     </w:rPr>
   </w:style>
-  <w:style w:type="paragraph" w:customStyle="1" w:styleId="WPSOffice3">
+  <w:style w:type="paragraph" w:customStyle="1" w:styleId="37">
     <w:name w:val="WPSOffice手动目录 3"/>
     <w:qFormat/>
+    <w:uiPriority w:val="0"/>
     <w:pPr>
       <w:ind w:leftChars="400"/>
     </w:pPr>
     <w:rPr>
-      <w:rFonts w:ascii="Times New Roman" w:eastAsia="宋体" w:hAnsi="Times New Roman" w:cs="Times New Roman"/>
+      <w:rFonts w:ascii="Times New Roman" w:hAnsi="Times New Roman" w:eastAsia="宋体" w:cs="Times New Roman"/>
       <w:sz w:val="20"/>
       <w:szCs w:val="20"/>
     </w:rPr>
   </w:style>
-  <w:style w:type="paragraph" w:customStyle="1" w:styleId="Compact">
+  <w:style w:type="paragraph" w:customStyle="1" w:styleId="38">
     <w:name w:val="Compact"/>
-    <w:basedOn w:val="BodyText"/>
+    <w:basedOn w:val="12"/>
     <w:qFormat/>
+    <w:uiPriority w:val="0"/>
     <w:pPr>
       <w:spacing w:before="36" w:after="36"/>
     </w:pPr>
   </w:style>
-  <w:style w:type="table" w:customStyle="1" w:styleId="Table">
+  <w:style w:type="table" w:customStyle="1" w:styleId="39">
     <w:name w:val="Table"/>
     <w:semiHidden/>
     <w:unhideWhenUsed/>
     <w:qFormat/>
+    <w:uiPriority w:val="0"/>
     <w:tblPr>
       <w:tblCellMar>
         <w:top w:w="0" w:type="dxa"/>
@@ -8683,26 +8914,28 @@
     <w:tblStylePr w:type="firstRow">
       <w:tcPr>
         <w:tcBorders>
-          <w:bottom w:val="single" w:sz="0" w:space="0" w:color="auto"/>
+          <w:bottom w:val="single" w:color="auto" w:sz="0" w:space="0"/>
         </w:tcBorders>
         <w:vAlign w:val="bottom"/>
       </w:tcPr>
     </w:tblStylePr>
   </w:style>
-  <w:style w:type="character" w:customStyle="1" w:styleId="1Char">
+  <w:style w:type="character" w:customStyle="1" w:styleId="40">
     <w:name w:val="柴_标题1 Char"/>
-    <w:link w:val="1"/>
+    <w:link w:val="30"/>
     <w:qFormat/>
+    <w:uiPriority w:val="0"/>
     <w:rPr>
-      <w:rFonts w:ascii="Arial" w:eastAsia="宋体" w:hAnsi="Arial"/>
+      <w:rFonts w:ascii="Arial" w:hAnsi="Arial" w:eastAsia="宋体"/>
       <w:sz w:val="32"/>
     </w:rPr>
   </w:style>
-  <w:style w:type="paragraph" w:customStyle="1" w:styleId="a3">
+  <w:style w:type="paragraph" w:customStyle="1" w:styleId="41">
     <w:name w:val="柴_正文_无缩进"/>
-    <w:basedOn w:val="Normal"/>
-    <w:link w:val="Char0"/>
+    <w:basedOn w:val="1"/>
+    <w:link w:val="45"/>
     <w:qFormat/>
+    <w:uiPriority w:val="0"/>
     <w:pPr>
       <w:ind w:firstLine="0" w:firstLineChars="0"/>
     </w:pPr>
@@ -8712,38 +8945,41 @@
       <w:lang w:eastAsia="zh-CN"/>
     </w:rPr>
   </w:style>
-  <w:style w:type="paragraph" w:customStyle="1" w:styleId="4">
+  <w:style w:type="paragraph" w:customStyle="1" w:styleId="42">
     <w:name w:val="柴_标题4"/>
-    <w:basedOn w:val="Heading4"/>
-    <w:next w:val="Normal"/>
+    <w:basedOn w:val="5"/>
+    <w:next w:val="1"/>
     <w:qFormat/>
+    <w:uiPriority w:val="0"/>
     <w:pPr>
       <w:widowControl w:val="0"/>
       <w:spacing w:before="160" w:line="360" w:lineRule="auto"/>
-      <w:ind w:left="981" w:hanging="862" w:leftChars="300"/>
+      <w:ind w:left="981" w:leftChars="300" w:hanging="862"/>
     </w:pPr>
     <w:rPr>
-      <w:rFonts w:ascii="Calibri" w:eastAsia="宋体" w:hAnsi="Calibri" w:cs="宋体" w:hint="eastAsia"/>
+      <w:rFonts w:hint="eastAsia" w:ascii="Calibri" w:hAnsi="Calibri" w:eastAsia="宋体" w:cs="宋体"/>
       <w:sz w:val="24"/>
       <w:szCs w:val="24"/>
       <w:lang w:eastAsia="zh-CN" w:bidi="zh-CN"/>
     </w:rPr>
   </w:style>
-  <w:style w:type="character" w:customStyle="1" w:styleId="Char">
+  <w:style w:type="character" w:customStyle="1" w:styleId="43">
     <w:name w:val="柴_正文 Char"/>
-    <w:link w:val="a1"/>
+    <w:link w:val="31"/>
     <w:qFormat/>
+    <w:uiPriority w:val="0"/>
     <w:rPr>
-      <w:rFonts w:ascii="Arial" w:eastAsia="宋体" w:hAnsi="Arial"/>
+      <w:rFonts w:ascii="Arial" w:hAnsi="Arial" w:eastAsia="宋体"/>
       <w:sz w:val="24"/>
       <w:lang w:eastAsia="zh-CN"/>
     </w:rPr>
   </w:style>
-  <w:style w:type="table" w:customStyle="1" w:styleId="TableNormal00">
+  <w:style w:type="table" w:customStyle="1" w:styleId="44">
     <w:name w:val="Table Normal_0_0"/>
     <w:semiHidden/>
     <w:unhideWhenUsed/>
     <w:qFormat/>
+    <w:uiPriority w:val="0"/>
     <w:tblPr>
       <w:tblCellMar>
         <w:top w:w="0" w:type="dxa"/>
@@ -8753,41 +8989,45 @@
       </w:tblCellMar>
     </w:tblPr>
   </w:style>
-  <w:style w:type="character" w:customStyle="1" w:styleId="Char0">
+  <w:style w:type="character" w:customStyle="1" w:styleId="45">
     <w:name w:val="柴_正文_无缩进 Char"/>
-    <w:link w:val="a3"/>
+    <w:link w:val="41"/>
     <w:qFormat/>
+    <w:uiPriority w:val="0"/>
     <w:rPr>
       <w:rFonts w:ascii="Arial" w:hAnsi="Arial"/>
       <w:sz w:val="24"/>
       <w:lang w:eastAsia="zh-CN"/>
     </w:rPr>
   </w:style>
-  <w:style w:type="character" w:customStyle="1" w:styleId="2Char">
+  <w:style w:type="character" w:customStyle="1" w:styleId="46">
     <w:name w:val="柴_标题2 Char"/>
-    <w:link w:val="2"/>
+    <w:link w:val="32"/>
     <w:qFormat/>
+    <w:uiPriority w:val="0"/>
     <w:rPr>
-      <w:rFonts w:ascii="Arial" w:eastAsia="宋体" w:hAnsi="Arial"/>
+      <w:rFonts w:ascii="Arial" w:hAnsi="Arial" w:eastAsia="宋体"/>
       <w:sz w:val="28"/>
     </w:rPr>
   </w:style>
-  <w:style w:type="character" w:customStyle="1" w:styleId="Char1">
+  <w:style w:type="character" w:customStyle="1" w:styleId="47">
     <w:name w:val="柴_题注 Char"/>
-    <w:link w:val="a4"/>
+    <w:link w:val="48"/>
     <w:qFormat/>
+    <w:uiPriority w:val="0"/>
   </w:style>
-  <w:style w:type="paragraph" w:customStyle="1" w:styleId="a4">
+  <w:style w:type="paragraph" w:customStyle="1" w:styleId="48">
     <w:name w:val="柴_题注"/>
-    <w:basedOn w:val="HTMLPreformatted"/>
-    <w:link w:val="Char1"/>
+    <w:basedOn w:val="19"/>
+    <w:link w:val="47"/>
     <w:qFormat/>
+    <w:uiPriority w:val="0"/>
     <w:pPr>
       <w:pBdr>
-        <w:top w:val="nil"/>
-        <w:left w:val="nil"/>
-        <w:bottom w:val="nil"/>
-        <w:right w:val="nil"/>
+        <w:top w:val="none" w:color="auto" w:sz="0" w:space="0"/>
+        <w:left w:val="none" w:color="auto" w:sz="0" w:space="0"/>
+        <w:bottom w:val="none" w:color="auto" w:sz="0" w:space="0"/>
+        <w:right w:val="none" w:color="auto" w:sz="0" w:space="0"/>
       </w:pBdr>
       <w:wordWrap w:val="0"/>
       <w:spacing w:line="264" w:lineRule="atLeast"/>
